--- a/Historique_IA_Simon_Silvestre.docx
+++ b/Historique_IA_Simon_Silvestre.docx
@@ -9,35 +9,48 @@
     </w:p>
     <w:p>
       <w:r>
-        <w:t>[2026-05-</w:t>
-      </w:r>
-      <w:r>
-        <w:t>13</w:t>
-      </w:r>
-      <w:r>
+        <w:rPr>
+          <w:highlight w:val="green"/>
+        </w:rPr>
+        <w:t xml:space="preserve">[2026-05-13 </w:t>
+      </w:r>
+      <w:proofErr w:type="gramStart"/>
+      <w:r>
+        <w:rPr>
+          <w:highlight w:val="green"/>
+        </w:rPr>
+        <w:t>15:</w:t>
+      </w:r>
+      <w:proofErr w:type="gramEnd"/>
+      <w:r>
+        <w:rPr>
+          <w:highlight w:val="green"/>
+        </w:rPr>
+        <w:t>00]</w:t>
+      </w:r>
+    </w:p>
+    <w:p>
+      <w:r>
+        <w:rPr>
+          <w:b/>
+          <w:bCs/>
+        </w:rPr>
+        <w:t>Prompt</w:t>
+      </w:r>
+      <w:r>
+        <w:rPr>
+          <w:b/>
+          <w:bCs/>
+        </w:rPr>
         <w:t xml:space="preserve"> </w:t>
       </w:r>
-      <w:proofErr w:type="gramStart"/>
-      <w:r>
-        <w:t>1</w:t>
-      </w:r>
-      <w:r>
-        <w:t>5</w:t>
-      </w:r>
-      <w:r>
+      <w:r>
+        <w:rPr>
+          <w:b/>
+          <w:bCs/>
+        </w:rPr>
         <w:t>:</w:t>
       </w:r>
-      <w:proofErr w:type="gramEnd"/>
-      <w:r>
-        <w:t>00]</w:t>
-      </w:r>
-    </w:p>
-    <w:p>
-      <w:proofErr w:type="gramStart"/>
-      <w:r>
-        <w:t>Prompt:</w:t>
-      </w:r>
-      <w:proofErr w:type="gramEnd"/>
       <w:r>
         <w:t xml:space="preserve"> "je fais un projet avec 3 autres </w:t>
       </w:r>
@@ -524,30 +537,59 @@
     </w:p>
     <w:p>
       <w:proofErr w:type="spellStart"/>
-      <w:proofErr w:type="gramStart"/>
-      <w:r>
+      <w:r>
+        <w:rPr>
+          <w:b/>
+          <w:bCs/>
+        </w:rPr>
         <w:t>Tokens</w:t>
       </w:r>
       <w:proofErr w:type="spellEnd"/>
       <w:r>
+        <w:rPr>
+          <w:b/>
+          <w:bCs/>
+        </w:rPr>
+        <w:t xml:space="preserve"> </w:t>
+      </w:r>
+      <w:r>
+        <w:rPr>
+          <w:b/>
+          <w:bCs/>
+        </w:rPr>
         <w:t>:</w:t>
       </w:r>
-      <w:proofErr w:type="gramEnd"/>
-      <w:r>
-        <w:t xml:space="preserve"> XXX</w:t>
-      </w:r>
-    </w:p>
-    <w:p>
-      <w:proofErr w:type="gramStart"/>
-      <w:r>
-        <w:t>Réponse:</w:t>
-      </w:r>
-      <w:proofErr w:type="gramEnd"/>
       <w:r>
         <w:t xml:space="preserve"> </w:t>
       </w:r>
       <w:r>
-        <w:t>« </w:t>
+        <w:t>719</w:t>
+      </w:r>
+    </w:p>
+    <w:p>
+      <w:r>
+        <w:rPr>
+          <w:b/>
+          <w:bCs/>
+        </w:rPr>
+        <w:t>Réponse</w:t>
+      </w:r>
+      <w:r>
+        <w:rPr>
+          <w:b/>
+          <w:bCs/>
+        </w:rPr>
+        <w:t xml:space="preserve"> </w:t>
+      </w:r>
+      <w:r>
+        <w:rPr>
+          <w:b/>
+          <w:bCs/>
+        </w:rPr>
+        <w:t>:</w:t>
+      </w:r>
+      <w:r>
+        <w:t xml:space="preserve"> « </w:t>
       </w:r>
       <w:r>
         <w:t xml:space="preserve">Ton code actuel est une excellente base ! Il est clair, utilise les bonnes pratiques en Python (comme le </w:t>
@@ -1441,36 +1483,49 @@
     </w:p>
     <w:p>
       <w:r>
+        <w:rPr>
+          <w:highlight w:val="green"/>
+        </w:rPr>
         <w:lastRenderedPageBreak/>
-        <w:t>[2026-05-</w:t>
-      </w:r>
-      <w:r>
-        <w:t>13</w:t>
-      </w:r>
-      <w:r>
+        <w:t xml:space="preserve">[2026-05-13 </w:t>
+      </w:r>
+      <w:proofErr w:type="gramStart"/>
+      <w:r>
+        <w:rPr>
+          <w:highlight w:val="green"/>
+        </w:rPr>
+        <w:t>16:</w:t>
+      </w:r>
+      <w:proofErr w:type="gramEnd"/>
+      <w:r>
+        <w:rPr>
+          <w:highlight w:val="green"/>
+        </w:rPr>
+        <w:t>00]</w:t>
+      </w:r>
+    </w:p>
+    <w:p>
+      <w:r>
+        <w:rPr>
+          <w:b/>
+          <w:bCs/>
+        </w:rPr>
+        <w:t>Prompt</w:t>
+      </w:r>
+      <w:r>
+        <w:rPr>
+          <w:b/>
+          <w:bCs/>
+        </w:rPr>
         <w:t xml:space="preserve"> </w:t>
       </w:r>
-      <w:proofErr w:type="gramStart"/>
-      <w:r>
-        <w:t>1</w:t>
-      </w:r>
-      <w:r>
-        <w:t>6</w:t>
-      </w:r>
-      <w:r>
+      <w:r>
+        <w:rPr>
+          <w:b/>
+          <w:bCs/>
+        </w:rPr>
         <w:t>:</w:t>
       </w:r>
-      <w:proofErr w:type="gramEnd"/>
-      <w:r>
-        <w:t>00]</w:t>
-      </w:r>
-    </w:p>
-    <w:p>
-      <w:proofErr w:type="gramStart"/>
-      <w:r>
-        <w:t>Prompt:</w:t>
-      </w:r>
-      <w:proofErr w:type="gramEnd"/>
       <w:r>
         <w:t xml:space="preserve"> "ok parfait ce code est </w:t>
       </w:r>
@@ -1503,28 +1558,24 @@
     </w:p>
     <w:p>
       <w:r>
-        <w:t>- "type</w:t>
-      </w:r>
-      <w:proofErr w:type="gramStart"/>
-      <w:r>
-        <w:t>":</w:t>
-      </w:r>
-      <w:proofErr w:type="gramEnd"/>
-      <w:r>
-        <w:t xml:space="preserve"> "audio",</w:t>
-      </w:r>
-    </w:p>
-    <w:p>
-      <w:r>
-        <w:t>- "source</w:t>
-      </w:r>
-      <w:proofErr w:type="gramStart"/>
-      <w:r>
-        <w:t>":</w:t>
-      </w:r>
-      <w:proofErr w:type="gramEnd"/>
-      <w:r>
-        <w:t xml:space="preserve"> "microphone",</w:t>
+        <w:t>- "type"</w:t>
+      </w:r>
+      <w:r>
+        <w:t xml:space="preserve"> </w:t>
+      </w:r>
+      <w:r>
+        <w:t>: "audio",</w:t>
+      </w:r>
+    </w:p>
+    <w:p>
+      <w:r>
+        <w:t>- "source"</w:t>
+      </w:r>
+      <w:r>
+        <w:t xml:space="preserve"> </w:t>
+      </w:r>
+      <w:r>
+        <w:t>: "microphone",</w:t>
       </w:r>
     </w:p>
     <w:p>
@@ -1536,39 +1587,44 @@
         <w:t>sample_rate</w:t>
       </w:r>
       <w:proofErr w:type="spellEnd"/>
-      <w:proofErr w:type="gramStart"/>
-      <w:r>
-        <w:t>":</w:t>
-      </w:r>
-      <w:proofErr w:type="gramEnd"/>
-      <w:r>
-        <w:t xml:space="preserve"> 44100,</w:t>
-      </w:r>
-    </w:p>
-    <w:p>
-      <w:r>
-        <w:t>- "duration</w:t>
-      </w:r>
-      <w:proofErr w:type="gramStart"/>
-      <w:r>
-        <w:t>":</w:t>
-      </w:r>
-      <w:proofErr w:type="gramEnd"/>
-      <w:r>
-        <w:t xml:space="preserve"> 5.0,</w:t>
-      </w:r>
-    </w:p>
-    <w:p>
-      <w:r>
-        <w:t>- "timestamp</w:t>
-      </w:r>
-      <w:proofErr w:type="gramStart"/>
-      <w:r>
-        <w:t>":</w:t>
-      </w:r>
-      <w:proofErr w:type="gramEnd"/>
-      <w:r>
-        <w:t xml:space="preserve"> "2026-05-04T12:00:00",</w:t>
+      <w:r>
+        <w:t>"</w:t>
+      </w:r>
+      <w:r>
+        <w:t xml:space="preserve"> </w:t>
+      </w:r>
+      <w:r>
+        <w:t>: 44100,</w:t>
+      </w:r>
+    </w:p>
+    <w:p>
+      <w:r>
+        <w:t>- "duration"</w:t>
+      </w:r>
+      <w:r>
+        <w:t xml:space="preserve"> </w:t>
+      </w:r>
+      <w:r>
+        <w:t>: 5.0,</w:t>
+      </w:r>
+    </w:p>
+    <w:p>
+      <w:r>
+        <w:t>- "timestamp"</w:t>
+      </w:r>
+      <w:r>
+        <w:t xml:space="preserve"> </w:t>
+      </w:r>
+      <w:r>
+        <w:t>: "2026-05-04T</w:t>
+      </w:r>
+      <w:proofErr w:type="gramStart"/>
+      <w:r>
+        <w:t>12:</w:t>
+      </w:r>
+      <w:proofErr w:type="gramEnd"/>
+      <w:r>
+        <w:t>00:00",</w:t>
       </w:r>
     </w:p>
     <w:p>
@@ -1580,13 +1636,22 @@
         <w:t>samples</w:t>
       </w:r>
       <w:proofErr w:type="spellEnd"/>
-      <w:proofErr w:type="gramStart"/>
-      <w:r>
-        <w:t>":</w:t>
-      </w:r>
-      <w:proofErr w:type="gramEnd"/>
-      <w:r>
-        <w:t xml:space="preserve"> [0.1, 0.2, -0.1, ] // Liste des échantillons</w:t>
+      <w:r>
+        <w:t>"</w:t>
+      </w:r>
+      <w:r>
+        <w:t xml:space="preserve"> </w:t>
+      </w:r>
+      <w:r>
+        <w:t>: [0.1, 0.2, -0.1</w:t>
+      </w:r>
+      <w:proofErr w:type="gramStart"/>
+      <w:r>
+        <w:t>, ]</w:t>
+      </w:r>
+      <w:proofErr w:type="gramEnd"/>
+      <w:r>
+        <w:t xml:space="preserve"> // Liste des échantillons</w:t>
       </w:r>
     </w:p>
     <w:p/>
@@ -2399,30 +2464,59 @@
     </w:p>
     <w:p>
       <w:proofErr w:type="spellStart"/>
-      <w:proofErr w:type="gramStart"/>
-      <w:r>
+      <w:r>
+        <w:rPr>
+          <w:b/>
+          <w:bCs/>
+        </w:rPr>
         <w:t>Tokens</w:t>
       </w:r>
       <w:proofErr w:type="spellEnd"/>
       <w:r>
+        <w:rPr>
+          <w:b/>
+          <w:bCs/>
+        </w:rPr>
+        <w:t xml:space="preserve"> </w:t>
+      </w:r>
+      <w:r>
+        <w:rPr>
+          <w:b/>
+          <w:bCs/>
+        </w:rPr>
         <w:t>:</w:t>
       </w:r>
-      <w:proofErr w:type="gramEnd"/>
-      <w:r>
-        <w:t xml:space="preserve"> XXX</w:t>
-      </w:r>
-    </w:p>
-    <w:p>
-      <w:proofErr w:type="gramStart"/>
-      <w:r>
-        <w:t>Réponse:</w:t>
-      </w:r>
-      <w:proofErr w:type="gramEnd"/>
       <w:r>
         <w:t xml:space="preserve"> </w:t>
       </w:r>
       <w:r>
-        <w:t xml:space="preserve">« </w:t>
+        <w:t>948</w:t>
+      </w:r>
+    </w:p>
+    <w:p>
+      <w:r>
+        <w:rPr>
+          <w:b/>
+          <w:bCs/>
+        </w:rPr>
+        <w:t>Réponse</w:t>
+      </w:r>
+      <w:r>
+        <w:rPr>
+          <w:b/>
+          <w:bCs/>
+        </w:rPr>
+        <w:t xml:space="preserve"> </w:t>
+      </w:r>
+      <w:r>
+        <w:rPr>
+          <w:b/>
+          <w:bCs/>
+        </w:rPr>
+        <w:t>:</w:t>
+      </w:r>
+      <w:r>
+        <w:t xml:space="preserve"> « </w:t>
       </w:r>
       <w:r>
         <w:t>C'est une excellente initiative de passer à la programmation orientée objet (POO) ! C'est la méthode standard pour ce genre de projet, car cela permet de regrouper toutes les informations (attributs) et les actions (méthodes) liées à ton signal au même endroit.</w:t>
@@ -3527,7 +3621,7843 @@
       <w:r>
         <w:t> »</w:t>
       </w:r>
-    </w:p>
+      <w:r>
+        <w:br/>
+      </w:r>
+    </w:p>
+    <w:p>
+      <w:r>
+        <w:br w:type="page"/>
+      </w:r>
+    </w:p>
+    <w:p>
+      <w:r>
+        <w:rPr>
+          <w:highlight w:val="green"/>
+        </w:rPr>
+        <w:lastRenderedPageBreak/>
+        <w:t>[2026-0</w:t>
+      </w:r>
+      <w:r>
+        <w:rPr>
+          <w:highlight w:val="green"/>
+        </w:rPr>
+        <w:t>6</w:t>
+      </w:r>
+      <w:r>
+        <w:rPr>
+          <w:highlight w:val="green"/>
+        </w:rPr>
+        <w:t>-1</w:t>
+      </w:r>
+      <w:r>
+        <w:rPr>
+          <w:highlight w:val="green"/>
+        </w:rPr>
+        <w:t>6</w:t>
+      </w:r>
+      <w:r>
+        <w:rPr>
+          <w:highlight w:val="green"/>
+        </w:rPr>
+        <w:t xml:space="preserve"> </w:t>
+      </w:r>
+      <w:proofErr w:type="gramStart"/>
+      <w:r>
+        <w:rPr>
+          <w:highlight w:val="green"/>
+        </w:rPr>
+        <w:t>1</w:t>
+      </w:r>
+      <w:r>
+        <w:rPr>
+          <w:highlight w:val="green"/>
+        </w:rPr>
+        <w:t>4</w:t>
+      </w:r>
+      <w:r>
+        <w:rPr>
+          <w:highlight w:val="green"/>
+        </w:rPr>
+        <w:t>:</w:t>
+      </w:r>
+      <w:proofErr w:type="gramEnd"/>
+      <w:r>
+        <w:rPr>
+          <w:highlight w:val="green"/>
+        </w:rPr>
+        <w:t>19</w:t>
+      </w:r>
+      <w:r>
+        <w:rPr>
+          <w:highlight w:val="green"/>
+        </w:rPr>
+        <w:t>]</w:t>
+      </w:r>
+    </w:p>
+    <w:p>
+      <w:r>
+        <w:rPr>
+          <w:b/>
+          <w:bCs/>
+        </w:rPr>
+        <w:t>Prompt</w:t>
+      </w:r>
+      <w:r>
+        <w:rPr>
+          <w:b/>
+          <w:bCs/>
+        </w:rPr>
+        <w:t xml:space="preserve"> </w:t>
+      </w:r>
+      <w:r>
+        <w:rPr>
+          <w:b/>
+          <w:bCs/>
+        </w:rPr>
+        <w:t>:</w:t>
+      </w:r>
+      <w:r>
+        <w:t xml:space="preserve"> "</w:t>
+      </w:r>
+      <w:r>
+        <w:t xml:space="preserve">Je dois ajouter le code de mon </w:t>
+      </w:r>
+      <w:proofErr w:type="spellStart"/>
+      <w:r>
+        <w:t>collegue</w:t>
+      </w:r>
+      <w:proofErr w:type="spellEnd"/>
+      <w:r>
+        <w:t xml:space="preserve"> au miens. Je dois garder ma classe et ajouter son code dans ma classe. Lui il avait une classe "</w:t>
+      </w:r>
+      <w:proofErr w:type="spellStart"/>
+      <w:r>
+        <w:t>SignalAcquisition</w:t>
+      </w:r>
+      <w:proofErr w:type="spellEnd"/>
+      <w:r>
+        <w:t xml:space="preserve">" mais elle ne va donc plus exister. Voici mon code avec le siens ajouter mais tout ne fonctionne pas : </w:t>
+      </w:r>
+    </w:p>
+    <w:p>
+      <w:r>
+        <w:t xml:space="preserve">L'ajout de son code doit récupérer les informations que moi j'ai </w:t>
+      </w:r>
+      <w:proofErr w:type="gramStart"/>
+      <w:r>
+        <w:t>extraites</w:t>
+      </w:r>
+      <w:proofErr w:type="gramEnd"/>
+      <w:r>
+        <w:t xml:space="preserve"> du fichier du signal pour les mettre dans le fichier csv "Output_GroupeA.csv". Dans ce fichier csv </w:t>
+      </w:r>
+      <w:proofErr w:type="spellStart"/>
+      <w:r>
+        <w:t>ya</w:t>
+      </w:r>
+      <w:proofErr w:type="spellEnd"/>
+      <w:r>
+        <w:t xml:space="preserve"> toutes les infos du signal et les données du signal avec le vecteur temps aussi (ce qui n'est pas le cas actuellement). </w:t>
+      </w:r>
+    </w:p>
+    <w:p>
+      <w:r>
+        <w:t xml:space="preserve">De </w:t>
+      </w:r>
+      <w:proofErr w:type="gramStart"/>
+      <w:r>
+        <w:t>plus;</w:t>
+      </w:r>
+      <w:proofErr w:type="gramEnd"/>
+      <w:r>
+        <w:t xml:space="preserve"> mon </w:t>
+      </w:r>
+      <w:proofErr w:type="spellStart"/>
+      <w:r>
+        <w:t>collegue</w:t>
+      </w:r>
+      <w:proofErr w:type="spellEnd"/>
+      <w:r>
+        <w:t xml:space="preserve"> demandait </w:t>
+      </w:r>
+      <w:proofErr w:type="spellStart"/>
+      <w:r>
+        <w:t>a</w:t>
+      </w:r>
+      <w:proofErr w:type="spellEnd"/>
+      <w:r>
+        <w:t xml:space="preserve"> l'utilisateur de rentrer le type de signal et certaines données que moi j'ai déjà donc faut faire avec mes données. Pareil, il générait les valeurs du signal </w:t>
+      </w:r>
+    </w:p>
+    <w:p/>
+    <w:p/>
+    <w:p>
+      <w:r>
+        <w:t xml:space="preserve"># -*- </w:t>
+      </w:r>
+      <w:proofErr w:type="spellStart"/>
+      <w:proofErr w:type="gramStart"/>
+      <w:r>
+        <w:t>coding</w:t>
+      </w:r>
+      <w:proofErr w:type="spellEnd"/>
+      <w:r>
+        <w:t>:</w:t>
+      </w:r>
+      <w:proofErr w:type="gramEnd"/>
+      <w:r>
+        <w:t xml:space="preserve"> utf-8 -*- </w:t>
+      </w:r>
+    </w:p>
+    <w:p>
+      <w:r>
+        <w:t xml:space="preserve">""" </w:t>
+      </w:r>
+    </w:p>
+    <w:p>
+      <w:proofErr w:type="spellStart"/>
+      <w:r>
+        <w:t>Created</w:t>
+      </w:r>
+      <w:proofErr w:type="spellEnd"/>
+      <w:r>
+        <w:t xml:space="preserve"> on </w:t>
+      </w:r>
+      <w:proofErr w:type="spellStart"/>
+      <w:r>
+        <w:t>Wed</w:t>
+      </w:r>
+      <w:proofErr w:type="spellEnd"/>
+      <w:r>
+        <w:t xml:space="preserve"> May 13 </w:t>
+      </w:r>
+      <w:proofErr w:type="gramStart"/>
+      <w:r>
+        <w:t>16:</w:t>
+      </w:r>
+      <w:proofErr w:type="gramEnd"/>
+      <w:r>
+        <w:t xml:space="preserve">33:56 2026 </w:t>
+      </w:r>
+    </w:p>
+    <w:p/>
+    <w:p>
+      <w:r>
+        <w:t>@</w:t>
+      </w:r>
+      <w:proofErr w:type="gramStart"/>
+      <w:r>
+        <w:t>author:</w:t>
+      </w:r>
+      <w:proofErr w:type="gramEnd"/>
+      <w:r>
+        <w:t xml:space="preserve"> ss06384z </w:t>
+      </w:r>
+    </w:p>
+    <w:p>
+      <w:r>
+        <w:t xml:space="preserve">""" </w:t>
+      </w:r>
+    </w:p>
+    <w:p/>
+    <w:p>
+      <w:r>
+        <w:t xml:space="preserve">#import </w:t>
+      </w:r>
+      <w:proofErr w:type="spellStart"/>
+      <w:r>
+        <w:t>datetime</w:t>
+      </w:r>
+      <w:proofErr w:type="spellEnd"/>
+      <w:r>
+        <w:t xml:space="preserve"> # Import nécessaire pour le timestamp </w:t>
+      </w:r>
+    </w:p>
+    <w:p>
+      <w:proofErr w:type="spellStart"/>
+      <w:proofErr w:type="gramStart"/>
+      <w:r>
+        <w:t>from</w:t>
+      </w:r>
+      <w:proofErr w:type="spellEnd"/>
+      <w:proofErr w:type="gramEnd"/>
+      <w:r>
+        <w:t xml:space="preserve"> </w:t>
+      </w:r>
+      <w:proofErr w:type="spellStart"/>
+      <w:r>
+        <w:t>datetime</w:t>
+      </w:r>
+      <w:proofErr w:type="spellEnd"/>
+      <w:r>
+        <w:t xml:space="preserve"> import </w:t>
+      </w:r>
+      <w:proofErr w:type="spellStart"/>
+      <w:r>
+        <w:t>datetime</w:t>
+      </w:r>
+      <w:proofErr w:type="spellEnd"/>
+      <w:r>
+        <w:t xml:space="preserve"> </w:t>
+      </w:r>
+    </w:p>
+    <w:p>
+      <w:proofErr w:type="gramStart"/>
+      <w:r>
+        <w:t>import</w:t>
+      </w:r>
+      <w:proofErr w:type="gramEnd"/>
+      <w:r>
+        <w:t xml:space="preserve"> pandas as </w:t>
+      </w:r>
+      <w:proofErr w:type="spellStart"/>
+      <w:r>
+        <w:t>pd</w:t>
+      </w:r>
+      <w:proofErr w:type="spellEnd"/>
+      <w:r>
+        <w:t xml:space="preserve"> </w:t>
+      </w:r>
+    </w:p>
+    <w:p>
+      <w:proofErr w:type="gramStart"/>
+      <w:r>
+        <w:t>import</w:t>
+      </w:r>
+      <w:proofErr w:type="gramEnd"/>
+      <w:r>
+        <w:t xml:space="preserve"> </w:t>
+      </w:r>
+      <w:proofErr w:type="spellStart"/>
+      <w:r>
+        <w:t>random</w:t>
+      </w:r>
+      <w:proofErr w:type="spellEnd"/>
+      <w:r>
+        <w:t xml:space="preserve"> </w:t>
+      </w:r>
+    </w:p>
+    <w:p/>
+    <w:p>
+      <w:proofErr w:type="gramStart"/>
+      <w:r>
+        <w:t>class</w:t>
+      </w:r>
+      <w:proofErr w:type="gramEnd"/>
+      <w:r>
+        <w:t xml:space="preserve"> </w:t>
+      </w:r>
+      <w:proofErr w:type="spellStart"/>
+      <w:r>
+        <w:t>Mon_Signal_GrpA</w:t>
+      </w:r>
+      <w:proofErr w:type="spellEnd"/>
+      <w:r>
+        <w:t xml:space="preserve">: </w:t>
+      </w:r>
+    </w:p>
+    <w:p>
+      <w:r>
+        <w:t xml:space="preserve">     </w:t>
+      </w:r>
+    </w:p>
+    <w:p>
+      <w:r>
+        <w:t xml:space="preserve">    # Le constructeur : il initialise les variables quand on crée le signal </w:t>
+      </w:r>
+    </w:p>
+    <w:p>
+      <w:r>
+        <w:t xml:space="preserve">    </w:t>
+      </w:r>
+      <w:proofErr w:type="spellStart"/>
+      <w:proofErr w:type="gramStart"/>
+      <w:r>
+        <w:t>def</w:t>
+      </w:r>
+      <w:proofErr w:type="spellEnd"/>
+      <w:proofErr w:type="gramEnd"/>
+      <w:r>
+        <w:t xml:space="preserve"> __init__(self): </w:t>
+      </w:r>
+    </w:p>
+    <w:p>
+      <w:r>
+        <w:t xml:space="preserve">        </w:t>
+      </w:r>
+      <w:proofErr w:type="spellStart"/>
+      <w:proofErr w:type="gramStart"/>
+      <w:r>
+        <w:t>self.type</w:t>
+      </w:r>
+      <w:proofErr w:type="spellEnd"/>
+      <w:proofErr w:type="gramEnd"/>
+      <w:r>
+        <w:t xml:space="preserve"> = "" </w:t>
+      </w:r>
+    </w:p>
+    <w:p>
+      <w:r>
+        <w:t xml:space="preserve">        </w:t>
+      </w:r>
+      <w:proofErr w:type="spellStart"/>
+      <w:proofErr w:type="gramStart"/>
+      <w:r>
+        <w:t>self.source</w:t>
+      </w:r>
+      <w:proofErr w:type="spellEnd"/>
+      <w:proofErr w:type="gramEnd"/>
+      <w:r>
+        <w:t xml:space="preserve"> = "" </w:t>
+      </w:r>
+    </w:p>
+    <w:p>
+      <w:r>
+        <w:t xml:space="preserve">        </w:t>
+      </w:r>
+      <w:proofErr w:type="spellStart"/>
+      <w:proofErr w:type="gramStart"/>
+      <w:r>
+        <w:t>self</w:t>
+      </w:r>
+      <w:proofErr w:type="gramEnd"/>
+      <w:r>
+        <w:t>.sample_rate</w:t>
+      </w:r>
+      <w:proofErr w:type="spellEnd"/>
+      <w:r>
+        <w:t xml:space="preserve"> = 0 </w:t>
+      </w:r>
+    </w:p>
+    <w:p>
+      <w:r>
+        <w:t xml:space="preserve">        </w:t>
+      </w:r>
+      <w:proofErr w:type="spellStart"/>
+      <w:proofErr w:type="gramStart"/>
+      <w:r>
+        <w:t>self.duration</w:t>
+      </w:r>
+      <w:proofErr w:type="spellEnd"/>
+      <w:proofErr w:type="gramEnd"/>
+      <w:r>
+        <w:t xml:space="preserve"> = 0.0 </w:t>
+      </w:r>
+    </w:p>
+    <w:p>
+      <w:r>
+        <w:t xml:space="preserve">        </w:t>
+      </w:r>
+      <w:proofErr w:type="spellStart"/>
+      <w:proofErr w:type="gramStart"/>
+      <w:r>
+        <w:t>self.timestamp</w:t>
+      </w:r>
+      <w:proofErr w:type="spellEnd"/>
+      <w:proofErr w:type="gramEnd"/>
+      <w:r>
+        <w:t xml:space="preserve"> = "" </w:t>
+      </w:r>
+    </w:p>
+    <w:p>
+      <w:r>
+        <w:lastRenderedPageBreak/>
+        <w:t xml:space="preserve">        </w:t>
+      </w:r>
+      <w:proofErr w:type="spellStart"/>
+      <w:proofErr w:type="gramStart"/>
+      <w:r>
+        <w:t>self.samples</w:t>
+      </w:r>
+      <w:proofErr w:type="spellEnd"/>
+      <w:proofErr w:type="gramEnd"/>
+      <w:r>
+        <w:t xml:space="preserve"> = [] </w:t>
+      </w:r>
+    </w:p>
+    <w:p>
+      <w:r>
+        <w:t xml:space="preserve">         </w:t>
+      </w:r>
+    </w:p>
+    <w:p>
+      <w:r>
+        <w:t xml:space="preserve">        # Variable interne du vecteur temps du signal  </w:t>
+      </w:r>
+    </w:p>
+    <w:p>
+      <w:r>
+        <w:t xml:space="preserve">        </w:t>
+      </w:r>
+      <w:proofErr w:type="gramStart"/>
+      <w:r>
+        <w:t>self</w:t>
+      </w:r>
+      <w:proofErr w:type="gramEnd"/>
+      <w:r>
+        <w:t xml:space="preserve">.t = []  </w:t>
+      </w:r>
+    </w:p>
+    <w:p/>
+    <w:p>
+      <w:r>
+        <w:t xml:space="preserve">    # ETAPE 1 : EXTRACTION DES DONNEES </w:t>
+      </w:r>
+    </w:p>
+    <w:p>
+      <w:r>
+        <w:t xml:space="preserve">    </w:t>
+      </w:r>
+      <w:proofErr w:type="spellStart"/>
+      <w:proofErr w:type="gramStart"/>
+      <w:r>
+        <w:t>def</w:t>
+      </w:r>
+      <w:proofErr w:type="spellEnd"/>
+      <w:proofErr w:type="gramEnd"/>
+      <w:r>
+        <w:t xml:space="preserve"> </w:t>
+      </w:r>
+      <w:proofErr w:type="spellStart"/>
+      <w:r>
+        <w:t>Acquisition_signal</w:t>
+      </w:r>
+      <w:proofErr w:type="spellEnd"/>
+      <w:r>
+        <w:t xml:space="preserve">(self, </w:t>
+      </w:r>
+      <w:proofErr w:type="spellStart"/>
+      <w:r>
+        <w:t>filename</w:t>
+      </w:r>
+      <w:proofErr w:type="spellEnd"/>
+      <w:r>
+        <w:t xml:space="preserve">): </w:t>
+      </w:r>
+    </w:p>
+    <w:p>
+      <w:r>
+        <w:t xml:space="preserve">        """ </w:t>
+      </w:r>
+    </w:p>
+    <w:p>
+      <w:r>
+        <w:t xml:space="preserve">        La fonction </w:t>
+      </w:r>
+      <w:proofErr w:type="spellStart"/>
+      <w:r>
+        <w:t>Acquisition_signal</w:t>
+      </w:r>
+      <w:proofErr w:type="spellEnd"/>
+      <w:r>
+        <w:t xml:space="preserve"> lit le fichier CSV contenant le signal. </w:t>
+      </w:r>
+    </w:p>
+    <w:p/>
+    <w:p>
+      <w:r>
+        <w:t xml:space="preserve">        Paramètres d'entrée : </w:t>
+      </w:r>
+    </w:p>
+    <w:p>
+      <w:r>
+        <w:t xml:space="preserve">        ------- </w:t>
+      </w:r>
+    </w:p>
+    <w:p>
+      <w:r>
+        <w:t xml:space="preserve">        </w:t>
+      </w:r>
+      <w:proofErr w:type="spellStart"/>
+      <w:proofErr w:type="gramStart"/>
+      <w:r>
+        <w:t>filename</w:t>
+      </w:r>
+      <w:proofErr w:type="spellEnd"/>
+      <w:proofErr w:type="gramEnd"/>
+      <w:r>
+        <w:t xml:space="preserve"> : </w:t>
+      </w:r>
+      <w:proofErr w:type="spellStart"/>
+      <w:r>
+        <w:t>str</w:t>
+      </w:r>
+      <w:proofErr w:type="spellEnd"/>
+      <w:r>
+        <w:t xml:space="preserve"> (chemin du fichier + nom du fichier) </w:t>
+      </w:r>
+    </w:p>
+    <w:p/>
+    <w:p>
+      <w:r>
+        <w:t xml:space="preserve">        Effets </w:t>
+      </w:r>
+    </w:p>
+    <w:p>
+      <w:r>
+        <w:t xml:space="preserve">        ------- </w:t>
+      </w:r>
+    </w:p>
+    <w:p>
+      <w:r>
+        <w:t xml:space="preserve">        On remplit les attributs suivants : </w:t>
+      </w:r>
+    </w:p>
+    <w:p>
+      <w:r>
+        <w:t xml:space="preserve">        - self.t : liste des temps </w:t>
+      </w:r>
+    </w:p>
+    <w:p>
+      <w:r>
+        <w:t xml:space="preserve">        - </w:t>
+      </w:r>
+      <w:proofErr w:type="spellStart"/>
+      <w:proofErr w:type="gramStart"/>
+      <w:r>
+        <w:t>self.samples</w:t>
+      </w:r>
+      <w:proofErr w:type="spellEnd"/>
+      <w:proofErr w:type="gramEnd"/>
+      <w:r>
+        <w:t xml:space="preserve"> : liste des échantillons du signal </w:t>
+      </w:r>
+    </w:p>
+    <w:p>
+      <w:r>
+        <w:t xml:space="preserve">        """ </w:t>
+      </w:r>
+    </w:p>
+    <w:p>
+      <w:r>
+        <w:t xml:space="preserve">        # On vide les listes au cas où on réutiliserait la fonction </w:t>
+      </w:r>
+    </w:p>
+    <w:p>
+      <w:r>
+        <w:t xml:space="preserve">        </w:t>
+      </w:r>
+      <w:proofErr w:type="gramStart"/>
+      <w:r>
+        <w:t>self</w:t>
+      </w:r>
+      <w:proofErr w:type="gramEnd"/>
+      <w:r>
+        <w:t xml:space="preserve">.t = [] </w:t>
+      </w:r>
+    </w:p>
+    <w:p>
+      <w:r>
+        <w:t xml:space="preserve">        </w:t>
+      </w:r>
+      <w:proofErr w:type="spellStart"/>
+      <w:proofErr w:type="gramStart"/>
+      <w:r>
+        <w:t>self.samples</w:t>
+      </w:r>
+      <w:proofErr w:type="spellEnd"/>
+      <w:proofErr w:type="gramEnd"/>
+      <w:r>
+        <w:t xml:space="preserve"> = [] </w:t>
+      </w:r>
+    </w:p>
+    <w:p>
+      <w:r>
+        <w:t xml:space="preserve">         </w:t>
+      </w:r>
+    </w:p>
+    <w:p>
+      <w:r>
+        <w:t xml:space="preserve">        </w:t>
+      </w:r>
+      <w:proofErr w:type="spellStart"/>
+      <w:proofErr w:type="gramStart"/>
+      <w:r>
+        <w:t>with</w:t>
+      </w:r>
+      <w:proofErr w:type="spellEnd"/>
+      <w:proofErr w:type="gramEnd"/>
+      <w:r>
+        <w:t xml:space="preserve"> open(</w:t>
+      </w:r>
+      <w:proofErr w:type="spellStart"/>
+      <w:r>
+        <w:t>filename</w:t>
+      </w:r>
+      <w:proofErr w:type="spellEnd"/>
+      <w:r>
+        <w:t xml:space="preserve">, "r") as f: </w:t>
+      </w:r>
+    </w:p>
+    <w:p>
+      <w:r>
+        <w:t xml:space="preserve">            </w:t>
+      </w:r>
+      <w:proofErr w:type="spellStart"/>
+      <w:proofErr w:type="gramStart"/>
+      <w:r>
+        <w:t>next</w:t>
+      </w:r>
+      <w:proofErr w:type="spellEnd"/>
+      <w:proofErr w:type="gramEnd"/>
+      <w:r>
+        <w:t xml:space="preserve">(f)  # saute la première ligne (les en-têtes) </w:t>
+      </w:r>
+    </w:p>
+    <w:p>
+      <w:r>
+        <w:t xml:space="preserve">            </w:t>
+      </w:r>
+      <w:proofErr w:type="gramStart"/>
+      <w:r>
+        <w:t>for</w:t>
+      </w:r>
+      <w:proofErr w:type="gramEnd"/>
+      <w:r>
+        <w:t xml:space="preserve"> ligne in f: </w:t>
+      </w:r>
+    </w:p>
+    <w:p>
+      <w:r>
+        <w:t xml:space="preserve">                </w:t>
+      </w:r>
+      <w:proofErr w:type="gramStart"/>
+      <w:r>
+        <w:t>ligne</w:t>
+      </w:r>
+      <w:proofErr w:type="gramEnd"/>
+      <w:r>
+        <w:t xml:space="preserve"> = </w:t>
+      </w:r>
+      <w:proofErr w:type="spellStart"/>
+      <w:r>
+        <w:t>ligne.strip</w:t>
+      </w:r>
+      <w:proofErr w:type="spellEnd"/>
+      <w:r>
+        <w:t xml:space="preserve">()  # enlever les espaces et retours à la ligne </w:t>
+      </w:r>
+    </w:p>
+    <w:p>
+      <w:r>
+        <w:t xml:space="preserve">                </w:t>
+      </w:r>
+      <w:proofErr w:type="gramStart"/>
+      <w:r>
+        <w:t>if</w:t>
+      </w:r>
+      <w:proofErr w:type="gramEnd"/>
+      <w:r>
+        <w:t xml:space="preserve"> not ligne: # Sécurité : ignorer les lignes vides </w:t>
+      </w:r>
+    </w:p>
+    <w:p>
+      <w:r>
+        <w:t xml:space="preserve">                    </w:t>
+      </w:r>
+      <w:proofErr w:type="gramStart"/>
+      <w:r>
+        <w:t>continue</w:t>
+      </w:r>
+      <w:proofErr w:type="gramEnd"/>
+      <w:r>
+        <w:t xml:space="preserve"> </w:t>
+      </w:r>
+    </w:p>
+    <w:p>
+      <w:r>
+        <w:t xml:space="preserve">                </w:t>
+      </w:r>
+      <w:proofErr w:type="gramStart"/>
+      <w:r>
+        <w:t>valeurs</w:t>
+      </w:r>
+      <w:proofErr w:type="gramEnd"/>
+      <w:r>
+        <w:t xml:space="preserve"> = </w:t>
+      </w:r>
+      <w:proofErr w:type="spellStart"/>
+      <w:r>
+        <w:t>ligne.split</w:t>
+      </w:r>
+      <w:proofErr w:type="spellEnd"/>
+      <w:r>
+        <w:t xml:space="preserve">(",")  # Le séparateur est une virgule </w:t>
+      </w:r>
+    </w:p>
+    <w:p>
+      <w:r>
+        <w:lastRenderedPageBreak/>
+        <w:t xml:space="preserve">                 </w:t>
+      </w:r>
+    </w:p>
+    <w:p>
+      <w:r>
+        <w:t xml:space="preserve">                # On stocke les données dans les attributs de la classe (self) </w:t>
+      </w:r>
+    </w:p>
+    <w:p>
+      <w:r>
+        <w:t xml:space="preserve">                </w:t>
+      </w:r>
+      <w:proofErr w:type="spellStart"/>
+      <w:proofErr w:type="gramStart"/>
+      <w:r>
+        <w:t>self</w:t>
+      </w:r>
+      <w:proofErr w:type="gramEnd"/>
+      <w:r>
+        <w:t>.t.append</w:t>
+      </w:r>
+      <w:proofErr w:type="spellEnd"/>
+      <w:r>
+        <w:t>(</w:t>
+      </w:r>
+      <w:proofErr w:type="spellStart"/>
+      <w:r>
+        <w:t>float</w:t>
+      </w:r>
+      <w:proofErr w:type="spellEnd"/>
+      <w:r>
+        <w:t xml:space="preserve">(valeurs[0])) </w:t>
+      </w:r>
+    </w:p>
+    <w:p>
+      <w:r>
+        <w:t xml:space="preserve">                </w:t>
+      </w:r>
+      <w:proofErr w:type="spellStart"/>
+      <w:proofErr w:type="gramStart"/>
+      <w:r>
+        <w:t>self.samples</w:t>
+      </w:r>
+      <w:proofErr w:type="gramEnd"/>
+      <w:r>
+        <w:t>.append</w:t>
+      </w:r>
+      <w:proofErr w:type="spellEnd"/>
+      <w:r>
+        <w:t>(</w:t>
+      </w:r>
+      <w:proofErr w:type="spellStart"/>
+      <w:r>
+        <w:t>float</w:t>
+      </w:r>
+      <w:proofErr w:type="spellEnd"/>
+      <w:r>
+        <w:t xml:space="preserve">(valeurs[1])) </w:t>
+      </w:r>
+    </w:p>
+    <w:p/>
+    <w:p>
+      <w:r>
+        <w:t xml:space="preserve">    # ETAPE 2 : TRAITEMENT DES DONNEES POUR CALCULER LES INFORMATIONS DU SIGNAL </w:t>
+      </w:r>
+    </w:p>
+    <w:p>
+      <w:r>
+        <w:t xml:space="preserve">    </w:t>
+      </w:r>
+      <w:proofErr w:type="spellStart"/>
+      <w:proofErr w:type="gramStart"/>
+      <w:r>
+        <w:t>def</w:t>
+      </w:r>
+      <w:proofErr w:type="spellEnd"/>
+      <w:proofErr w:type="gramEnd"/>
+      <w:r>
+        <w:t xml:space="preserve"> </w:t>
+      </w:r>
+      <w:proofErr w:type="spellStart"/>
+      <w:r>
+        <w:t>Traitement_signal</w:t>
+      </w:r>
+      <w:proofErr w:type="spellEnd"/>
+      <w:r>
+        <w:t xml:space="preserve">(self): </w:t>
+      </w:r>
+    </w:p>
+    <w:p>
+      <w:r>
+        <w:t xml:space="preserve">        """ </w:t>
+      </w:r>
+    </w:p>
+    <w:p>
+      <w:r>
+        <w:t xml:space="preserve">        La fonction </w:t>
+      </w:r>
+      <w:proofErr w:type="spellStart"/>
+      <w:r>
+        <w:t>Traitement_signal</w:t>
+      </w:r>
+      <w:proofErr w:type="spellEnd"/>
+      <w:r>
+        <w:t xml:space="preserve"> traite le signal. </w:t>
+      </w:r>
+    </w:p>
+    <w:p/>
+    <w:p>
+      <w:r>
+        <w:t xml:space="preserve">        Paramètres d'entrée : </w:t>
+      </w:r>
+    </w:p>
+    <w:p>
+      <w:r>
+        <w:t xml:space="preserve">        ------- </w:t>
+      </w:r>
+    </w:p>
+    <w:p>
+      <w:r>
+        <w:t xml:space="preserve">        Aucun </w:t>
+      </w:r>
+    </w:p>
+    <w:p/>
+    <w:p>
+      <w:r>
+        <w:t xml:space="preserve">        Effets </w:t>
+      </w:r>
+    </w:p>
+    <w:p>
+      <w:r>
+        <w:t xml:space="preserve">        ------- </w:t>
+      </w:r>
+    </w:p>
+    <w:p>
+      <w:r>
+        <w:t xml:space="preserve">        On remplit les attributs suivants : </w:t>
+      </w:r>
+    </w:p>
+    <w:p>
+      <w:r>
+        <w:t xml:space="preserve">        - </w:t>
+      </w:r>
+      <w:proofErr w:type="spellStart"/>
+      <w:r>
+        <w:t>self.sample_rate</w:t>
+      </w:r>
+      <w:proofErr w:type="spellEnd"/>
+      <w:r>
+        <w:t xml:space="preserve"> : Fréquence du signal </w:t>
+      </w:r>
+    </w:p>
+    <w:p>
+      <w:r>
+        <w:t xml:space="preserve">        - </w:t>
+      </w:r>
+      <w:proofErr w:type="spellStart"/>
+      <w:proofErr w:type="gramStart"/>
+      <w:r>
+        <w:t>self.duration</w:t>
+      </w:r>
+      <w:proofErr w:type="spellEnd"/>
+      <w:proofErr w:type="gramEnd"/>
+      <w:r>
+        <w:t xml:space="preserve"> : Durée du signal </w:t>
+      </w:r>
+    </w:p>
+    <w:p>
+      <w:r>
+        <w:t xml:space="preserve">        - </w:t>
+      </w:r>
+      <w:proofErr w:type="spellStart"/>
+      <w:proofErr w:type="gramStart"/>
+      <w:r>
+        <w:t>self.timestamp</w:t>
+      </w:r>
+      <w:proofErr w:type="spellEnd"/>
+      <w:proofErr w:type="gramEnd"/>
+      <w:r>
+        <w:t xml:space="preserve"> : Date de traitement du signal </w:t>
+      </w:r>
+    </w:p>
+    <w:p>
+      <w:r>
+        <w:t xml:space="preserve">        """ </w:t>
+      </w:r>
+    </w:p>
+    <w:p>
+      <w:r>
+        <w:t xml:space="preserve">        # On s'assure qu'il y a au moins 2 points de mesures pour pouvoir faire des calculs </w:t>
+      </w:r>
+    </w:p>
+    <w:p>
+      <w:r>
+        <w:t xml:space="preserve">        </w:t>
+      </w:r>
+      <w:proofErr w:type="gramStart"/>
+      <w:r>
+        <w:t>if</w:t>
+      </w:r>
+      <w:proofErr w:type="gramEnd"/>
+      <w:r>
+        <w:t xml:space="preserve"> </w:t>
+      </w:r>
+      <w:proofErr w:type="spellStart"/>
+      <w:r>
+        <w:t>len</w:t>
+      </w:r>
+      <w:proofErr w:type="spellEnd"/>
+      <w:r>
+        <w:t xml:space="preserve">(self.t) &gt;= 2: </w:t>
+      </w:r>
+    </w:p>
+    <w:p>
+      <w:r>
+        <w:t xml:space="preserve">            # Taux d'échantillonnage (en Hz) </w:t>
+      </w:r>
+    </w:p>
+    <w:p>
+      <w:r>
+        <w:t xml:space="preserve">            </w:t>
+      </w:r>
+      <w:proofErr w:type="spellStart"/>
+      <w:proofErr w:type="gramStart"/>
+      <w:r>
+        <w:t>dt</w:t>
+      </w:r>
+      <w:proofErr w:type="spellEnd"/>
+      <w:proofErr w:type="gramEnd"/>
+      <w:r>
+        <w:t xml:space="preserve"> = self.t[1] - self.t[0] # Période d'échantillonnage </w:t>
+      </w:r>
+    </w:p>
+    <w:p>
+      <w:r>
+        <w:t xml:space="preserve">            </w:t>
+      </w:r>
+      <w:proofErr w:type="spellStart"/>
+      <w:proofErr w:type="gramStart"/>
+      <w:r>
+        <w:t>self</w:t>
+      </w:r>
+      <w:proofErr w:type="gramEnd"/>
+      <w:r>
+        <w:t>.sample_rate</w:t>
+      </w:r>
+      <w:proofErr w:type="spellEnd"/>
+      <w:r>
+        <w:t xml:space="preserve"> = round(1.0 / </w:t>
+      </w:r>
+      <w:proofErr w:type="spellStart"/>
+      <w:r>
+        <w:t>dt</w:t>
+      </w:r>
+      <w:proofErr w:type="spellEnd"/>
+      <w:r>
+        <w:t xml:space="preserve">) # 1 / </w:t>
+      </w:r>
+      <w:proofErr w:type="spellStart"/>
+      <w:r>
+        <w:t>dt</w:t>
+      </w:r>
+      <w:proofErr w:type="spellEnd"/>
+      <w:r>
+        <w:t xml:space="preserve"> donne la fréquence. "</w:t>
+      </w:r>
+      <w:proofErr w:type="gramStart"/>
+      <w:r>
+        <w:t>round(</w:t>
+      </w:r>
+      <w:proofErr w:type="gramEnd"/>
+      <w:r>
+        <w:t xml:space="preserve">)" arrondit à l'entier </w:t>
+      </w:r>
+    </w:p>
+    <w:p>
+      <w:r>
+        <w:t xml:space="preserve">             </w:t>
+      </w:r>
+    </w:p>
+    <w:p>
+      <w:r>
+        <w:t xml:space="preserve">            # Durée du signal (en secondes) </w:t>
+      </w:r>
+    </w:p>
+    <w:p>
+      <w:r>
+        <w:t xml:space="preserve">            </w:t>
+      </w:r>
+      <w:proofErr w:type="spellStart"/>
+      <w:proofErr w:type="gramStart"/>
+      <w:r>
+        <w:t>self.duration</w:t>
+      </w:r>
+      <w:proofErr w:type="spellEnd"/>
+      <w:proofErr w:type="gramEnd"/>
+      <w:r>
+        <w:t xml:space="preserve"> = self.t[-1] - self.t[0] # t[-1] permet de récupérer le dernier élément </w:t>
+      </w:r>
+    </w:p>
+    <w:p>
+      <w:r>
+        <w:t xml:space="preserve">        </w:t>
+      </w:r>
+      <w:proofErr w:type="spellStart"/>
+      <w:proofErr w:type="gramStart"/>
+      <w:r>
+        <w:t>else</w:t>
+      </w:r>
+      <w:proofErr w:type="spellEnd"/>
+      <w:r>
+        <w:t>:</w:t>
+      </w:r>
+      <w:proofErr w:type="gramEnd"/>
+      <w:r>
+        <w:t xml:space="preserve"> </w:t>
+      </w:r>
+    </w:p>
+    <w:p>
+      <w:r>
+        <w:t xml:space="preserve">            </w:t>
+      </w:r>
+      <w:proofErr w:type="spellStart"/>
+      <w:proofErr w:type="gramStart"/>
+      <w:r>
+        <w:t>self</w:t>
+      </w:r>
+      <w:proofErr w:type="gramEnd"/>
+      <w:r>
+        <w:t>.sample_rate</w:t>
+      </w:r>
+      <w:proofErr w:type="spellEnd"/>
+      <w:r>
+        <w:t xml:space="preserve"> = 0 </w:t>
+      </w:r>
+    </w:p>
+    <w:p>
+      <w:r>
+        <w:lastRenderedPageBreak/>
+        <w:t xml:space="preserve">            </w:t>
+      </w:r>
+      <w:proofErr w:type="spellStart"/>
+      <w:proofErr w:type="gramStart"/>
+      <w:r>
+        <w:t>self.duration</w:t>
+      </w:r>
+      <w:proofErr w:type="spellEnd"/>
+      <w:proofErr w:type="gramEnd"/>
+      <w:r>
+        <w:t xml:space="preserve"> = 0 </w:t>
+      </w:r>
+    </w:p>
+    <w:p/>
+    <w:p>
+      <w:r>
+        <w:t xml:space="preserve">        # Timestamp (Horodatage de l'extraction) </w:t>
+      </w:r>
+    </w:p>
+    <w:p>
+      <w:r>
+        <w:t xml:space="preserve">        # </w:t>
+      </w:r>
+      <w:proofErr w:type="spellStart"/>
+      <w:proofErr w:type="gramStart"/>
+      <w:r>
+        <w:t>datetime.now</w:t>
+      </w:r>
+      <w:proofErr w:type="spellEnd"/>
+      <w:r>
+        <w:t>(</w:t>
+      </w:r>
+      <w:proofErr w:type="gramEnd"/>
+      <w:r>
+        <w:t xml:space="preserve">) récupère la date/heure du PC </w:t>
+      </w:r>
+    </w:p>
+    <w:p>
+      <w:r>
+        <w:t xml:space="preserve">        </w:t>
+      </w:r>
+      <w:proofErr w:type="gramStart"/>
+      <w:r>
+        <w:t># .replace</w:t>
+      </w:r>
+      <w:proofErr w:type="gramEnd"/>
+      <w:r>
+        <w:t>(</w:t>
+      </w:r>
+      <w:proofErr w:type="spellStart"/>
+      <w:r>
+        <w:t>microsecond</w:t>
+      </w:r>
+      <w:proofErr w:type="spellEnd"/>
+      <w:r>
+        <w:t xml:space="preserve">=0) pour ne pas afficher les microsecondes </w:t>
+      </w:r>
+    </w:p>
+    <w:p>
+      <w:r>
+        <w:t xml:space="preserve">        </w:t>
+      </w:r>
+      <w:proofErr w:type="gramStart"/>
+      <w:r>
+        <w:t># .</w:t>
+      </w:r>
+      <w:proofErr w:type="spellStart"/>
+      <w:r>
+        <w:t>isoformat</w:t>
+      </w:r>
+      <w:proofErr w:type="spellEnd"/>
+      <w:proofErr w:type="gramEnd"/>
+      <w:r>
+        <w:t xml:space="preserve">() formate les données au format iso (ex: 2026-05-13T15:55:00) </w:t>
+      </w:r>
+    </w:p>
+    <w:p>
+      <w:r>
+        <w:t xml:space="preserve">        </w:t>
+      </w:r>
+      <w:proofErr w:type="spellStart"/>
+      <w:proofErr w:type="gramStart"/>
+      <w:r>
+        <w:t>self.timestamp</w:t>
+      </w:r>
+      <w:proofErr w:type="spellEnd"/>
+      <w:proofErr w:type="gramEnd"/>
+      <w:r>
+        <w:t xml:space="preserve"> = </w:t>
+      </w:r>
+      <w:proofErr w:type="spellStart"/>
+      <w:r>
+        <w:t>datetime.datetime.now</w:t>
+      </w:r>
+      <w:proofErr w:type="spellEnd"/>
+      <w:r>
+        <w:t>().replace(</w:t>
+      </w:r>
+      <w:proofErr w:type="spellStart"/>
+      <w:r>
+        <w:t>microsecond</w:t>
+      </w:r>
+      <w:proofErr w:type="spellEnd"/>
+      <w:r>
+        <w:t>=0).</w:t>
+      </w:r>
+      <w:proofErr w:type="spellStart"/>
+      <w:r>
+        <w:t>isoformat</w:t>
+      </w:r>
+      <w:proofErr w:type="spellEnd"/>
+      <w:r>
+        <w:t xml:space="preserve">() </w:t>
+      </w:r>
+    </w:p>
+    <w:p>
+      <w:r>
+        <w:t xml:space="preserve">         </w:t>
+      </w:r>
+    </w:p>
+    <w:p>
+      <w:r>
+        <w:t xml:space="preserve">    </w:t>
+      </w:r>
+      <w:proofErr w:type="spellStart"/>
+      <w:proofErr w:type="gramStart"/>
+      <w:r>
+        <w:t>def</w:t>
+      </w:r>
+      <w:proofErr w:type="spellEnd"/>
+      <w:proofErr w:type="gramEnd"/>
+      <w:r>
+        <w:t xml:space="preserve"> </w:t>
+      </w:r>
+      <w:proofErr w:type="spellStart"/>
+      <w:r>
+        <w:t>ask_user_inputs</w:t>
+      </w:r>
+      <w:proofErr w:type="spellEnd"/>
+      <w:r>
+        <w:t xml:space="preserve">(self): </w:t>
+      </w:r>
+    </w:p>
+    <w:p>
+      <w:r>
+        <w:t xml:space="preserve">        """ </w:t>
+      </w:r>
+    </w:p>
+    <w:p>
+      <w:r>
+        <w:t xml:space="preserve">        Demande les informations du signal à l'utilisateur. </w:t>
+      </w:r>
+    </w:p>
+    <w:p>
+      <w:r>
+        <w:t xml:space="preserve">        """ </w:t>
+      </w:r>
+    </w:p>
+    <w:p>
+      <w:r>
+        <w:t xml:space="preserve">        </w:t>
+      </w:r>
+      <w:proofErr w:type="spellStart"/>
+      <w:proofErr w:type="gramStart"/>
+      <w:r>
+        <w:t>self.type</w:t>
+      </w:r>
+      <w:proofErr w:type="spellEnd"/>
+      <w:proofErr w:type="gramEnd"/>
+      <w:r>
+        <w:t xml:space="preserve"> = input("Enter signal type (ex: Audio): ") </w:t>
+      </w:r>
+    </w:p>
+    <w:p>
+      <w:r>
+        <w:t xml:space="preserve">        </w:t>
+      </w:r>
+      <w:proofErr w:type="spellStart"/>
+      <w:proofErr w:type="gramStart"/>
+      <w:r>
+        <w:t>self.source</w:t>
+      </w:r>
+      <w:proofErr w:type="spellEnd"/>
+      <w:proofErr w:type="gramEnd"/>
+      <w:r>
+        <w:t xml:space="preserve"> = input("Enter signal source (ex: Micro): ") </w:t>
+      </w:r>
+    </w:p>
+    <w:p/>
+    <w:p>
+      <w:r>
+        <w:t xml:space="preserve">        </w:t>
+      </w:r>
+      <w:proofErr w:type="spellStart"/>
+      <w:proofErr w:type="gramStart"/>
+      <w:r>
+        <w:t>self</w:t>
+      </w:r>
+      <w:proofErr w:type="gramEnd"/>
+      <w:r>
+        <w:t>.sample_rate</w:t>
+      </w:r>
+      <w:proofErr w:type="spellEnd"/>
+      <w:r>
+        <w:t xml:space="preserve"> = </w:t>
+      </w:r>
+      <w:proofErr w:type="spellStart"/>
+      <w:r>
+        <w:t>float</w:t>
+      </w:r>
+      <w:proofErr w:type="spellEnd"/>
+      <w:r>
+        <w:t xml:space="preserve">(input("Enter </w:t>
+      </w:r>
+      <w:proofErr w:type="spellStart"/>
+      <w:r>
+        <w:t>sample</w:t>
+      </w:r>
+      <w:proofErr w:type="spellEnd"/>
+      <w:r>
+        <w:t xml:space="preserve"> rate in Hz (ex: 1000): ")) </w:t>
+      </w:r>
+    </w:p>
+    <w:p>
+      <w:r>
+        <w:t xml:space="preserve">        </w:t>
+      </w:r>
+      <w:proofErr w:type="spellStart"/>
+      <w:proofErr w:type="gramStart"/>
+      <w:r>
+        <w:t>self.duration</w:t>
+      </w:r>
+      <w:proofErr w:type="spellEnd"/>
+      <w:proofErr w:type="gramEnd"/>
+      <w:r>
+        <w:t xml:space="preserve"> = </w:t>
+      </w:r>
+      <w:proofErr w:type="spellStart"/>
+      <w:r>
+        <w:t>float</w:t>
+      </w:r>
+      <w:proofErr w:type="spellEnd"/>
+      <w:r>
+        <w:t xml:space="preserve">(input("Enter duration in seconds (ex: 5): ")) </w:t>
+      </w:r>
+    </w:p>
+    <w:p/>
+    <w:p>
+      <w:r>
+        <w:t xml:space="preserve">    </w:t>
+      </w:r>
+      <w:proofErr w:type="spellStart"/>
+      <w:proofErr w:type="gramStart"/>
+      <w:r>
+        <w:t>def</w:t>
+      </w:r>
+      <w:proofErr w:type="spellEnd"/>
+      <w:proofErr w:type="gramEnd"/>
+      <w:r>
+        <w:t xml:space="preserve"> </w:t>
+      </w:r>
+      <w:proofErr w:type="spellStart"/>
+      <w:r>
+        <w:t>generate_timestamp</w:t>
+      </w:r>
+      <w:proofErr w:type="spellEnd"/>
+      <w:r>
+        <w:t xml:space="preserve">(self): </w:t>
+      </w:r>
+    </w:p>
+    <w:p>
+      <w:r>
+        <w:t xml:space="preserve">        """ </w:t>
+      </w:r>
+    </w:p>
+    <w:p>
+      <w:r>
+        <w:t xml:space="preserve">        Récupère la date et l'heure actuelle </w:t>
+      </w:r>
+    </w:p>
+    <w:p>
+      <w:r>
+        <w:t xml:space="preserve">         </w:t>
+      </w:r>
+    </w:p>
+    <w:p>
+      <w:r>
+        <w:t xml:space="preserve">        </w:t>
+      </w:r>
+      <w:proofErr w:type="gramStart"/>
+      <w:r>
+        <w:t>style:</w:t>
+      </w:r>
+      <w:proofErr w:type="gramEnd"/>
+      <w:r>
+        <w:t xml:space="preserve"> YYYY-MM-DD HH:MM:SS </w:t>
+      </w:r>
+    </w:p>
+    <w:p>
+      <w:r>
+        <w:t xml:space="preserve">        """ </w:t>
+      </w:r>
+    </w:p>
+    <w:p>
+      <w:r>
+        <w:t xml:space="preserve">        </w:t>
+      </w:r>
+      <w:proofErr w:type="spellStart"/>
+      <w:proofErr w:type="gramStart"/>
+      <w:r>
+        <w:t>self.timestamp</w:t>
+      </w:r>
+      <w:proofErr w:type="spellEnd"/>
+      <w:proofErr w:type="gramEnd"/>
+      <w:r>
+        <w:t xml:space="preserve"> = </w:t>
+      </w:r>
+      <w:proofErr w:type="spellStart"/>
+      <w:r>
+        <w:t>datetime.datetime.now</w:t>
+      </w:r>
+      <w:proofErr w:type="spellEnd"/>
+      <w:r>
+        <w:t>().</w:t>
+      </w:r>
+      <w:proofErr w:type="spellStart"/>
+      <w:r>
+        <w:t>strftime</w:t>
+      </w:r>
+      <w:proofErr w:type="spellEnd"/>
+      <w:r>
+        <w:t xml:space="preserve">("%Y-%m-%d %H:%M:%S") </w:t>
+      </w:r>
+    </w:p>
+    <w:p/>
+    <w:p>
+      <w:r>
+        <w:t xml:space="preserve">    </w:t>
+      </w:r>
+      <w:proofErr w:type="spellStart"/>
+      <w:proofErr w:type="gramStart"/>
+      <w:r>
+        <w:t>def</w:t>
+      </w:r>
+      <w:proofErr w:type="spellEnd"/>
+      <w:proofErr w:type="gramEnd"/>
+      <w:r>
+        <w:t xml:space="preserve"> </w:t>
+      </w:r>
+      <w:proofErr w:type="spellStart"/>
+      <w:r>
+        <w:t>generate_fake_samples</w:t>
+      </w:r>
+      <w:proofErr w:type="spellEnd"/>
+      <w:r>
+        <w:t xml:space="preserve">(self): </w:t>
+      </w:r>
+    </w:p>
+    <w:p>
+      <w:r>
+        <w:t xml:space="preserve">        """ </w:t>
+      </w:r>
+    </w:p>
+    <w:p>
+      <w:r>
+        <w:t xml:space="preserve">        Génère des valeurs aléatoires pour simuler un signal. </w:t>
+      </w:r>
+    </w:p>
+    <w:p>
+      <w:r>
+        <w:t xml:space="preserve">        """ </w:t>
+      </w:r>
+    </w:p>
+    <w:p>
+      <w:r>
+        <w:t xml:space="preserve">        </w:t>
+      </w:r>
+      <w:proofErr w:type="spellStart"/>
+      <w:proofErr w:type="gramStart"/>
+      <w:r>
+        <w:t>number</w:t>
+      </w:r>
+      <w:proofErr w:type="gramEnd"/>
+      <w:r>
+        <w:t>_of_samples</w:t>
+      </w:r>
+      <w:proofErr w:type="spellEnd"/>
+      <w:r>
+        <w:t xml:space="preserve"> = </w:t>
+      </w:r>
+      <w:proofErr w:type="spellStart"/>
+      <w:r>
+        <w:t>int</w:t>
+      </w:r>
+      <w:proofErr w:type="spellEnd"/>
+      <w:r>
+        <w:t>(</w:t>
+      </w:r>
+      <w:proofErr w:type="spellStart"/>
+      <w:r>
+        <w:t>self.sample_rate</w:t>
+      </w:r>
+      <w:proofErr w:type="spellEnd"/>
+      <w:r>
+        <w:t xml:space="preserve"> * </w:t>
+      </w:r>
+      <w:proofErr w:type="spellStart"/>
+      <w:r>
+        <w:t>self.duration</w:t>
+      </w:r>
+      <w:proofErr w:type="spellEnd"/>
+      <w:r>
+        <w:t xml:space="preserve">) </w:t>
+      </w:r>
+    </w:p>
+    <w:p/>
+    <w:p>
+      <w:r>
+        <w:t xml:space="preserve">        </w:t>
+      </w:r>
+      <w:proofErr w:type="spellStart"/>
+      <w:proofErr w:type="gramStart"/>
+      <w:r>
+        <w:t>self.samples</w:t>
+      </w:r>
+      <w:proofErr w:type="spellEnd"/>
+      <w:proofErr w:type="gramEnd"/>
+      <w:r>
+        <w:t xml:space="preserve"> = [] </w:t>
+      </w:r>
+    </w:p>
+    <w:p>
+      <w:r>
+        <w:t xml:space="preserve">        </w:t>
+      </w:r>
+      <w:proofErr w:type="gramStart"/>
+      <w:r>
+        <w:t>for</w:t>
+      </w:r>
+      <w:proofErr w:type="gramEnd"/>
+      <w:r>
+        <w:t xml:space="preserve"> _ in range(</w:t>
+      </w:r>
+      <w:proofErr w:type="spellStart"/>
+      <w:r>
+        <w:t>number_of_samples</w:t>
+      </w:r>
+      <w:proofErr w:type="spellEnd"/>
+      <w:r>
+        <w:t xml:space="preserve">): </w:t>
+      </w:r>
+    </w:p>
+    <w:p>
+      <w:r>
+        <w:t xml:space="preserve">            </w:t>
+      </w:r>
+      <w:proofErr w:type="spellStart"/>
+      <w:proofErr w:type="gramStart"/>
+      <w:r>
+        <w:t>self.samples</w:t>
+      </w:r>
+      <w:proofErr w:type="gramEnd"/>
+      <w:r>
+        <w:t>.append</w:t>
+      </w:r>
+      <w:proofErr w:type="spellEnd"/>
+      <w:r>
+        <w:t>(</w:t>
+      </w:r>
+      <w:proofErr w:type="spellStart"/>
+      <w:r>
+        <w:t>random.uniform</w:t>
+      </w:r>
+      <w:proofErr w:type="spellEnd"/>
+      <w:r>
+        <w:t xml:space="preserve">(-1.0, 1.0)) </w:t>
+      </w:r>
+    </w:p>
+    <w:p/>
+    <w:p>
+      <w:r>
+        <w:t xml:space="preserve">    </w:t>
+      </w:r>
+      <w:proofErr w:type="spellStart"/>
+      <w:proofErr w:type="gramStart"/>
+      <w:r>
+        <w:t>def</w:t>
+      </w:r>
+      <w:proofErr w:type="spellEnd"/>
+      <w:proofErr w:type="gramEnd"/>
+      <w:r>
+        <w:t xml:space="preserve"> </w:t>
+      </w:r>
+      <w:proofErr w:type="spellStart"/>
+      <w:r>
+        <w:t>export_to_csv</w:t>
+      </w:r>
+      <w:proofErr w:type="spellEnd"/>
+      <w:r>
+        <w:t xml:space="preserve">(self, </w:t>
+      </w:r>
+      <w:proofErr w:type="spellStart"/>
+      <w:r>
+        <w:t>filename</w:t>
+      </w:r>
+      <w:proofErr w:type="spellEnd"/>
+      <w:r>
+        <w:t xml:space="preserve">="Output_GroupeA.csv"): </w:t>
+      </w:r>
+    </w:p>
+    <w:p>
+      <w:r>
+        <w:t xml:space="preserve">        """ </w:t>
+      </w:r>
+    </w:p>
+    <w:p>
+      <w:r>
+        <w:t xml:space="preserve">        Sauvegarde les données dans un fichier CSV avec pandas. </w:t>
+      </w:r>
+    </w:p>
+    <w:p/>
+    <w:p>
+      <w:r>
+        <w:t xml:space="preserve">        Le fichier CSV </w:t>
+      </w:r>
+      <w:proofErr w:type="gramStart"/>
+      <w:r>
+        <w:t>contient:</w:t>
+      </w:r>
+      <w:proofErr w:type="gramEnd"/>
+      <w:r>
+        <w:t xml:space="preserve"> </w:t>
+      </w:r>
+    </w:p>
+    <w:p>
+      <w:r>
+        <w:t xml:space="preserve">        - timestamp </w:t>
+      </w:r>
+    </w:p>
+    <w:p>
+      <w:r>
+        <w:t xml:space="preserve">        - type </w:t>
+      </w:r>
+    </w:p>
+    <w:p>
+      <w:r>
+        <w:t xml:space="preserve">        - source </w:t>
+      </w:r>
+    </w:p>
+    <w:p>
+      <w:r>
+        <w:t xml:space="preserve">        - </w:t>
+      </w:r>
+      <w:proofErr w:type="spellStart"/>
+      <w:r>
+        <w:t>sample_rate</w:t>
+      </w:r>
+      <w:proofErr w:type="spellEnd"/>
+      <w:r>
+        <w:t xml:space="preserve"> </w:t>
+      </w:r>
+    </w:p>
+    <w:p>
+      <w:r>
+        <w:t xml:space="preserve">        - duration </w:t>
+      </w:r>
+    </w:p>
+    <w:p>
+      <w:r>
+        <w:t xml:space="preserve">        - </w:t>
+      </w:r>
+      <w:proofErr w:type="spellStart"/>
+      <w:r>
+        <w:t>sample_index</w:t>
+      </w:r>
+      <w:proofErr w:type="spellEnd"/>
+      <w:r>
+        <w:t xml:space="preserve"> </w:t>
+      </w:r>
+    </w:p>
+    <w:p>
+      <w:r>
+        <w:t xml:space="preserve">        - </w:t>
+      </w:r>
+      <w:proofErr w:type="spellStart"/>
+      <w:r>
+        <w:t>samples</w:t>
+      </w:r>
+      <w:proofErr w:type="spellEnd"/>
+      <w:r>
+        <w:t xml:space="preserve"> </w:t>
+      </w:r>
+    </w:p>
+    <w:p/>
+    <w:p>
+      <w:r>
+        <w:t xml:space="preserve">        </w:t>
+      </w:r>
+      <w:proofErr w:type="spellStart"/>
+      <w:r>
+        <w:t>Parameters</w:t>
+      </w:r>
+      <w:proofErr w:type="spellEnd"/>
+      <w:r>
+        <w:t xml:space="preserve"> </w:t>
+      </w:r>
+    </w:p>
+    <w:p>
+      <w:r>
+        <w:t xml:space="preserve">        ---------- </w:t>
+      </w:r>
+    </w:p>
+    <w:p>
+      <w:r>
+        <w:t xml:space="preserve">        </w:t>
+      </w:r>
+      <w:proofErr w:type="spellStart"/>
+      <w:proofErr w:type="gramStart"/>
+      <w:r>
+        <w:t>filename</w:t>
+      </w:r>
+      <w:proofErr w:type="spellEnd"/>
+      <w:proofErr w:type="gramEnd"/>
+      <w:r>
+        <w:t xml:space="preserve"> : </w:t>
+      </w:r>
+      <w:proofErr w:type="spellStart"/>
+      <w:r>
+        <w:t>str</w:t>
+      </w:r>
+      <w:proofErr w:type="spellEnd"/>
+      <w:r>
+        <w:t xml:space="preserve"> </w:t>
+      </w:r>
+    </w:p>
+    <w:p>
+      <w:r>
+        <w:t xml:space="preserve">            Nom du fichier CVS en sortie. </w:t>
+      </w:r>
+    </w:p>
+    <w:p>
+      <w:r>
+        <w:t xml:space="preserve">        """ </w:t>
+      </w:r>
+    </w:p>
+    <w:p>
+      <w:r>
+        <w:t xml:space="preserve">        </w:t>
+      </w:r>
+      <w:proofErr w:type="gramStart"/>
+      <w:r>
+        <w:t>data</w:t>
+      </w:r>
+      <w:proofErr w:type="gramEnd"/>
+      <w:r>
+        <w:t xml:space="preserve"> = [] </w:t>
+      </w:r>
+    </w:p>
+    <w:p/>
+    <w:p>
+      <w:r>
+        <w:t xml:space="preserve">        </w:t>
+      </w:r>
+      <w:proofErr w:type="gramStart"/>
+      <w:r>
+        <w:t>for</w:t>
+      </w:r>
+      <w:proofErr w:type="gramEnd"/>
+      <w:r>
+        <w:t xml:space="preserve"> index, value in </w:t>
+      </w:r>
+      <w:proofErr w:type="spellStart"/>
+      <w:r>
+        <w:t>enumerate</w:t>
+      </w:r>
+      <w:proofErr w:type="spellEnd"/>
+      <w:r>
+        <w:t>(</w:t>
+      </w:r>
+      <w:proofErr w:type="spellStart"/>
+      <w:r>
+        <w:t>self.samples</w:t>
+      </w:r>
+      <w:proofErr w:type="spellEnd"/>
+      <w:r>
+        <w:t xml:space="preserve">): </w:t>
+      </w:r>
+    </w:p>
+    <w:p>
+      <w:r>
+        <w:t xml:space="preserve">            </w:t>
+      </w:r>
+      <w:proofErr w:type="spellStart"/>
+      <w:proofErr w:type="gramStart"/>
+      <w:r>
+        <w:t>data.append</w:t>
+      </w:r>
+      <w:proofErr w:type="spellEnd"/>
+      <w:proofErr w:type="gramEnd"/>
+      <w:r>
+        <w:t xml:space="preserve">( </w:t>
+      </w:r>
+    </w:p>
+    <w:p>
+      <w:r>
+        <w:t xml:space="preserve">                { </w:t>
+      </w:r>
+    </w:p>
+    <w:p>
+      <w:r>
+        <w:t>                    "timestamp</w:t>
+      </w:r>
+      <w:proofErr w:type="gramStart"/>
+      <w:r>
+        <w:t>":</w:t>
+      </w:r>
+      <w:proofErr w:type="gramEnd"/>
+      <w:r>
+        <w:t xml:space="preserve"> </w:t>
+      </w:r>
+      <w:proofErr w:type="spellStart"/>
+      <w:r>
+        <w:t>self.timestamp</w:t>
+      </w:r>
+      <w:proofErr w:type="spellEnd"/>
+      <w:r>
+        <w:t xml:space="preserve">, </w:t>
+      </w:r>
+    </w:p>
+    <w:p>
+      <w:r>
+        <w:t>                    "type</w:t>
+      </w:r>
+      <w:proofErr w:type="gramStart"/>
+      <w:r>
+        <w:t>":</w:t>
+      </w:r>
+      <w:proofErr w:type="gramEnd"/>
+      <w:r>
+        <w:t xml:space="preserve"> </w:t>
+      </w:r>
+      <w:proofErr w:type="spellStart"/>
+      <w:r>
+        <w:t>self.type</w:t>
+      </w:r>
+      <w:proofErr w:type="spellEnd"/>
+      <w:r>
+        <w:t xml:space="preserve">, </w:t>
+      </w:r>
+    </w:p>
+    <w:p>
+      <w:r>
+        <w:t>                    "source</w:t>
+      </w:r>
+      <w:proofErr w:type="gramStart"/>
+      <w:r>
+        <w:t>":</w:t>
+      </w:r>
+      <w:proofErr w:type="gramEnd"/>
+      <w:r>
+        <w:t xml:space="preserve"> </w:t>
+      </w:r>
+      <w:proofErr w:type="spellStart"/>
+      <w:r>
+        <w:t>self.source</w:t>
+      </w:r>
+      <w:proofErr w:type="spellEnd"/>
+      <w:r>
+        <w:t xml:space="preserve">, </w:t>
+      </w:r>
+    </w:p>
+    <w:p>
+      <w:r>
+        <w:lastRenderedPageBreak/>
+        <w:t>                    "</w:t>
+      </w:r>
+      <w:proofErr w:type="spellStart"/>
+      <w:r>
+        <w:t>sample_rate</w:t>
+      </w:r>
+      <w:proofErr w:type="spellEnd"/>
+      <w:proofErr w:type="gramStart"/>
+      <w:r>
+        <w:t>":</w:t>
+      </w:r>
+      <w:proofErr w:type="gramEnd"/>
+      <w:r>
+        <w:t xml:space="preserve"> </w:t>
+      </w:r>
+      <w:proofErr w:type="spellStart"/>
+      <w:r>
+        <w:t>self.sample_rate</w:t>
+      </w:r>
+      <w:proofErr w:type="spellEnd"/>
+      <w:r>
+        <w:t xml:space="preserve">, </w:t>
+      </w:r>
+    </w:p>
+    <w:p>
+      <w:r>
+        <w:t>                    "duration</w:t>
+      </w:r>
+      <w:proofErr w:type="gramStart"/>
+      <w:r>
+        <w:t>":</w:t>
+      </w:r>
+      <w:proofErr w:type="gramEnd"/>
+      <w:r>
+        <w:t xml:space="preserve"> </w:t>
+      </w:r>
+      <w:proofErr w:type="spellStart"/>
+      <w:r>
+        <w:t>self.duration</w:t>
+      </w:r>
+      <w:proofErr w:type="spellEnd"/>
+      <w:r>
+        <w:t xml:space="preserve">, </w:t>
+      </w:r>
+    </w:p>
+    <w:p>
+      <w:r>
+        <w:t>                    "</w:t>
+      </w:r>
+      <w:proofErr w:type="spellStart"/>
+      <w:r>
+        <w:t>sample_index</w:t>
+      </w:r>
+      <w:proofErr w:type="spellEnd"/>
+      <w:proofErr w:type="gramStart"/>
+      <w:r>
+        <w:t>":</w:t>
+      </w:r>
+      <w:proofErr w:type="gramEnd"/>
+      <w:r>
+        <w:t xml:space="preserve"> index, </w:t>
+      </w:r>
+    </w:p>
+    <w:p>
+      <w:r>
+        <w:t>                    "</w:t>
+      </w:r>
+      <w:proofErr w:type="spellStart"/>
+      <w:r>
+        <w:t>samples</w:t>
+      </w:r>
+      <w:proofErr w:type="spellEnd"/>
+      <w:proofErr w:type="gramStart"/>
+      <w:r>
+        <w:t>":</w:t>
+      </w:r>
+      <w:proofErr w:type="gramEnd"/>
+      <w:r>
+        <w:t xml:space="preserve"> </w:t>
+      </w:r>
+      <w:proofErr w:type="spellStart"/>
+      <w:r>
+        <w:t>samples</w:t>
+      </w:r>
+      <w:proofErr w:type="spellEnd"/>
+      <w:r>
+        <w:t xml:space="preserve">, </w:t>
+      </w:r>
+    </w:p>
+    <w:p>
+      <w:r>
+        <w:t xml:space="preserve">                } </w:t>
+      </w:r>
+    </w:p>
+    <w:p>
+      <w:r>
+        <w:t xml:space="preserve">            ) </w:t>
+      </w:r>
+    </w:p>
+    <w:p/>
+    <w:p>
+      <w:r>
+        <w:t xml:space="preserve">        </w:t>
+      </w:r>
+      <w:proofErr w:type="spellStart"/>
+      <w:proofErr w:type="gramStart"/>
+      <w:r>
+        <w:t>dataframe</w:t>
+      </w:r>
+      <w:proofErr w:type="spellEnd"/>
+      <w:proofErr w:type="gramEnd"/>
+      <w:r>
+        <w:t xml:space="preserve"> = </w:t>
+      </w:r>
+      <w:proofErr w:type="spellStart"/>
+      <w:r>
+        <w:t>pd.DataFrame</w:t>
+      </w:r>
+      <w:proofErr w:type="spellEnd"/>
+      <w:r>
+        <w:t xml:space="preserve">(data) </w:t>
+      </w:r>
+    </w:p>
+    <w:p>
+      <w:r>
+        <w:t xml:space="preserve">        </w:t>
+      </w:r>
+      <w:proofErr w:type="spellStart"/>
+      <w:r>
+        <w:t>dataframe.to_</w:t>
+      </w:r>
+      <w:proofErr w:type="gramStart"/>
+      <w:r>
+        <w:t>csv</w:t>
+      </w:r>
+      <w:proofErr w:type="spellEnd"/>
+      <w:r>
+        <w:t>(</w:t>
+      </w:r>
+      <w:proofErr w:type="spellStart"/>
+      <w:proofErr w:type="gramEnd"/>
+      <w:r>
+        <w:t>filename</w:t>
+      </w:r>
+      <w:proofErr w:type="spellEnd"/>
+      <w:r>
+        <w:t xml:space="preserve">, index=False) </w:t>
+      </w:r>
+    </w:p>
+    <w:p/>
+    <w:p>
+      <w:r>
+        <w:t xml:space="preserve">        </w:t>
+      </w:r>
+      <w:proofErr w:type="spellStart"/>
+      <w:proofErr w:type="gramStart"/>
+      <w:r>
+        <w:t>print</w:t>
+      </w:r>
+      <w:proofErr w:type="spellEnd"/>
+      <w:r>
+        <w:t>(</w:t>
+      </w:r>
+      <w:proofErr w:type="gramEnd"/>
+      <w:r>
+        <w:t>f"\</w:t>
+      </w:r>
+      <w:proofErr w:type="spellStart"/>
+      <w:r>
+        <w:t>nFile</w:t>
+      </w:r>
+      <w:proofErr w:type="spellEnd"/>
+      <w:r>
+        <w:t xml:space="preserve"> </w:t>
+      </w:r>
+      <w:proofErr w:type="spellStart"/>
+      <w:r>
+        <w:t>saved</w:t>
+      </w:r>
+      <w:proofErr w:type="spellEnd"/>
+      <w:r>
+        <w:t xml:space="preserve"> </w:t>
+      </w:r>
+      <w:proofErr w:type="spellStart"/>
+      <w:r>
+        <w:t>successfully</w:t>
+      </w:r>
+      <w:proofErr w:type="spellEnd"/>
+      <w:r>
+        <w:t>: {</w:t>
+      </w:r>
+      <w:proofErr w:type="spellStart"/>
+      <w:r>
+        <w:t>filename</w:t>
+      </w:r>
+      <w:proofErr w:type="spellEnd"/>
+      <w:r>
+        <w:t xml:space="preserve">}") </w:t>
+      </w:r>
+    </w:p>
+    <w:p/>
+    <w:p>
+      <w:r>
+        <w:t xml:space="preserve">    </w:t>
+      </w:r>
+      <w:proofErr w:type="spellStart"/>
+      <w:proofErr w:type="gramStart"/>
+      <w:r>
+        <w:t>def</w:t>
+      </w:r>
+      <w:proofErr w:type="spellEnd"/>
+      <w:proofErr w:type="gramEnd"/>
+      <w:r>
+        <w:t xml:space="preserve"> run(self): </w:t>
+      </w:r>
+    </w:p>
+    <w:p>
+      <w:r>
+        <w:t xml:space="preserve">        """ </w:t>
+      </w:r>
+    </w:p>
+    <w:p>
+      <w:r>
+        <w:t xml:space="preserve">        Lance toutes les étapes du programme. </w:t>
+      </w:r>
+    </w:p>
+    <w:p>
+      <w:r>
+        <w:t xml:space="preserve">        """ </w:t>
+      </w:r>
+    </w:p>
+    <w:p>
+      <w:r>
+        <w:t xml:space="preserve">        </w:t>
+      </w:r>
+      <w:proofErr w:type="spellStart"/>
+      <w:proofErr w:type="gramStart"/>
+      <w:r>
+        <w:t>print</w:t>
+      </w:r>
+      <w:proofErr w:type="spellEnd"/>
+      <w:r>
+        <w:t>(</w:t>
+      </w:r>
+      <w:proofErr w:type="gramEnd"/>
+      <w:r>
+        <w:t xml:space="preserve">"=== RAW SIGNAL ACQUISITION TEST ===\n") </w:t>
+      </w:r>
+    </w:p>
+    <w:p/>
+    <w:p>
+      <w:r>
+        <w:t xml:space="preserve">        # Demande les informations du signal </w:t>
+      </w:r>
+    </w:p>
+    <w:p>
+      <w:r>
+        <w:t xml:space="preserve">        </w:t>
+      </w:r>
+      <w:proofErr w:type="spellStart"/>
+      <w:r>
+        <w:t>self.ask_user_</w:t>
+      </w:r>
+      <w:proofErr w:type="gramStart"/>
+      <w:r>
+        <w:t>inputs</w:t>
+      </w:r>
+      <w:proofErr w:type="spellEnd"/>
+      <w:r>
+        <w:t>(</w:t>
+      </w:r>
+      <w:proofErr w:type="gramEnd"/>
+      <w:r>
+        <w:t xml:space="preserve">) </w:t>
+      </w:r>
+    </w:p>
+    <w:p>
+      <w:r>
+        <w:t xml:space="preserve">         </w:t>
+      </w:r>
+    </w:p>
+    <w:p>
+      <w:r>
+        <w:t xml:space="preserve">        # Récupère la date actuelle </w:t>
+      </w:r>
+    </w:p>
+    <w:p>
+      <w:r>
+        <w:t xml:space="preserve">        </w:t>
+      </w:r>
+      <w:proofErr w:type="spellStart"/>
+      <w:proofErr w:type="gramStart"/>
+      <w:r>
+        <w:t>self.generate</w:t>
+      </w:r>
+      <w:proofErr w:type="gramEnd"/>
+      <w:r>
+        <w:t>_timestamp</w:t>
+      </w:r>
+      <w:proofErr w:type="spellEnd"/>
+      <w:r>
+        <w:t xml:space="preserve">() </w:t>
+      </w:r>
+    </w:p>
+    <w:p>
+      <w:r>
+        <w:t xml:space="preserve">         </w:t>
+      </w:r>
+    </w:p>
+    <w:p>
+      <w:r>
+        <w:t xml:space="preserve">        # Crée des données aléatoires </w:t>
+      </w:r>
+    </w:p>
+    <w:p>
+      <w:r>
+        <w:t xml:space="preserve">        </w:t>
+      </w:r>
+      <w:proofErr w:type="spellStart"/>
+      <w:proofErr w:type="gramStart"/>
+      <w:r>
+        <w:t>self.generate</w:t>
+      </w:r>
+      <w:proofErr w:type="gramEnd"/>
+      <w:r>
+        <w:t>_fake_samples</w:t>
+      </w:r>
+      <w:proofErr w:type="spellEnd"/>
+      <w:r>
+        <w:t xml:space="preserve">() </w:t>
+      </w:r>
+    </w:p>
+    <w:p>
+      <w:r>
+        <w:t xml:space="preserve">         </w:t>
+      </w:r>
+    </w:p>
+    <w:p>
+      <w:r>
+        <w:t xml:space="preserve">        # Sauvegarde les données dans un fichier CSV </w:t>
+      </w:r>
+    </w:p>
+    <w:p>
+      <w:r>
+        <w:t xml:space="preserve">        </w:t>
+      </w:r>
+      <w:proofErr w:type="spellStart"/>
+      <w:proofErr w:type="gramStart"/>
+      <w:r>
+        <w:t>self.export</w:t>
+      </w:r>
+      <w:proofErr w:type="gramEnd"/>
+      <w:r>
+        <w:t>_to_csv</w:t>
+      </w:r>
+      <w:proofErr w:type="spellEnd"/>
+      <w:r>
+        <w:t xml:space="preserve">() </w:t>
+      </w:r>
+    </w:p>
+    <w:p/>
+    <w:p/>
+    <w:p>
+      <w:r>
+        <w:lastRenderedPageBreak/>
+        <w:t xml:space="preserve"># ========================================== </w:t>
+      </w:r>
+    </w:p>
+    <w:p>
+      <w:r>
+        <w:t xml:space="preserve"># Tests </w:t>
+      </w:r>
+    </w:p>
+    <w:p>
+      <w:r>
+        <w:t xml:space="preserve"># ========================================== </w:t>
+      </w:r>
+    </w:p>
+    <w:p/>
+    <w:p>
+      <w:r>
+        <w:t xml:space="preserve"># Nom et localisation du fichier à lire </w:t>
+      </w:r>
+    </w:p>
+    <w:p>
+      <w:proofErr w:type="spellStart"/>
+      <w:proofErr w:type="gramStart"/>
+      <w:r>
+        <w:t>nom</w:t>
+      </w:r>
+      <w:proofErr w:type="gramEnd"/>
+      <w:r>
+        <w:t>_fichier</w:t>
+      </w:r>
+      <w:proofErr w:type="spellEnd"/>
+      <w:r>
+        <w:t xml:space="preserve"> = "U:\\Projet_prog\\Test\\m2_2025-2026\\Fichier_entree.csv" </w:t>
+      </w:r>
+    </w:p>
+    <w:p/>
+    <w:p>
+      <w:r>
+        <w:t># On crée un objet "</w:t>
+      </w:r>
+      <w:proofErr w:type="spellStart"/>
+      <w:r>
+        <w:t>mon_signal</w:t>
+      </w:r>
+      <w:proofErr w:type="spellEnd"/>
+      <w:r>
+        <w:t xml:space="preserve">" à partir de la classe </w:t>
+      </w:r>
+      <w:proofErr w:type="spellStart"/>
+      <w:r>
+        <w:t>Mon_Signal_GrpA</w:t>
+      </w:r>
+      <w:proofErr w:type="spellEnd"/>
+      <w:r>
+        <w:t xml:space="preserve"> </w:t>
+      </w:r>
+    </w:p>
+    <w:p>
+      <w:proofErr w:type="spellStart"/>
+      <w:proofErr w:type="gramStart"/>
+      <w:r>
+        <w:t>mon</w:t>
+      </w:r>
+      <w:proofErr w:type="gramEnd"/>
+      <w:r>
+        <w:t>_signal</w:t>
+      </w:r>
+      <w:proofErr w:type="spellEnd"/>
+      <w:r>
+        <w:t xml:space="preserve"> = </w:t>
+      </w:r>
+      <w:proofErr w:type="spellStart"/>
+      <w:r>
+        <w:t>Mon_Signal_GrpA</w:t>
+      </w:r>
+      <w:proofErr w:type="spellEnd"/>
+      <w:r>
+        <w:t xml:space="preserve">() </w:t>
+      </w:r>
+    </w:p>
+    <w:p/>
+    <w:p>
+      <w:r>
+        <w:t xml:space="preserve"># On appelle la méthode d'acquisition (Etape 1) </w:t>
+      </w:r>
+    </w:p>
+    <w:p>
+      <w:proofErr w:type="spellStart"/>
+      <w:proofErr w:type="gramStart"/>
+      <w:r>
+        <w:t>mon</w:t>
+      </w:r>
+      <w:proofErr w:type="gramEnd"/>
+      <w:r>
+        <w:t>_signal.Acquisition_signal</w:t>
+      </w:r>
+      <w:proofErr w:type="spellEnd"/>
+      <w:r>
+        <w:t>(</w:t>
+      </w:r>
+      <w:proofErr w:type="spellStart"/>
+      <w:r>
+        <w:t>nom_fichier</w:t>
+      </w:r>
+      <w:proofErr w:type="spellEnd"/>
+      <w:r>
+        <w:t xml:space="preserve">) </w:t>
+      </w:r>
+    </w:p>
+    <w:p/>
+    <w:p>
+      <w:r>
+        <w:t xml:space="preserve"># On appelle la méthode de traitement (Etape 2) </w:t>
+      </w:r>
+    </w:p>
+    <w:p>
+      <w:proofErr w:type="spellStart"/>
+      <w:proofErr w:type="gramStart"/>
+      <w:r>
+        <w:t>mon</w:t>
+      </w:r>
+      <w:proofErr w:type="gramEnd"/>
+      <w:r>
+        <w:t>_signal.Traitement_signal</w:t>
+      </w:r>
+      <w:proofErr w:type="spellEnd"/>
+      <w:r>
+        <w:t xml:space="preserve">() </w:t>
+      </w:r>
+    </w:p>
+    <w:p/>
+    <w:p>
+      <w:r>
+        <w:t xml:space="preserve"># A remplir par </w:t>
+      </w:r>
+      <w:proofErr w:type="spellStart"/>
+      <w:r>
+        <w:t>Manal</w:t>
+      </w:r>
+      <w:proofErr w:type="spellEnd"/>
+      <w:r>
+        <w:t xml:space="preserve"> </w:t>
+      </w:r>
+    </w:p>
+    <w:p>
+      <w:proofErr w:type="spellStart"/>
+      <w:proofErr w:type="gramStart"/>
+      <w:r>
+        <w:t>mon</w:t>
+      </w:r>
+      <w:proofErr w:type="gramEnd"/>
+      <w:r>
+        <w:t>_signal.type</w:t>
+      </w:r>
+      <w:proofErr w:type="spellEnd"/>
+      <w:r>
+        <w:t xml:space="preserve"> = "audio" </w:t>
+      </w:r>
+    </w:p>
+    <w:p>
+      <w:proofErr w:type="spellStart"/>
+      <w:proofErr w:type="gramStart"/>
+      <w:r>
+        <w:t>mon</w:t>
+      </w:r>
+      <w:proofErr w:type="gramEnd"/>
+      <w:r>
+        <w:t>_signal.source</w:t>
+      </w:r>
+      <w:proofErr w:type="spellEnd"/>
+      <w:r>
+        <w:t xml:space="preserve"> = "microphone" </w:t>
+      </w:r>
+    </w:p>
+    <w:p/>
+    <w:p>
+      <w:proofErr w:type="spellStart"/>
+      <w:proofErr w:type="gramStart"/>
+      <w:r>
+        <w:t>mon_signal.run</w:t>
+      </w:r>
+      <w:proofErr w:type="spellEnd"/>
+      <w:r>
+        <w:t>(</w:t>
+      </w:r>
+      <w:proofErr w:type="gramEnd"/>
+      <w:r>
+        <w:t xml:space="preserve">) </w:t>
+      </w:r>
+    </w:p>
+    <w:p/>
+    <w:p>
+      <w:r>
+        <w:t xml:space="preserve"># AFFICHAGE POUR VERIFIER QUE TOUT FONCTIONNE </w:t>
+      </w:r>
+    </w:p>
+    <w:p>
+      <w:proofErr w:type="spellStart"/>
+      <w:proofErr w:type="gramStart"/>
+      <w:r>
+        <w:t>print</w:t>
+      </w:r>
+      <w:proofErr w:type="spellEnd"/>
+      <w:r>
+        <w:t>(</w:t>
+      </w:r>
+      <w:proofErr w:type="gramEnd"/>
+      <w:r>
+        <w:t xml:space="preserve">" PROPRIÉTÉS DU SIGNAL :") </w:t>
+      </w:r>
+    </w:p>
+    <w:p>
+      <w:proofErr w:type="spellStart"/>
+      <w:proofErr w:type="gramStart"/>
+      <w:r>
+        <w:t>print</w:t>
+      </w:r>
+      <w:proofErr w:type="spellEnd"/>
+      <w:r>
+        <w:t>(</w:t>
+      </w:r>
+      <w:proofErr w:type="spellStart"/>
+      <w:proofErr w:type="gramEnd"/>
+      <w:r>
+        <w:t>f"Type</w:t>
+      </w:r>
+      <w:proofErr w:type="spellEnd"/>
+      <w:r>
+        <w:t xml:space="preserve"> : {</w:t>
+      </w:r>
+      <w:proofErr w:type="spellStart"/>
+      <w:r>
+        <w:t>mon_signal.type</w:t>
+      </w:r>
+      <w:proofErr w:type="spellEnd"/>
+      <w:r>
+        <w:t xml:space="preserve">}") </w:t>
+      </w:r>
+    </w:p>
+    <w:p>
+      <w:proofErr w:type="spellStart"/>
+      <w:proofErr w:type="gramStart"/>
+      <w:r>
+        <w:t>print</w:t>
+      </w:r>
+      <w:proofErr w:type="spellEnd"/>
+      <w:r>
+        <w:t>(</w:t>
+      </w:r>
+      <w:proofErr w:type="spellStart"/>
+      <w:proofErr w:type="gramEnd"/>
+      <w:r>
+        <w:t>f"Source</w:t>
+      </w:r>
+      <w:proofErr w:type="spellEnd"/>
+      <w:r>
+        <w:t xml:space="preserve"> : {</w:t>
+      </w:r>
+      <w:proofErr w:type="spellStart"/>
+      <w:r>
+        <w:t>mon_signal.source</w:t>
+      </w:r>
+      <w:proofErr w:type="spellEnd"/>
+      <w:r>
+        <w:t xml:space="preserve">}") </w:t>
+      </w:r>
+    </w:p>
+    <w:p>
+      <w:proofErr w:type="spellStart"/>
+      <w:proofErr w:type="gramStart"/>
+      <w:r>
+        <w:t>print</w:t>
+      </w:r>
+      <w:proofErr w:type="spellEnd"/>
+      <w:r>
+        <w:t>(</w:t>
+      </w:r>
+      <w:proofErr w:type="spellStart"/>
+      <w:proofErr w:type="gramEnd"/>
+      <w:r>
+        <w:t>f"Taux</w:t>
+      </w:r>
+      <w:proofErr w:type="spellEnd"/>
+      <w:r>
+        <w:t xml:space="preserve"> d'échantillonnage (</w:t>
+      </w:r>
+      <w:proofErr w:type="spellStart"/>
+      <w:r>
+        <w:t>sample_rate</w:t>
+      </w:r>
+      <w:proofErr w:type="spellEnd"/>
+      <w:r>
+        <w:t>) : {</w:t>
+      </w:r>
+      <w:proofErr w:type="spellStart"/>
+      <w:r>
+        <w:t>mon_signal.sample_rate</w:t>
+      </w:r>
+      <w:proofErr w:type="spellEnd"/>
+      <w:r>
+        <w:t xml:space="preserve">} Hz") </w:t>
+      </w:r>
+    </w:p>
+    <w:p>
+      <w:proofErr w:type="spellStart"/>
+      <w:proofErr w:type="gramStart"/>
+      <w:r>
+        <w:t>print</w:t>
+      </w:r>
+      <w:proofErr w:type="spellEnd"/>
+      <w:r>
+        <w:t>(</w:t>
+      </w:r>
+      <w:proofErr w:type="spellStart"/>
+      <w:proofErr w:type="gramEnd"/>
+      <w:r>
+        <w:t>f"Durée</w:t>
+      </w:r>
+      <w:proofErr w:type="spellEnd"/>
+      <w:r>
+        <w:t xml:space="preserve"> du signal (duration) : {</w:t>
+      </w:r>
+      <w:proofErr w:type="spellStart"/>
+      <w:r>
+        <w:t>mon_signal.duration</w:t>
+      </w:r>
+      <w:proofErr w:type="spellEnd"/>
+      <w:r>
+        <w:t xml:space="preserve">} s") </w:t>
+      </w:r>
+    </w:p>
+    <w:p>
+      <w:proofErr w:type="spellStart"/>
+      <w:proofErr w:type="gramStart"/>
+      <w:r>
+        <w:t>print</w:t>
+      </w:r>
+      <w:proofErr w:type="spellEnd"/>
+      <w:r>
+        <w:t>(</w:t>
+      </w:r>
+      <w:proofErr w:type="spellStart"/>
+      <w:proofErr w:type="gramEnd"/>
+      <w:r>
+        <w:t>f"Timestamp</w:t>
+      </w:r>
+      <w:proofErr w:type="spellEnd"/>
+      <w:r>
+        <w:t xml:space="preserve"> : {</w:t>
+      </w:r>
+      <w:proofErr w:type="spellStart"/>
+      <w:r>
+        <w:t>mon_signal.timestamp</w:t>
+      </w:r>
+      <w:proofErr w:type="spellEnd"/>
+      <w:r>
+        <w:t xml:space="preserve">}") </w:t>
+      </w:r>
+    </w:p>
+    <w:p>
+      <w:proofErr w:type="spellStart"/>
+      <w:proofErr w:type="gramStart"/>
+      <w:r>
+        <w:t>print</w:t>
+      </w:r>
+      <w:proofErr w:type="spellEnd"/>
+      <w:r>
+        <w:t>(</w:t>
+      </w:r>
+      <w:proofErr w:type="spellStart"/>
+      <w:proofErr w:type="gramEnd"/>
+      <w:r>
+        <w:t>f"Nombre</w:t>
+      </w:r>
+      <w:proofErr w:type="spellEnd"/>
+      <w:r>
+        <w:t xml:space="preserve"> d'échantillons : {</w:t>
+      </w:r>
+      <w:proofErr w:type="spellStart"/>
+      <w:r>
+        <w:t>len</w:t>
+      </w:r>
+      <w:proofErr w:type="spellEnd"/>
+      <w:r>
+        <w:t>(</w:t>
+      </w:r>
+      <w:proofErr w:type="spellStart"/>
+      <w:r>
+        <w:t>mon_signal.samples</w:t>
+      </w:r>
+      <w:proofErr w:type="spellEnd"/>
+      <w:r>
+        <w:t xml:space="preserve">)}") </w:t>
+      </w:r>
+    </w:p>
+    <w:p>
+      <w:proofErr w:type="spellStart"/>
+      <w:proofErr w:type="gramStart"/>
+      <w:r>
+        <w:t>print</w:t>
+      </w:r>
+      <w:proofErr w:type="spellEnd"/>
+      <w:r>
+        <w:t>(</w:t>
+      </w:r>
+      <w:proofErr w:type="spellStart"/>
+      <w:proofErr w:type="gramEnd"/>
+      <w:r>
+        <w:t>f"Aperçu</w:t>
+      </w:r>
+      <w:proofErr w:type="spellEnd"/>
+      <w:r>
+        <w:t xml:space="preserve"> des 5 premiers </w:t>
+      </w:r>
+      <w:proofErr w:type="spellStart"/>
+      <w:r>
+        <w:t>samples</w:t>
+      </w:r>
+      <w:proofErr w:type="spellEnd"/>
+      <w:r>
+        <w:t xml:space="preserve"> : {</w:t>
+      </w:r>
+      <w:proofErr w:type="spellStart"/>
+      <w:r>
+        <w:t>mon_signal.samples</w:t>
+      </w:r>
+      <w:proofErr w:type="spellEnd"/>
+      <w:r>
+        <w:t>[:5]}")</w:t>
+      </w:r>
+      <w:r>
+        <w:t> »</w:t>
+      </w:r>
+    </w:p>
+    <w:p/>
+    <w:p>
+      <w:proofErr w:type="spellStart"/>
+      <w:r>
+        <w:rPr>
+          <w:b/>
+          <w:bCs/>
+        </w:rPr>
+        <w:t>Tokens</w:t>
+      </w:r>
+      <w:proofErr w:type="spellEnd"/>
+      <w:r>
+        <w:rPr>
+          <w:b/>
+          <w:bCs/>
+        </w:rPr>
+        <w:t xml:space="preserve"> :</w:t>
+      </w:r>
+      <w:r>
+        <w:t xml:space="preserve"> </w:t>
+      </w:r>
+      <w:r>
+        <w:t>1784</w:t>
+      </w:r>
+    </w:p>
+    <w:p>
+      <w:r>
+        <w:rPr>
+          <w:b/>
+          <w:bCs/>
+        </w:rPr>
+        <w:t>Réponse :</w:t>
+      </w:r>
+      <w:proofErr w:type="gramStart"/>
+      <w:r>
+        <w:t xml:space="preserve"> «#</w:t>
+      </w:r>
+      <w:proofErr w:type="gramEnd"/>
+      <w:r>
+        <w:t xml:space="preserve"> -*- </w:t>
+      </w:r>
+      <w:proofErr w:type="spellStart"/>
+      <w:r>
+        <w:t>coding</w:t>
+      </w:r>
+      <w:proofErr w:type="spellEnd"/>
+      <w:r>
+        <w:t>: utf-8 -*-</w:t>
+      </w:r>
+    </w:p>
+    <w:p>
+      <w:r>
+        <w:t>"""</w:t>
+      </w:r>
+    </w:p>
+    <w:p>
+      <w:r>
+        <w:t>Intégration finale du code pour le Groupe A</w:t>
+      </w:r>
+    </w:p>
+    <w:p>
+      <w:r>
+        <w:t>"""</w:t>
+      </w:r>
+    </w:p>
+    <w:p/>
+    <w:p>
+      <w:proofErr w:type="gramStart"/>
+      <w:r>
+        <w:t>import</w:t>
+      </w:r>
+      <w:proofErr w:type="gramEnd"/>
+      <w:r>
+        <w:t xml:space="preserve"> pandas as </w:t>
+      </w:r>
+      <w:proofErr w:type="spellStart"/>
+      <w:r>
+        <w:t>pd</w:t>
+      </w:r>
+      <w:proofErr w:type="spellEnd"/>
+    </w:p>
+    <w:p>
+      <w:proofErr w:type="spellStart"/>
+      <w:proofErr w:type="gramStart"/>
+      <w:r>
+        <w:t>from</w:t>
+      </w:r>
+      <w:proofErr w:type="spellEnd"/>
+      <w:proofErr w:type="gramEnd"/>
+      <w:r>
+        <w:t xml:space="preserve"> </w:t>
+      </w:r>
+      <w:proofErr w:type="spellStart"/>
+      <w:r>
+        <w:t>datetime</w:t>
+      </w:r>
+      <w:proofErr w:type="spellEnd"/>
+      <w:r>
+        <w:t xml:space="preserve"> import </w:t>
+      </w:r>
+      <w:proofErr w:type="spellStart"/>
+      <w:r>
+        <w:t>datetime</w:t>
+      </w:r>
+      <w:proofErr w:type="spellEnd"/>
+    </w:p>
+    <w:p/>
+    <w:p>
+      <w:proofErr w:type="gramStart"/>
+      <w:r>
+        <w:t>class</w:t>
+      </w:r>
+      <w:proofErr w:type="gramEnd"/>
+      <w:r>
+        <w:t xml:space="preserve"> </w:t>
+      </w:r>
+      <w:proofErr w:type="spellStart"/>
+      <w:r>
+        <w:t>Mon_Signal_GrpA</w:t>
+      </w:r>
+      <w:proofErr w:type="spellEnd"/>
+      <w:r>
+        <w:t>:</w:t>
+      </w:r>
+    </w:p>
+    <w:p>
+      <w:r>
+        <w:t xml:space="preserve">    </w:t>
+      </w:r>
+    </w:p>
+    <w:p>
+      <w:r>
+        <w:t xml:space="preserve">    # Le constructeur : il initialise les variables quand on crée le signal</w:t>
+      </w:r>
+    </w:p>
+    <w:p>
+      <w:r>
+        <w:t xml:space="preserve">    </w:t>
+      </w:r>
+      <w:proofErr w:type="spellStart"/>
+      <w:proofErr w:type="gramStart"/>
+      <w:r>
+        <w:t>def</w:t>
+      </w:r>
+      <w:proofErr w:type="spellEnd"/>
+      <w:proofErr w:type="gramEnd"/>
+      <w:r>
+        <w:t xml:space="preserve"> __init__(self):</w:t>
+      </w:r>
+    </w:p>
+    <w:p>
+      <w:r>
+        <w:t xml:space="preserve">        </w:t>
+      </w:r>
+      <w:proofErr w:type="spellStart"/>
+      <w:proofErr w:type="gramStart"/>
+      <w:r>
+        <w:t>self.type</w:t>
+      </w:r>
+      <w:proofErr w:type="spellEnd"/>
+      <w:proofErr w:type="gramEnd"/>
+      <w:r>
+        <w:t xml:space="preserve"> = ""</w:t>
+      </w:r>
+    </w:p>
+    <w:p>
+      <w:r>
+        <w:t xml:space="preserve">        </w:t>
+      </w:r>
+      <w:proofErr w:type="spellStart"/>
+      <w:proofErr w:type="gramStart"/>
+      <w:r>
+        <w:t>self.source</w:t>
+      </w:r>
+      <w:proofErr w:type="spellEnd"/>
+      <w:proofErr w:type="gramEnd"/>
+      <w:r>
+        <w:t xml:space="preserve"> = ""</w:t>
+      </w:r>
+    </w:p>
+    <w:p>
+      <w:r>
+        <w:t xml:space="preserve">        </w:t>
+      </w:r>
+      <w:proofErr w:type="spellStart"/>
+      <w:proofErr w:type="gramStart"/>
+      <w:r>
+        <w:t>self</w:t>
+      </w:r>
+      <w:proofErr w:type="gramEnd"/>
+      <w:r>
+        <w:t>.sample_rate</w:t>
+      </w:r>
+      <w:proofErr w:type="spellEnd"/>
+      <w:r>
+        <w:t xml:space="preserve"> = 0</w:t>
+      </w:r>
+    </w:p>
+    <w:p>
+      <w:r>
+        <w:t xml:space="preserve">        </w:t>
+      </w:r>
+      <w:proofErr w:type="spellStart"/>
+      <w:proofErr w:type="gramStart"/>
+      <w:r>
+        <w:t>self.duration</w:t>
+      </w:r>
+      <w:proofErr w:type="spellEnd"/>
+      <w:proofErr w:type="gramEnd"/>
+      <w:r>
+        <w:t xml:space="preserve"> = 0.0</w:t>
+      </w:r>
+    </w:p>
+    <w:p>
+      <w:r>
+        <w:t xml:space="preserve">        </w:t>
+      </w:r>
+      <w:proofErr w:type="spellStart"/>
+      <w:proofErr w:type="gramStart"/>
+      <w:r>
+        <w:t>self.timestamp</w:t>
+      </w:r>
+      <w:proofErr w:type="spellEnd"/>
+      <w:proofErr w:type="gramEnd"/>
+      <w:r>
+        <w:t xml:space="preserve"> = ""</w:t>
+      </w:r>
+    </w:p>
+    <w:p>
+      <w:r>
+        <w:t xml:space="preserve">        </w:t>
+      </w:r>
+      <w:proofErr w:type="spellStart"/>
+      <w:proofErr w:type="gramStart"/>
+      <w:r>
+        <w:t>self.samples</w:t>
+      </w:r>
+      <w:proofErr w:type="spellEnd"/>
+      <w:proofErr w:type="gramEnd"/>
+      <w:r>
+        <w:t xml:space="preserve"> = []</w:t>
+      </w:r>
+    </w:p>
+    <w:p>
+      <w:r>
+        <w:t xml:space="preserve">        </w:t>
+      </w:r>
+    </w:p>
+    <w:p>
+      <w:r>
+        <w:t xml:space="preserve">        # Variable interne du vecteur temps du signal </w:t>
+      </w:r>
+    </w:p>
+    <w:p>
+      <w:r>
+        <w:t xml:space="preserve">        </w:t>
+      </w:r>
+      <w:proofErr w:type="gramStart"/>
+      <w:r>
+        <w:t>self</w:t>
+      </w:r>
+      <w:proofErr w:type="gramEnd"/>
+      <w:r>
+        <w:t xml:space="preserve">.t = [] </w:t>
+      </w:r>
+    </w:p>
+    <w:p/>
+    <w:p>
+      <w:r>
+        <w:t xml:space="preserve">    # ETAPE 1 : EXTRACTION DES DONNEES</w:t>
+      </w:r>
+    </w:p>
+    <w:p>
+      <w:r>
+        <w:t xml:space="preserve">    </w:t>
+      </w:r>
+      <w:proofErr w:type="spellStart"/>
+      <w:proofErr w:type="gramStart"/>
+      <w:r>
+        <w:t>def</w:t>
+      </w:r>
+      <w:proofErr w:type="spellEnd"/>
+      <w:proofErr w:type="gramEnd"/>
+      <w:r>
+        <w:t xml:space="preserve"> </w:t>
+      </w:r>
+      <w:proofErr w:type="spellStart"/>
+      <w:r>
+        <w:t>Acquisition_signal</w:t>
+      </w:r>
+      <w:proofErr w:type="spellEnd"/>
+      <w:r>
+        <w:t xml:space="preserve">(self, </w:t>
+      </w:r>
+      <w:proofErr w:type="spellStart"/>
+      <w:r>
+        <w:t>filename</w:t>
+      </w:r>
+      <w:proofErr w:type="spellEnd"/>
+      <w:r>
+        <w:t>):</w:t>
+      </w:r>
+    </w:p>
+    <w:p>
+      <w:r>
+        <w:t xml:space="preserve">        """Lit le fichier CSV contenant le signal et remplit self.t et </w:t>
+      </w:r>
+      <w:proofErr w:type="spellStart"/>
+      <w:proofErr w:type="gramStart"/>
+      <w:r>
+        <w:t>self.samples</w:t>
+      </w:r>
+      <w:proofErr w:type="spellEnd"/>
+      <w:proofErr w:type="gramEnd"/>
+      <w:r>
+        <w:t>"""</w:t>
+      </w:r>
+    </w:p>
+    <w:p>
+      <w:r>
+        <w:t xml:space="preserve">        </w:t>
+      </w:r>
+      <w:proofErr w:type="gramStart"/>
+      <w:r>
+        <w:t>self</w:t>
+      </w:r>
+      <w:proofErr w:type="gramEnd"/>
+      <w:r>
+        <w:t>.t = []</w:t>
+      </w:r>
+    </w:p>
+    <w:p>
+      <w:r>
+        <w:t xml:space="preserve">        </w:t>
+      </w:r>
+      <w:proofErr w:type="spellStart"/>
+      <w:proofErr w:type="gramStart"/>
+      <w:r>
+        <w:t>self.samples</w:t>
+      </w:r>
+      <w:proofErr w:type="spellEnd"/>
+      <w:proofErr w:type="gramEnd"/>
+      <w:r>
+        <w:t xml:space="preserve"> = []</w:t>
+      </w:r>
+    </w:p>
+    <w:p>
+      <w:r>
+        <w:t xml:space="preserve">        </w:t>
+      </w:r>
+    </w:p>
+    <w:p>
+      <w:r>
+        <w:t xml:space="preserve">        </w:t>
+      </w:r>
+      <w:proofErr w:type="spellStart"/>
+      <w:proofErr w:type="gramStart"/>
+      <w:r>
+        <w:t>with</w:t>
+      </w:r>
+      <w:proofErr w:type="spellEnd"/>
+      <w:proofErr w:type="gramEnd"/>
+      <w:r>
+        <w:t xml:space="preserve"> open(</w:t>
+      </w:r>
+      <w:proofErr w:type="spellStart"/>
+      <w:r>
+        <w:t>filename</w:t>
+      </w:r>
+      <w:proofErr w:type="spellEnd"/>
+      <w:r>
+        <w:t>, "r") as f:</w:t>
+      </w:r>
+    </w:p>
+    <w:p>
+      <w:r>
+        <w:lastRenderedPageBreak/>
+        <w:t xml:space="preserve">            </w:t>
+      </w:r>
+      <w:proofErr w:type="spellStart"/>
+      <w:proofErr w:type="gramStart"/>
+      <w:r>
+        <w:t>next</w:t>
+      </w:r>
+      <w:proofErr w:type="spellEnd"/>
+      <w:proofErr w:type="gramEnd"/>
+      <w:r>
+        <w:t>(f)  # saute la première ligne (les en-têtes)</w:t>
+      </w:r>
+    </w:p>
+    <w:p>
+      <w:r>
+        <w:t xml:space="preserve">            </w:t>
+      </w:r>
+      <w:proofErr w:type="gramStart"/>
+      <w:r>
+        <w:t>for</w:t>
+      </w:r>
+      <w:proofErr w:type="gramEnd"/>
+      <w:r>
+        <w:t xml:space="preserve"> ligne in f:</w:t>
+      </w:r>
+    </w:p>
+    <w:p>
+      <w:r>
+        <w:t xml:space="preserve">                </w:t>
+      </w:r>
+      <w:proofErr w:type="gramStart"/>
+      <w:r>
+        <w:t>ligne</w:t>
+      </w:r>
+      <w:proofErr w:type="gramEnd"/>
+      <w:r>
+        <w:t xml:space="preserve"> = </w:t>
+      </w:r>
+      <w:proofErr w:type="spellStart"/>
+      <w:r>
+        <w:t>ligne.strip</w:t>
+      </w:r>
+      <w:proofErr w:type="spellEnd"/>
+      <w:r>
+        <w:t>()</w:t>
+      </w:r>
+    </w:p>
+    <w:p>
+      <w:r>
+        <w:t xml:space="preserve">                </w:t>
+      </w:r>
+      <w:proofErr w:type="gramStart"/>
+      <w:r>
+        <w:t>if</w:t>
+      </w:r>
+      <w:proofErr w:type="gramEnd"/>
+      <w:r>
+        <w:t xml:space="preserve"> not ligne: </w:t>
+      </w:r>
+    </w:p>
+    <w:p>
+      <w:r>
+        <w:t xml:space="preserve">                    </w:t>
+      </w:r>
+      <w:proofErr w:type="gramStart"/>
+      <w:r>
+        <w:t>continue</w:t>
+      </w:r>
+      <w:proofErr w:type="gramEnd"/>
+    </w:p>
+    <w:p>
+      <w:r>
+        <w:t xml:space="preserve">                </w:t>
+      </w:r>
+      <w:proofErr w:type="gramStart"/>
+      <w:r>
+        <w:t>valeurs</w:t>
+      </w:r>
+      <w:proofErr w:type="gramEnd"/>
+      <w:r>
+        <w:t xml:space="preserve"> = </w:t>
+      </w:r>
+      <w:proofErr w:type="spellStart"/>
+      <w:r>
+        <w:t>ligne.split</w:t>
+      </w:r>
+      <w:proofErr w:type="spellEnd"/>
+      <w:r>
+        <w:t>(",")</w:t>
+      </w:r>
+    </w:p>
+    <w:p>
+      <w:r>
+        <w:t xml:space="preserve">                </w:t>
+      </w:r>
+    </w:p>
+    <w:p>
+      <w:r>
+        <w:t xml:space="preserve">                </w:t>
+      </w:r>
+      <w:proofErr w:type="spellStart"/>
+      <w:proofErr w:type="gramStart"/>
+      <w:r>
+        <w:t>self</w:t>
+      </w:r>
+      <w:proofErr w:type="gramEnd"/>
+      <w:r>
+        <w:t>.t.append</w:t>
+      </w:r>
+      <w:proofErr w:type="spellEnd"/>
+      <w:r>
+        <w:t>(</w:t>
+      </w:r>
+      <w:proofErr w:type="spellStart"/>
+      <w:r>
+        <w:t>float</w:t>
+      </w:r>
+      <w:proofErr w:type="spellEnd"/>
+      <w:r>
+        <w:t>(valeurs[0]))</w:t>
+      </w:r>
+    </w:p>
+    <w:p>
+      <w:r>
+        <w:t xml:space="preserve">                </w:t>
+      </w:r>
+      <w:proofErr w:type="spellStart"/>
+      <w:proofErr w:type="gramStart"/>
+      <w:r>
+        <w:t>self.samples</w:t>
+      </w:r>
+      <w:proofErr w:type="gramEnd"/>
+      <w:r>
+        <w:t>.append</w:t>
+      </w:r>
+      <w:proofErr w:type="spellEnd"/>
+      <w:r>
+        <w:t>(</w:t>
+      </w:r>
+      <w:proofErr w:type="spellStart"/>
+      <w:r>
+        <w:t>float</w:t>
+      </w:r>
+      <w:proofErr w:type="spellEnd"/>
+      <w:r>
+        <w:t>(valeurs[1]))</w:t>
+      </w:r>
+    </w:p>
+    <w:p/>
+    <w:p>
+      <w:r>
+        <w:t xml:space="preserve">    # ETAPE 2 : TRAITEMENT DES DONNEES</w:t>
+      </w:r>
+    </w:p>
+    <w:p>
+      <w:r>
+        <w:t xml:space="preserve">    </w:t>
+      </w:r>
+      <w:proofErr w:type="spellStart"/>
+      <w:proofErr w:type="gramStart"/>
+      <w:r>
+        <w:t>def</w:t>
+      </w:r>
+      <w:proofErr w:type="spellEnd"/>
+      <w:proofErr w:type="gramEnd"/>
+      <w:r>
+        <w:t xml:space="preserve"> </w:t>
+      </w:r>
+      <w:proofErr w:type="spellStart"/>
+      <w:r>
+        <w:t>Traitement_signal</w:t>
+      </w:r>
+      <w:proofErr w:type="spellEnd"/>
+      <w:r>
+        <w:t>(self):</w:t>
+      </w:r>
+    </w:p>
+    <w:p>
+      <w:r>
+        <w:t xml:space="preserve">        """Calcule la fréquence, la durée et le timestamp à partir des données"""</w:t>
+      </w:r>
+    </w:p>
+    <w:p>
+      <w:r>
+        <w:t xml:space="preserve">        </w:t>
+      </w:r>
+      <w:proofErr w:type="gramStart"/>
+      <w:r>
+        <w:t>if</w:t>
+      </w:r>
+      <w:proofErr w:type="gramEnd"/>
+      <w:r>
+        <w:t xml:space="preserve"> </w:t>
+      </w:r>
+      <w:proofErr w:type="spellStart"/>
+      <w:r>
+        <w:t>len</w:t>
+      </w:r>
+      <w:proofErr w:type="spellEnd"/>
+      <w:r>
+        <w:t>(self.t) &gt;= 2:</w:t>
+      </w:r>
+    </w:p>
+    <w:p>
+      <w:r>
+        <w:t xml:space="preserve">            </w:t>
+      </w:r>
+      <w:proofErr w:type="spellStart"/>
+      <w:proofErr w:type="gramStart"/>
+      <w:r>
+        <w:t>dt</w:t>
+      </w:r>
+      <w:proofErr w:type="spellEnd"/>
+      <w:proofErr w:type="gramEnd"/>
+      <w:r>
+        <w:t xml:space="preserve"> = self.t[1] - self.t[0] </w:t>
+      </w:r>
+    </w:p>
+    <w:p>
+      <w:r>
+        <w:t xml:space="preserve">            </w:t>
+      </w:r>
+      <w:proofErr w:type="spellStart"/>
+      <w:proofErr w:type="gramStart"/>
+      <w:r>
+        <w:t>self</w:t>
+      </w:r>
+      <w:proofErr w:type="gramEnd"/>
+      <w:r>
+        <w:t>.sample_rate</w:t>
+      </w:r>
+      <w:proofErr w:type="spellEnd"/>
+      <w:r>
+        <w:t xml:space="preserve"> = round(1.0 / </w:t>
+      </w:r>
+      <w:proofErr w:type="spellStart"/>
+      <w:r>
+        <w:t>dt</w:t>
+      </w:r>
+      <w:proofErr w:type="spellEnd"/>
+      <w:r>
+        <w:t xml:space="preserve">) </w:t>
+      </w:r>
+    </w:p>
+    <w:p>
+      <w:r>
+        <w:t xml:space="preserve">            </w:t>
+      </w:r>
+      <w:proofErr w:type="spellStart"/>
+      <w:proofErr w:type="gramStart"/>
+      <w:r>
+        <w:t>self.duration</w:t>
+      </w:r>
+      <w:proofErr w:type="spellEnd"/>
+      <w:proofErr w:type="gramEnd"/>
+      <w:r>
+        <w:t xml:space="preserve"> = self.t[-1] - self.t[0]</w:t>
+      </w:r>
+    </w:p>
+    <w:p>
+      <w:r>
+        <w:t xml:space="preserve">        </w:t>
+      </w:r>
+      <w:proofErr w:type="spellStart"/>
+      <w:proofErr w:type="gramStart"/>
+      <w:r>
+        <w:t>else</w:t>
+      </w:r>
+      <w:proofErr w:type="spellEnd"/>
+      <w:r>
+        <w:t>:</w:t>
+      </w:r>
+      <w:proofErr w:type="gramEnd"/>
+    </w:p>
+    <w:p>
+      <w:r>
+        <w:t xml:space="preserve">            </w:t>
+      </w:r>
+      <w:proofErr w:type="spellStart"/>
+      <w:proofErr w:type="gramStart"/>
+      <w:r>
+        <w:t>self</w:t>
+      </w:r>
+      <w:proofErr w:type="gramEnd"/>
+      <w:r>
+        <w:t>.sample_rate</w:t>
+      </w:r>
+      <w:proofErr w:type="spellEnd"/>
+      <w:r>
+        <w:t xml:space="preserve"> = 0</w:t>
+      </w:r>
+    </w:p>
+    <w:p>
+      <w:r>
+        <w:t xml:space="preserve">            </w:t>
+      </w:r>
+      <w:proofErr w:type="spellStart"/>
+      <w:proofErr w:type="gramStart"/>
+      <w:r>
+        <w:t>self.duration</w:t>
+      </w:r>
+      <w:proofErr w:type="spellEnd"/>
+      <w:proofErr w:type="gramEnd"/>
+      <w:r>
+        <w:t xml:space="preserve"> = 0</w:t>
+      </w:r>
+    </w:p>
+    <w:p/>
+    <w:p>
+      <w:r>
+        <w:t xml:space="preserve">        # Comme on a importé "</w:t>
+      </w:r>
+      <w:proofErr w:type="spellStart"/>
+      <w:r>
+        <w:t>datetime</w:t>
+      </w:r>
+      <w:proofErr w:type="spellEnd"/>
+      <w:r>
+        <w:t xml:space="preserve">" directement, on écrit juste </w:t>
+      </w:r>
+      <w:proofErr w:type="spellStart"/>
+      <w:proofErr w:type="gramStart"/>
+      <w:r>
+        <w:t>datetime.now</w:t>
+      </w:r>
+      <w:proofErr w:type="spellEnd"/>
+      <w:r>
+        <w:t>(</w:t>
+      </w:r>
+      <w:proofErr w:type="gramEnd"/>
+      <w:r>
+        <w:t>)</w:t>
+      </w:r>
+    </w:p>
+    <w:p>
+      <w:r>
+        <w:t xml:space="preserve">        </w:t>
+      </w:r>
+      <w:proofErr w:type="spellStart"/>
+      <w:proofErr w:type="gramStart"/>
+      <w:r>
+        <w:t>self.timestamp</w:t>
+      </w:r>
+      <w:proofErr w:type="spellEnd"/>
+      <w:proofErr w:type="gramEnd"/>
+      <w:r>
+        <w:t xml:space="preserve"> = </w:t>
+      </w:r>
+      <w:proofErr w:type="spellStart"/>
+      <w:r>
+        <w:t>datetime.now</w:t>
+      </w:r>
+      <w:proofErr w:type="spellEnd"/>
+      <w:r>
+        <w:t>().replace(</w:t>
+      </w:r>
+      <w:proofErr w:type="spellStart"/>
+      <w:r>
+        <w:t>microsecond</w:t>
+      </w:r>
+      <w:proofErr w:type="spellEnd"/>
+      <w:r>
+        <w:t>=0).</w:t>
+      </w:r>
+      <w:proofErr w:type="spellStart"/>
+      <w:r>
+        <w:t>isoformat</w:t>
+      </w:r>
+      <w:proofErr w:type="spellEnd"/>
+      <w:r>
+        <w:t>()</w:t>
+      </w:r>
+    </w:p>
+    <w:p>
+      <w:r>
+        <w:t xml:space="preserve">        </w:t>
+      </w:r>
+    </w:p>
+    <w:p>
+      <w:r>
+        <w:t xml:space="preserve">    </w:t>
+      </w:r>
+      <w:proofErr w:type="spellStart"/>
+      <w:proofErr w:type="gramStart"/>
+      <w:r>
+        <w:t>def</w:t>
+      </w:r>
+      <w:proofErr w:type="spellEnd"/>
+      <w:proofErr w:type="gramEnd"/>
+      <w:r>
+        <w:t xml:space="preserve"> </w:t>
+      </w:r>
+      <w:proofErr w:type="spellStart"/>
+      <w:r>
+        <w:t>ask_user_inputs</w:t>
+      </w:r>
+      <w:proofErr w:type="spellEnd"/>
+      <w:r>
+        <w:t>(self):</w:t>
+      </w:r>
+    </w:p>
+    <w:p>
+      <w:r>
+        <w:t xml:space="preserve">        """Demande UNIQUEMENT les informations manquantes à l'utilisateur."""</w:t>
+      </w:r>
+    </w:p>
+    <w:p>
+      <w:r>
+        <w:t xml:space="preserve">        </w:t>
+      </w:r>
+      <w:proofErr w:type="spellStart"/>
+      <w:proofErr w:type="gramStart"/>
+      <w:r>
+        <w:t>self.type</w:t>
+      </w:r>
+      <w:proofErr w:type="spellEnd"/>
+      <w:proofErr w:type="gramEnd"/>
+      <w:r>
+        <w:t xml:space="preserve"> = input("Enter signal type (ex: Audio): ")</w:t>
+      </w:r>
+    </w:p>
+    <w:p>
+      <w:r>
+        <w:t xml:space="preserve">        </w:t>
+      </w:r>
+      <w:proofErr w:type="spellStart"/>
+      <w:proofErr w:type="gramStart"/>
+      <w:r>
+        <w:t>self.source</w:t>
+      </w:r>
+      <w:proofErr w:type="spellEnd"/>
+      <w:proofErr w:type="gramEnd"/>
+      <w:r>
+        <w:t xml:space="preserve"> = input("Enter signal source (ex: Micro): ")</w:t>
+      </w:r>
+    </w:p>
+    <w:p/>
+    <w:p>
+      <w:r>
+        <w:t xml:space="preserve">    </w:t>
+      </w:r>
+      <w:proofErr w:type="spellStart"/>
+      <w:proofErr w:type="gramStart"/>
+      <w:r>
+        <w:t>def</w:t>
+      </w:r>
+      <w:proofErr w:type="spellEnd"/>
+      <w:proofErr w:type="gramEnd"/>
+      <w:r>
+        <w:t xml:space="preserve"> </w:t>
+      </w:r>
+      <w:proofErr w:type="spellStart"/>
+      <w:r>
+        <w:t>export_to_csv</w:t>
+      </w:r>
+      <w:proofErr w:type="spellEnd"/>
+      <w:r>
+        <w:t xml:space="preserve">(self, </w:t>
+      </w:r>
+      <w:proofErr w:type="spellStart"/>
+      <w:r>
+        <w:t>filename</w:t>
+      </w:r>
+      <w:proofErr w:type="spellEnd"/>
+      <w:r>
+        <w:t>="Output_GroupeA.csv"):</w:t>
+      </w:r>
+    </w:p>
+    <w:p>
+      <w:r>
+        <w:t xml:space="preserve">        """Sauvegarde toutes les données réelles dans un nouveau fichier CSV avec pandas."""</w:t>
+      </w:r>
+    </w:p>
+    <w:p>
+      <w:r>
+        <w:lastRenderedPageBreak/>
+        <w:t xml:space="preserve">        </w:t>
+      </w:r>
+      <w:proofErr w:type="gramStart"/>
+      <w:r>
+        <w:t>data</w:t>
+      </w:r>
+      <w:proofErr w:type="gramEnd"/>
+      <w:r>
+        <w:t xml:space="preserve"> = []</w:t>
+      </w:r>
+    </w:p>
+    <w:p/>
+    <w:p>
+      <w:r>
+        <w:t xml:space="preserve">        </w:t>
+      </w:r>
+      <w:proofErr w:type="gramStart"/>
+      <w:r>
+        <w:t>for</w:t>
+      </w:r>
+      <w:proofErr w:type="gramEnd"/>
+      <w:r>
+        <w:t xml:space="preserve"> index, value in </w:t>
+      </w:r>
+      <w:proofErr w:type="spellStart"/>
+      <w:r>
+        <w:t>enumerate</w:t>
+      </w:r>
+      <w:proofErr w:type="spellEnd"/>
+      <w:r>
+        <w:t>(</w:t>
+      </w:r>
+      <w:proofErr w:type="spellStart"/>
+      <w:r>
+        <w:t>self.samples</w:t>
+      </w:r>
+      <w:proofErr w:type="spellEnd"/>
+      <w:r>
+        <w:t>):</w:t>
+      </w:r>
+    </w:p>
+    <w:p>
+      <w:r>
+        <w:t xml:space="preserve">            </w:t>
+      </w:r>
+      <w:proofErr w:type="spellStart"/>
+      <w:proofErr w:type="gramStart"/>
+      <w:r>
+        <w:t>data.append</w:t>
+      </w:r>
+      <w:proofErr w:type="spellEnd"/>
+      <w:proofErr w:type="gramEnd"/>
+      <w:r>
+        <w:t>(</w:t>
+      </w:r>
+    </w:p>
+    <w:p>
+      <w:r>
+        <w:t xml:space="preserve">                {</w:t>
+      </w:r>
+    </w:p>
+    <w:p>
+      <w:r>
+        <w:t xml:space="preserve">                    "timestamp</w:t>
+      </w:r>
+      <w:proofErr w:type="gramStart"/>
+      <w:r>
+        <w:t>":</w:t>
+      </w:r>
+      <w:proofErr w:type="gramEnd"/>
+      <w:r>
+        <w:t xml:space="preserve"> </w:t>
+      </w:r>
+      <w:proofErr w:type="spellStart"/>
+      <w:r>
+        <w:t>self.timestamp</w:t>
+      </w:r>
+      <w:proofErr w:type="spellEnd"/>
+      <w:r>
+        <w:t>,</w:t>
+      </w:r>
+    </w:p>
+    <w:p>
+      <w:r>
+        <w:t xml:space="preserve">                    "type</w:t>
+      </w:r>
+      <w:proofErr w:type="gramStart"/>
+      <w:r>
+        <w:t>":</w:t>
+      </w:r>
+      <w:proofErr w:type="gramEnd"/>
+      <w:r>
+        <w:t xml:space="preserve"> </w:t>
+      </w:r>
+      <w:proofErr w:type="spellStart"/>
+      <w:r>
+        <w:t>self.type</w:t>
+      </w:r>
+      <w:proofErr w:type="spellEnd"/>
+      <w:r>
+        <w:t>,</w:t>
+      </w:r>
+    </w:p>
+    <w:p>
+      <w:r>
+        <w:t xml:space="preserve">                    "source</w:t>
+      </w:r>
+      <w:proofErr w:type="gramStart"/>
+      <w:r>
+        <w:t>":</w:t>
+      </w:r>
+      <w:proofErr w:type="gramEnd"/>
+      <w:r>
+        <w:t xml:space="preserve"> </w:t>
+      </w:r>
+      <w:proofErr w:type="spellStart"/>
+      <w:r>
+        <w:t>self.source</w:t>
+      </w:r>
+      <w:proofErr w:type="spellEnd"/>
+      <w:r>
+        <w:t>,</w:t>
+      </w:r>
+    </w:p>
+    <w:p>
+      <w:r>
+        <w:t xml:space="preserve">                    "</w:t>
+      </w:r>
+      <w:proofErr w:type="spellStart"/>
+      <w:r>
+        <w:t>sample_rate</w:t>
+      </w:r>
+      <w:proofErr w:type="spellEnd"/>
+      <w:proofErr w:type="gramStart"/>
+      <w:r>
+        <w:t>":</w:t>
+      </w:r>
+      <w:proofErr w:type="gramEnd"/>
+      <w:r>
+        <w:t xml:space="preserve"> </w:t>
+      </w:r>
+      <w:proofErr w:type="spellStart"/>
+      <w:r>
+        <w:t>self.sample_rate</w:t>
+      </w:r>
+      <w:proofErr w:type="spellEnd"/>
+      <w:r>
+        <w:t>,</w:t>
+      </w:r>
+    </w:p>
+    <w:p>
+      <w:r>
+        <w:t xml:space="preserve">                    "duration</w:t>
+      </w:r>
+      <w:proofErr w:type="gramStart"/>
+      <w:r>
+        <w:t>":</w:t>
+      </w:r>
+      <w:proofErr w:type="gramEnd"/>
+      <w:r>
+        <w:t xml:space="preserve"> </w:t>
+      </w:r>
+      <w:proofErr w:type="spellStart"/>
+      <w:r>
+        <w:t>self.duration</w:t>
+      </w:r>
+      <w:proofErr w:type="spellEnd"/>
+      <w:r>
+        <w:t>,</w:t>
+      </w:r>
+    </w:p>
+    <w:p>
+      <w:r>
+        <w:t xml:space="preserve">                    "</w:t>
+      </w:r>
+      <w:proofErr w:type="spellStart"/>
+      <w:r>
+        <w:t>sample_index</w:t>
+      </w:r>
+      <w:proofErr w:type="spellEnd"/>
+      <w:proofErr w:type="gramStart"/>
+      <w:r>
+        <w:t>":</w:t>
+      </w:r>
+      <w:proofErr w:type="gramEnd"/>
+      <w:r>
+        <w:t xml:space="preserve"> index,</w:t>
+      </w:r>
+    </w:p>
+    <w:p>
+      <w:r>
+        <w:t xml:space="preserve">                    "time</w:t>
+      </w:r>
+      <w:proofErr w:type="gramStart"/>
+      <w:r>
+        <w:t>":</w:t>
+      </w:r>
+      <w:proofErr w:type="gramEnd"/>
+      <w:r>
+        <w:t xml:space="preserve"> self.t[index],  # Ajout du vecteur temps de ton code !</w:t>
+      </w:r>
+    </w:p>
+    <w:p>
+      <w:r>
+        <w:t xml:space="preserve">                    "</w:t>
+      </w:r>
+      <w:proofErr w:type="spellStart"/>
+      <w:r>
+        <w:t>samples</w:t>
+      </w:r>
+      <w:proofErr w:type="spellEnd"/>
+      <w:proofErr w:type="gramStart"/>
+      <w:r>
+        <w:t>":</w:t>
+      </w:r>
+      <w:proofErr w:type="gramEnd"/>
+      <w:r>
+        <w:t xml:space="preserve"> value        # Correction du bug de ton collègue</w:t>
+      </w:r>
+    </w:p>
+    <w:p>
+      <w:r>
+        <w:t xml:space="preserve">                }</w:t>
+      </w:r>
+    </w:p>
+    <w:p>
+      <w:r>
+        <w:t xml:space="preserve">            )</w:t>
+      </w:r>
+    </w:p>
+    <w:p/>
+    <w:p>
+      <w:r>
+        <w:t xml:space="preserve">        </w:t>
+      </w:r>
+      <w:proofErr w:type="spellStart"/>
+      <w:proofErr w:type="gramStart"/>
+      <w:r>
+        <w:t>dataframe</w:t>
+      </w:r>
+      <w:proofErr w:type="spellEnd"/>
+      <w:proofErr w:type="gramEnd"/>
+      <w:r>
+        <w:t xml:space="preserve"> = </w:t>
+      </w:r>
+      <w:proofErr w:type="spellStart"/>
+      <w:r>
+        <w:t>pd.DataFrame</w:t>
+      </w:r>
+      <w:proofErr w:type="spellEnd"/>
+      <w:r>
+        <w:t>(data)</w:t>
+      </w:r>
+    </w:p>
+    <w:p>
+      <w:r>
+        <w:t xml:space="preserve">        </w:t>
+      </w:r>
+      <w:proofErr w:type="spellStart"/>
+      <w:r>
+        <w:t>dataframe.to_</w:t>
+      </w:r>
+      <w:proofErr w:type="gramStart"/>
+      <w:r>
+        <w:t>csv</w:t>
+      </w:r>
+      <w:proofErr w:type="spellEnd"/>
+      <w:r>
+        <w:t>(</w:t>
+      </w:r>
+      <w:proofErr w:type="spellStart"/>
+      <w:proofErr w:type="gramEnd"/>
+      <w:r>
+        <w:t>filename</w:t>
+      </w:r>
+      <w:proofErr w:type="spellEnd"/>
+      <w:r>
+        <w:t>, index=False)</w:t>
+      </w:r>
+    </w:p>
+    <w:p>
+      <w:r>
+        <w:t xml:space="preserve">        </w:t>
+      </w:r>
+      <w:proofErr w:type="spellStart"/>
+      <w:proofErr w:type="gramStart"/>
+      <w:r>
+        <w:t>print</w:t>
+      </w:r>
+      <w:proofErr w:type="spellEnd"/>
+      <w:r>
+        <w:t>(</w:t>
+      </w:r>
+      <w:proofErr w:type="gramEnd"/>
+      <w:r>
+        <w:t>f"\</w:t>
+      </w:r>
+      <w:proofErr w:type="spellStart"/>
+      <w:r>
+        <w:t>nFichier</w:t>
+      </w:r>
+      <w:proofErr w:type="spellEnd"/>
+      <w:r>
+        <w:t xml:space="preserve"> sauvegardé avec succès : {</w:t>
+      </w:r>
+      <w:proofErr w:type="spellStart"/>
+      <w:r>
+        <w:t>filename</w:t>
+      </w:r>
+      <w:proofErr w:type="spellEnd"/>
+      <w:r>
+        <w:t>}")</w:t>
+      </w:r>
+    </w:p>
+    <w:p/>
+    <w:p>
+      <w:r>
+        <w:t xml:space="preserve">    </w:t>
+      </w:r>
+      <w:proofErr w:type="spellStart"/>
+      <w:proofErr w:type="gramStart"/>
+      <w:r>
+        <w:t>def</w:t>
+      </w:r>
+      <w:proofErr w:type="spellEnd"/>
+      <w:proofErr w:type="gramEnd"/>
+      <w:r>
+        <w:t xml:space="preserve"> run(self, </w:t>
+      </w:r>
+      <w:proofErr w:type="spellStart"/>
+      <w:r>
+        <w:t>filename</w:t>
+      </w:r>
+      <w:proofErr w:type="spellEnd"/>
+      <w:r>
+        <w:t>):</w:t>
+      </w:r>
+    </w:p>
+    <w:p>
+      <w:r>
+        <w:t xml:space="preserve">        """Lance toutes les étapes du programme de manière logique."""</w:t>
+      </w:r>
+    </w:p>
+    <w:p>
+      <w:r>
+        <w:t xml:space="preserve">        </w:t>
+      </w:r>
+      <w:proofErr w:type="spellStart"/>
+      <w:proofErr w:type="gramStart"/>
+      <w:r>
+        <w:t>print</w:t>
+      </w:r>
+      <w:proofErr w:type="spellEnd"/>
+      <w:r>
+        <w:t>(</w:t>
+      </w:r>
+      <w:proofErr w:type="gramEnd"/>
+      <w:r>
+        <w:t>"=== ACQUISITION ET TRAITEMENT DU SIGNAL ===\n")</w:t>
+      </w:r>
+    </w:p>
+    <w:p/>
+    <w:p>
+      <w:r>
+        <w:t xml:space="preserve">        # 1. On lit le fichier CSV de base (ton code)</w:t>
+      </w:r>
+    </w:p>
+    <w:p>
+      <w:r>
+        <w:t xml:space="preserve">        </w:t>
+      </w:r>
+      <w:proofErr w:type="spellStart"/>
+      <w:proofErr w:type="gramStart"/>
+      <w:r>
+        <w:t>self.Acquisition</w:t>
+      </w:r>
+      <w:proofErr w:type="gramEnd"/>
+      <w:r>
+        <w:t>_signal</w:t>
+      </w:r>
+      <w:proofErr w:type="spellEnd"/>
+      <w:r>
+        <w:t>(</w:t>
+      </w:r>
+      <w:proofErr w:type="spellStart"/>
+      <w:r>
+        <w:t>filename</w:t>
+      </w:r>
+      <w:proofErr w:type="spellEnd"/>
+      <w:r>
+        <w:t>)</w:t>
+      </w:r>
+    </w:p>
+    <w:p>
+      <w:r>
+        <w:t xml:space="preserve">        </w:t>
+      </w:r>
+    </w:p>
+    <w:p>
+      <w:r>
+        <w:t xml:space="preserve">        # 2. On calcule les infos (ton code)</w:t>
+      </w:r>
+    </w:p>
+    <w:p>
+      <w:r>
+        <w:t xml:space="preserve">        </w:t>
+      </w:r>
+      <w:proofErr w:type="spellStart"/>
+      <w:proofErr w:type="gramStart"/>
+      <w:r>
+        <w:t>self.Traitement</w:t>
+      </w:r>
+      <w:proofErr w:type="gramEnd"/>
+      <w:r>
+        <w:t>_signal</w:t>
+      </w:r>
+      <w:proofErr w:type="spellEnd"/>
+      <w:r>
+        <w:t>()</w:t>
+      </w:r>
+    </w:p>
+    <w:p>
+      <w:r>
+        <w:t xml:space="preserve">        </w:t>
+      </w:r>
+    </w:p>
+    <w:p>
+      <w:r>
+        <w:t xml:space="preserve">        # 3. On demande le type et la source (code du collègue modifié)</w:t>
+      </w:r>
+    </w:p>
+    <w:p>
+      <w:r>
+        <w:lastRenderedPageBreak/>
+        <w:t xml:space="preserve">        </w:t>
+      </w:r>
+      <w:proofErr w:type="spellStart"/>
+      <w:r>
+        <w:t>self.ask_user_</w:t>
+      </w:r>
+      <w:proofErr w:type="gramStart"/>
+      <w:r>
+        <w:t>inputs</w:t>
+      </w:r>
+      <w:proofErr w:type="spellEnd"/>
+      <w:r>
+        <w:t>(</w:t>
+      </w:r>
+      <w:proofErr w:type="gramEnd"/>
+      <w:r>
+        <w:t>)</w:t>
+      </w:r>
+    </w:p>
+    <w:p>
+      <w:r>
+        <w:t xml:space="preserve">        </w:t>
+      </w:r>
+    </w:p>
+    <w:p>
+      <w:r>
+        <w:t xml:space="preserve">        # 4. On exporte le résultat complet (code du collègue corrigé)</w:t>
+      </w:r>
+    </w:p>
+    <w:p>
+      <w:r>
+        <w:t xml:space="preserve">        </w:t>
+      </w:r>
+      <w:proofErr w:type="spellStart"/>
+      <w:proofErr w:type="gramStart"/>
+      <w:r>
+        <w:t>self.export</w:t>
+      </w:r>
+      <w:proofErr w:type="gramEnd"/>
+      <w:r>
+        <w:t>_to_csv</w:t>
+      </w:r>
+      <w:proofErr w:type="spellEnd"/>
+      <w:r>
+        <w:t>()</w:t>
+      </w:r>
+    </w:p>
+    <w:p/>
+    <w:p/>
+    <w:p>
+      <w:r>
+        <w:t># ==========================================</w:t>
+      </w:r>
+    </w:p>
+    <w:p>
+      <w:r>
+        <w:t># Tests</w:t>
+      </w:r>
+    </w:p>
+    <w:p>
+      <w:r>
+        <w:t># ==========================================</w:t>
+      </w:r>
+    </w:p>
+    <w:p/>
+    <w:p>
+      <w:r>
+        <w:t># Nom et localisation du fichier à lire</w:t>
+      </w:r>
+    </w:p>
+    <w:p>
+      <w:proofErr w:type="spellStart"/>
+      <w:proofErr w:type="gramStart"/>
+      <w:r>
+        <w:t>nom</w:t>
+      </w:r>
+      <w:proofErr w:type="gramEnd"/>
+      <w:r>
+        <w:t>_fichier</w:t>
+      </w:r>
+      <w:proofErr w:type="spellEnd"/>
+      <w:r>
+        <w:t xml:space="preserve"> = "U:\\Projet_prog\\Test\\m2_2025-2026\\Fichier_entree.csv"</w:t>
+      </w:r>
+    </w:p>
+    <w:p/>
+    <w:p>
+      <w:r>
+        <w:t># On crée un objet "</w:t>
+      </w:r>
+      <w:proofErr w:type="spellStart"/>
+      <w:r>
+        <w:t>mon_signal</w:t>
+      </w:r>
+      <w:proofErr w:type="spellEnd"/>
+      <w:r>
+        <w:t>" à partir de la classe</w:t>
+      </w:r>
+    </w:p>
+    <w:p>
+      <w:proofErr w:type="spellStart"/>
+      <w:proofErr w:type="gramStart"/>
+      <w:r>
+        <w:t>mon</w:t>
+      </w:r>
+      <w:proofErr w:type="gramEnd"/>
+      <w:r>
+        <w:t>_signal</w:t>
+      </w:r>
+      <w:proofErr w:type="spellEnd"/>
+      <w:r>
+        <w:t xml:space="preserve"> = </w:t>
+      </w:r>
+      <w:proofErr w:type="spellStart"/>
+      <w:r>
+        <w:t>Mon_Signal_GrpA</w:t>
+      </w:r>
+      <w:proofErr w:type="spellEnd"/>
+      <w:r>
+        <w:t>()</w:t>
+      </w:r>
+    </w:p>
+    <w:p/>
+    <w:p>
+      <w:r>
+        <w:t># On lance le "chef d'orchestre" qui va tout faire dans l'ordre</w:t>
+      </w:r>
+    </w:p>
+    <w:p>
+      <w:proofErr w:type="spellStart"/>
+      <w:r>
+        <w:t>mon_signal.run</w:t>
+      </w:r>
+      <w:proofErr w:type="spellEnd"/>
+      <w:r>
+        <w:t>(</w:t>
+      </w:r>
+      <w:proofErr w:type="spellStart"/>
+      <w:r>
+        <w:t>nom_fichier</w:t>
+      </w:r>
+      <w:proofErr w:type="spellEnd"/>
+      <w:r>
+        <w:t>)</w:t>
+      </w:r>
+    </w:p>
+    <w:p/>
+    <w:p>
+      <w:r>
+        <w:t># AFFICHAGE POUR VERIFIER QUE TOUT FONCTIONNE</w:t>
+      </w:r>
+    </w:p>
+    <w:p>
+      <w:proofErr w:type="spellStart"/>
+      <w:proofErr w:type="gramStart"/>
+      <w:r>
+        <w:t>print</w:t>
+      </w:r>
+      <w:proofErr w:type="spellEnd"/>
+      <w:r>
+        <w:t>(</w:t>
+      </w:r>
+      <w:proofErr w:type="gramEnd"/>
+      <w:r>
+        <w:t>"\n--- PROPRIÉTÉS DU SIGNAL ---")</w:t>
+      </w:r>
+    </w:p>
+    <w:p>
+      <w:proofErr w:type="spellStart"/>
+      <w:proofErr w:type="gramStart"/>
+      <w:r>
+        <w:t>print</w:t>
+      </w:r>
+      <w:proofErr w:type="spellEnd"/>
+      <w:r>
+        <w:t>(</w:t>
+      </w:r>
+      <w:proofErr w:type="spellStart"/>
+      <w:proofErr w:type="gramEnd"/>
+      <w:r>
+        <w:t>f"Type</w:t>
+      </w:r>
+      <w:proofErr w:type="spellEnd"/>
+      <w:r>
+        <w:t xml:space="preserve"> : {</w:t>
+      </w:r>
+      <w:proofErr w:type="spellStart"/>
+      <w:r>
+        <w:t>mon_signal.type</w:t>
+      </w:r>
+      <w:proofErr w:type="spellEnd"/>
+      <w:r>
+        <w:t>}")</w:t>
+      </w:r>
+    </w:p>
+    <w:p>
+      <w:proofErr w:type="spellStart"/>
+      <w:proofErr w:type="gramStart"/>
+      <w:r>
+        <w:t>print</w:t>
+      </w:r>
+      <w:proofErr w:type="spellEnd"/>
+      <w:r>
+        <w:t>(</w:t>
+      </w:r>
+      <w:proofErr w:type="spellStart"/>
+      <w:proofErr w:type="gramEnd"/>
+      <w:r>
+        <w:t>f"Source</w:t>
+      </w:r>
+      <w:proofErr w:type="spellEnd"/>
+      <w:r>
+        <w:t xml:space="preserve"> : {</w:t>
+      </w:r>
+      <w:proofErr w:type="spellStart"/>
+      <w:r>
+        <w:t>mon_signal.source</w:t>
+      </w:r>
+      <w:proofErr w:type="spellEnd"/>
+      <w:r>
+        <w:t>}")</w:t>
+      </w:r>
+    </w:p>
+    <w:p>
+      <w:proofErr w:type="spellStart"/>
+      <w:proofErr w:type="gramStart"/>
+      <w:r>
+        <w:t>print</w:t>
+      </w:r>
+      <w:proofErr w:type="spellEnd"/>
+      <w:r>
+        <w:t>(</w:t>
+      </w:r>
+      <w:proofErr w:type="spellStart"/>
+      <w:proofErr w:type="gramEnd"/>
+      <w:r>
+        <w:t>f"Taux</w:t>
+      </w:r>
+      <w:proofErr w:type="spellEnd"/>
+      <w:r>
+        <w:t xml:space="preserve"> d'échantillonnage (</w:t>
+      </w:r>
+      <w:proofErr w:type="spellStart"/>
+      <w:r>
+        <w:t>sample_rate</w:t>
+      </w:r>
+      <w:proofErr w:type="spellEnd"/>
+      <w:r>
+        <w:t>) : {</w:t>
+      </w:r>
+      <w:proofErr w:type="spellStart"/>
+      <w:r>
+        <w:t>mon_signal.sample_rate</w:t>
+      </w:r>
+      <w:proofErr w:type="spellEnd"/>
+      <w:r>
+        <w:t>} Hz")</w:t>
+      </w:r>
+    </w:p>
+    <w:p>
+      <w:proofErr w:type="spellStart"/>
+      <w:proofErr w:type="gramStart"/>
+      <w:r>
+        <w:t>print</w:t>
+      </w:r>
+      <w:proofErr w:type="spellEnd"/>
+      <w:r>
+        <w:t>(</w:t>
+      </w:r>
+      <w:proofErr w:type="spellStart"/>
+      <w:proofErr w:type="gramEnd"/>
+      <w:r>
+        <w:t>f"Durée</w:t>
+      </w:r>
+      <w:proofErr w:type="spellEnd"/>
+      <w:r>
+        <w:t xml:space="preserve"> du signal (duration) : {</w:t>
+      </w:r>
+      <w:proofErr w:type="spellStart"/>
+      <w:r>
+        <w:t>mon_signal.duration</w:t>
+      </w:r>
+      <w:proofErr w:type="spellEnd"/>
+      <w:r>
+        <w:t>} s")</w:t>
+      </w:r>
+    </w:p>
+    <w:p>
+      <w:proofErr w:type="spellStart"/>
+      <w:proofErr w:type="gramStart"/>
+      <w:r>
+        <w:t>print</w:t>
+      </w:r>
+      <w:proofErr w:type="spellEnd"/>
+      <w:r>
+        <w:t>(</w:t>
+      </w:r>
+      <w:proofErr w:type="spellStart"/>
+      <w:proofErr w:type="gramEnd"/>
+      <w:r>
+        <w:t>f"Timestamp</w:t>
+      </w:r>
+      <w:proofErr w:type="spellEnd"/>
+      <w:r>
+        <w:t xml:space="preserve"> : {</w:t>
+      </w:r>
+      <w:proofErr w:type="spellStart"/>
+      <w:r>
+        <w:t>mon_signal.timestamp</w:t>
+      </w:r>
+      <w:proofErr w:type="spellEnd"/>
+      <w:r>
+        <w:t>}")</w:t>
+      </w:r>
+    </w:p>
+    <w:p>
+      <w:proofErr w:type="spellStart"/>
+      <w:proofErr w:type="gramStart"/>
+      <w:r>
+        <w:t>print</w:t>
+      </w:r>
+      <w:proofErr w:type="spellEnd"/>
+      <w:r>
+        <w:t>(</w:t>
+      </w:r>
+      <w:proofErr w:type="spellStart"/>
+      <w:proofErr w:type="gramEnd"/>
+      <w:r>
+        <w:t>f"Nombre</w:t>
+      </w:r>
+      <w:proofErr w:type="spellEnd"/>
+      <w:r>
+        <w:t xml:space="preserve"> d'échantillons : {</w:t>
+      </w:r>
+      <w:proofErr w:type="spellStart"/>
+      <w:r>
+        <w:t>len</w:t>
+      </w:r>
+      <w:proofErr w:type="spellEnd"/>
+      <w:r>
+        <w:t>(</w:t>
+      </w:r>
+      <w:proofErr w:type="spellStart"/>
+      <w:r>
+        <w:t>mon_signal.samples</w:t>
+      </w:r>
+      <w:proofErr w:type="spellEnd"/>
+      <w:r>
+        <w:t>)}")</w:t>
+      </w:r>
+    </w:p>
+    <w:p>
+      <w:proofErr w:type="spellStart"/>
+      <w:proofErr w:type="gramStart"/>
+      <w:r>
+        <w:t>print</w:t>
+      </w:r>
+      <w:proofErr w:type="spellEnd"/>
+      <w:r>
+        <w:t>(</w:t>
+      </w:r>
+      <w:proofErr w:type="spellStart"/>
+      <w:proofErr w:type="gramEnd"/>
+      <w:r>
+        <w:t>f"Aperçu</w:t>
+      </w:r>
+      <w:proofErr w:type="spellEnd"/>
+      <w:r>
+        <w:t xml:space="preserve"> des 5 premiers </w:t>
+      </w:r>
+      <w:proofErr w:type="spellStart"/>
+      <w:r>
+        <w:t>samples</w:t>
+      </w:r>
+      <w:proofErr w:type="spellEnd"/>
+      <w:r>
+        <w:t xml:space="preserve"> : {</w:t>
+      </w:r>
+      <w:proofErr w:type="spellStart"/>
+      <w:r>
+        <w:t>mon_signal.samples</w:t>
+      </w:r>
+      <w:proofErr w:type="spellEnd"/>
+      <w:r>
+        <w:t>[:5]}")</w:t>
+      </w:r>
+      <w:r>
+        <w:t> »</w:t>
+      </w:r>
+    </w:p>
+    <w:p>
+      <w:r>
+        <w:br w:type="page"/>
+      </w:r>
+    </w:p>
+    <w:p>
+      <w:r>
+        <w:rPr>
+          <w:highlight w:val="green"/>
+        </w:rPr>
+        <w:lastRenderedPageBreak/>
+        <w:t>[2026-0</w:t>
+      </w:r>
+      <w:r>
+        <w:rPr>
+          <w:highlight w:val="green"/>
+        </w:rPr>
+        <w:t>6</w:t>
+      </w:r>
+      <w:r>
+        <w:rPr>
+          <w:highlight w:val="green"/>
+        </w:rPr>
+        <w:t>-1</w:t>
+      </w:r>
+      <w:r>
+        <w:rPr>
+          <w:highlight w:val="green"/>
+        </w:rPr>
+        <w:t>6</w:t>
+      </w:r>
+      <w:r>
+        <w:rPr>
+          <w:highlight w:val="green"/>
+        </w:rPr>
+        <w:t xml:space="preserve"> </w:t>
+      </w:r>
+      <w:proofErr w:type="gramStart"/>
+      <w:r>
+        <w:rPr>
+          <w:highlight w:val="green"/>
+        </w:rPr>
+        <w:t>1</w:t>
+      </w:r>
+      <w:r>
+        <w:rPr>
+          <w:highlight w:val="green"/>
+        </w:rPr>
+        <w:t>4</w:t>
+      </w:r>
+      <w:r>
+        <w:rPr>
+          <w:highlight w:val="green"/>
+        </w:rPr>
+        <w:t>:</w:t>
+      </w:r>
+      <w:proofErr w:type="gramEnd"/>
+      <w:r>
+        <w:rPr>
+          <w:highlight w:val="green"/>
+        </w:rPr>
+        <w:t>19</w:t>
+      </w:r>
+      <w:r>
+        <w:rPr>
+          <w:highlight w:val="green"/>
+        </w:rPr>
+        <w:t>]</w:t>
+      </w:r>
+    </w:p>
+    <w:p>
+      <w:r>
+        <w:rPr>
+          <w:b/>
+          <w:bCs/>
+        </w:rPr>
+        <w:t>Prompt</w:t>
+      </w:r>
+      <w:r>
+        <w:rPr>
+          <w:b/>
+          <w:bCs/>
+        </w:rPr>
+        <w:t xml:space="preserve"> </w:t>
+      </w:r>
+      <w:r>
+        <w:rPr>
+          <w:b/>
+          <w:bCs/>
+        </w:rPr>
+        <w:t>:</w:t>
+      </w:r>
+      <w:r>
+        <w:t xml:space="preserve"> "</w:t>
+      </w:r>
+      <w:r>
+        <w:t xml:space="preserve">ok très bien maintenant je veux que ce code respecte la pep8 et pep257 </w:t>
+      </w:r>
+    </w:p>
+    <w:p/>
+    <w:p>
+      <w:r>
+        <w:t xml:space="preserve"># -*- </w:t>
+      </w:r>
+      <w:proofErr w:type="spellStart"/>
+      <w:proofErr w:type="gramStart"/>
+      <w:r>
+        <w:t>coding</w:t>
+      </w:r>
+      <w:proofErr w:type="spellEnd"/>
+      <w:r>
+        <w:t>:</w:t>
+      </w:r>
+      <w:proofErr w:type="gramEnd"/>
+      <w:r>
+        <w:t xml:space="preserve"> utf-8 -*- </w:t>
+      </w:r>
+    </w:p>
+    <w:p>
+      <w:r>
+        <w:t xml:space="preserve">""" </w:t>
+      </w:r>
+    </w:p>
+    <w:p>
+      <w:r>
+        <w:t xml:space="preserve">Intégration finale du code pour le Groupe A </w:t>
+      </w:r>
+    </w:p>
+    <w:p>
+      <w:r>
+        <w:t xml:space="preserve">""" </w:t>
+      </w:r>
+    </w:p>
+    <w:p/>
+    <w:p>
+      <w:proofErr w:type="gramStart"/>
+      <w:r>
+        <w:t>import</w:t>
+      </w:r>
+      <w:proofErr w:type="gramEnd"/>
+      <w:r>
+        <w:t xml:space="preserve"> pandas as </w:t>
+      </w:r>
+      <w:proofErr w:type="spellStart"/>
+      <w:r>
+        <w:t>pd</w:t>
+      </w:r>
+      <w:proofErr w:type="spellEnd"/>
+      <w:r>
+        <w:t xml:space="preserve"> </w:t>
+      </w:r>
+    </w:p>
+    <w:p>
+      <w:proofErr w:type="spellStart"/>
+      <w:proofErr w:type="gramStart"/>
+      <w:r>
+        <w:t>from</w:t>
+      </w:r>
+      <w:proofErr w:type="spellEnd"/>
+      <w:proofErr w:type="gramEnd"/>
+      <w:r>
+        <w:t xml:space="preserve"> </w:t>
+      </w:r>
+      <w:proofErr w:type="spellStart"/>
+      <w:r>
+        <w:t>datetime</w:t>
+      </w:r>
+      <w:proofErr w:type="spellEnd"/>
+      <w:r>
+        <w:t xml:space="preserve"> import </w:t>
+      </w:r>
+      <w:proofErr w:type="spellStart"/>
+      <w:r>
+        <w:t>datetime</w:t>
+      </w:r>
+      <w:proofErr w:type="spellEnd"/>
+      <w:r>
+        <w:t xml:space="preserve"> </w:t>
+      </w:r>
+    </w:p>
+    <w:p/>
+    <w:p>
+      <w:proofErr w:type="gramStart"/>
+      <w:r>
+        <w:t>class</w:t>
+      </w:r>
+      <w:proofErr w:type="gramEnd"/>
+      <w:r>
+        <w:t xml:space="preserve"> </w:t>
+      </w:r>
+      <w:proofErr w:type="spellStart"/>
+      <w:r>
+        <w:t>Mon_Signal_GrpA</w:t>
+      </w:r>
+      <w:proofErr w:type="spellEnd"/>
+      <w:r>
+        <w:t xml:space="preserve">: </w:t>
+      </w:r>
+    </w:p>
+    <w:p>
+      <w:r>
+        <w:t xml:space="preserve">     </w:t>
+      </w:r>
+    </w:p>
+    <w:p>
+      <w:r>
+        <w:t xml:space="preserve">    # Le constructeur : il initialise les variables quand on crée le signal </w:t>
+      </w:r>
+    </w:p>
+    <w:p>
+      <w:r>
+        <w:t xml:space="preserve">    </w:t>
+      </w:r>
+      <w:proofErr w:type="spellStart"/>
+      <w:proofErr w:type="gramStart"/>
+      <w:r>
+        <w:t>def</w:t>
+      </w:r>
+      <w:proofErr w:type="spellEnd"/>
+      <w:proofErr w:type="gramEnd"/>
+      <w:r>
+        <w:t xml:space="preserve"> __init__(self): </w:t>
+      </w:r>
+    </w:p>
+    <w:p>
+      <w:r>
+        <w:t xml:space="preserve">        </w:t>
+      </w:r>
+      <w:proofErr w:type="spellStart"/>
+      <w:proofErr w:type="gramStart"/>
+      <w:r>
+        <w:t>self.type</w:t>
+      </w:r>
+      <w:proofErr w:type="spellEnd"/>
+      <w:proofErr w:type="gramEnd"/>
+      <w:r>
+        <w:t xml:space="preserve"> = "" </w:t>
+      </w:r>
+    </w:p>
+    <w:p>
+      <w:r>
+        <w:t xml:space="preserve">        </w:t>
+      </w:r>
+      <w:proofErr w:type="spellStart"/>
+      <w:proofErr w:type="gramStart"/>
+      <w:r>
+        <w:t>self.source</w:t>
+      </w:r>
+      <w:proofErr w:type="spellEnd"/>
+      <w:proofErr w:type="gramEnd"/>
+      <w:r>
+        <w:t xml:space="preserve"> = "" </w:t>
+      </w:r>
+    </w:p>
+    <w:p>
+      <w:r>
+        <w:t xml:space="preserve">        </w:t>
+      </w:r>
+      <w:proofErr w:type="spellStart"/>
+      <w:proofErr w:type="gramStart"/>
+      <w:r>
+        <w:t>self</w:t>
+      </w:r>
+      <w:proofErr w:type="gramEnd"/>
+      <w:r>
+        <w:t>.sample_rate</w:t>
+      </w:r>
+      <w:proofErr w:type="spellEnd"/>
+      <w:r>
+        <w:t xml:space="preserve"> = 0 </w:t>
+      </w:r>
+    </w:p>
+    <w:p>
+      <w:r>
+        <w:t xml:space="preserve">        </w:t>
+      </w:r>
+      <w:proofErr w:type="spellStart"/>
+      <w:proofErr w:type="gramStart"/>
+      <w:r>
+        <w:t>self.duration</w:t>
+      </w:r>
+      <w:proofErr w:type="spellEnd"/>
+      <w:proofErr w:type="gramEnd"/>
+      <w:r>
+        <w:t xml:space="preserve"> = 0.0 </w:t>
+      </w:r>
+    </w:p>
+    <w:p>
+      <w:r>
+        <w:t xml:space="preserve">        </w:t>
+      </w:r>
+      <w:proofErr w:type="spellStart"/>
+      <w:proofErr w:type="gramStart"/>
+      <w:r>
+        <w:t>self.timestamp</w:t>
+      </w:r>
+      <w:proofErr w:type="spellEnd"/>
+      <w:proofErr w:type="gramEnd"/>
+      <w:r>
+        <w:t xml:space="preserve"> = "" </w:t>
+      </w:r>
+    </w:p>
+    <w:p>
+      <w:r>
+        <w:t xml:space="preserve">        </w:t>
+      </w:r>
+      <w:proofErr w:type="spellStart"/>
+      <w:proofErr w:type="gramStart"/>
+      <w:r>
+        <w:t>self.samples</w:t>
+      </w:r>
+      <w:proofErr w:type="spellEnd"/>
+      <w:proofErr w:type="gramEnd"/>
+      <w:r>
+        <w:t xml:space="preserve"> = [] </w:t>
+      </w:r>
+    </w:p>
+    <w:p>
+      <w:r>
+        <w:t xml:space="preserve">         </w:t>
+      </w:r>
+    </w:p>
+    <w:p>
+      <w:r>
+        <w:t xml:space="preserve">        # Variable interne du vecteur temps du signal  </w:t>
+      </w:r>
+    </w:p>
+    <w:p>
+      <w:r>
+        <w:t xml:space="preserve">        </w:t>
+      </w:r>
+      <w:proofErr w:type="gramStart"/>
+      <w:r>
+        <w:t>self</w:t>
+      </w:r>
+      <w:proofErr w:type="gramEnd"/>
+      <w:r>
+        <w:t xml:space="preserve">.t = []  </w:t>
+      </w:r>
+    </w:p>
+    <w:p/>
+    <w:p>
+      <w:r>
+        <w:t xml:space="preserve">    # ETAPE 1 : EXTRACTION DES DONNEES </w:t>
+      </w:r>
+    </w:p>
+    <w:p>
+      <w:r>
+        <w:t xml:space="preserve">    </w:t>
+      </w:r>
+      <w:proofErr w:type="spellStart"/>
+      <w:proofErr w:type="gramStart"/>
+      <w:r>
+        <w:t>def</w:t>
+      </w:r>
+      <w:proofErr w:type="spellEnd"/>
+      <w:proofErr w:type="gramEnd"/>
+      <w:r>
+        <w:t xml:space="preserve"> </w:t>
+      </w:r>
+      <w:proofErr w:type="spellStart"/>
+      <w:r>
+        <w:t>Acquisition_signal</w:t>
+      </w:r>
+      <w:proofErr w:type="spellEnd"/>
+      <w:r>
+        <w:t xml:space="preserve">(self, </w:t>
+      </w:r>
+      <w:proofErr w:type="spellStart"/>
+      <w:r>
+        <w:t>filename</w:t>
+      </w:r>
+      <w:proofErr w:type="spellEnd"/>
+      <w:r>
+        <w:t xml:space="preserve">): </w:t>
+      </w:r>
+    </w:p>
+    <w:p>
+      <w:r>
+        <w:t xml:space="preserve">        """Lit le fichier CSV contenant le signal et remplit self.t et </w:t>
+      </w:r>
+      <w:proofErr w:type="spellStart"/>
+      <w:proofErr w:type="gramStart"/>
+      <w:r>
+        <w:t>self.samples</w:t>
+      </w:r>
+      <w:proofErr w:type="spellEnd"/>
+      <w:proofErr w:type="gramEnd"/>
+      <w:r>
+        <w:t xml:space="preserve">""" </w:t>
+      </w:r>
+    </w:p>
+    <w:p>
+      <w:r>
+        <w:t xml:space="preserve">        </w:t>
+      </w:r>
+      <w:proofErr w:type="gramStart"/>
+      <w:r>
+        <w:t>self</w:t>
+      </w:r>
+      <w:proofErr w:type="gramEnd"/>
+      <w:r>
+        <w:t xml:space="preserve">.t = [] </w:t>
+      </w:r>
+    </w:p>
+    <w:p>
+      <w:r>
+        <w:t xml:space="preserve">        </w:t>
+      </w:r>
+      <w:proofErr w:type="spellStart"/>
+      <w:proofErr w:type="gramStart"/>
+      <w:r>
+        <w:t>self.samples</w:t>
+      </w:r>
+      <w:proofErr w:type="spellEnd"/>
+      <w:proofErr w:type="gramEnd"/>
+      <w:r>
+        <w:t xml:space="preserve"> = [] </w:t>
+      </w:r>
+    </w:p>
+    <w:p>
+      <w:r>
+        <w:t xml:space="preserve">         </w:t>
+      </w:r>
+    </w:p>
+    <w:p>
+      <w:r>
+        <w:lastRenderedPageBreak/>
+        <w:t xml:space="preserve">        </w:t>
+      </w:r>
+      <w:proofErr w:type="spellStart"/>
+      <w:proofErr w:type="gramStart"/>
+      <w:r>
+        <w:t>with</w:t>
+      </w:r>
+      <w:proofErr w:type="spellEnd"/>
+      <w:proofErr w:type="gramEnd"/>
+      <w:r>
+        <w:t xml:space="preserve"> open(</w:t>
+      </w:r>
+      <w:proofErr w:type="spellStart"/>
+      <w:r>
+        <w:t>filename</w:t>
+      </w:r>
+      <w:proofErr w:type="spellEnd"/>
+      <w:r>
+        <w:t xml:space="preserve">, "r") as f: </w:t>
+      </w:r>
+    </w:p>
+    <w:p>
+      <w:r>
+        <w:t xml:space="preserve">            </w:t>
+      </w:r>
+      <w:proofErr w:type="spellStart"/>
+      <w:proofErr w:type="gramStart"/>
+      <w:r>
+        <w:t>next</w:t>
+      </w:r>
+      <w:proofErr w:type="spellEnd"/>
+      <w:proofErr w:type="gramEnd"/>
+      <w:r>
+        <w:t xml:space="preserve">(f)  # saute la première ligne (les en-têtes) </w:t>
+      </w:r>
+    </w:p>
+    <w:p>
+      <w:r>
+        <w:t xml:space="preserve">            </w:t>
+      </w:r>
+      <w:proofErr w:type="gramStart"/>
+      <w:r>
+        <w:t>for</w:t>
+      </w:r>
+      <w:proofErr w:type="gramEnd"/>
+      <w:r>
+        <w:t xml:space="preserve"> ligne in f: </w:t>
+      </w:r>
+    </w:p>
+    <w:p>
+      <w:r>
+        <w:t xml:space="preserve">                </w:t>
+      </w:r>
+      <w:proofErr w:type="gramStart"/>
+      <w:r>
+        <w:t>ligne</w:t>
+      </w:r>
+      <w:proofErr w:type="gramEnd"/>
+      <w:r>
+        <w:t xml:space="preserve"> = </w:t>
+      </w:r>
+      <w:proofErr w:type="spellStart"/>
+      <w:r>
+        <w:t>ligne.strip</w:t>
+      </w:r>
+      <w:proofErr w:type="spellEnd"/>
+      <w:r>
+        <w:t xml:space="preserve">() </w:t>
+      </w:r>
+    </w:p>
+    <w:p>
+      <w:r>
+        <w:t xml:space="preserve">                </w:t>
+      </w:r>
+      <w:proofErr w:type="gramStart"/>
+      <w:r>
+        <w:t>if</w:t>
+      </w:r>
+      <w:proofErr w:type="gramEnd"/>
+      <w:r>
+        <w:t xml:space="preserve"> not ligne:  </w:t>
+      </w:r>
+    </w:p>
+    <w:p>
+      <w:r>
+        <w:t xml:space="preserve">                    </w:t>
+      </w:r>
+      <w:proofErr w:type="gramStart"/>
+      <w:r>
+        <w:t>continue</w:t>
+      </w:r>
+      <w:proofErr w:type="gramEnd"/>
+      <w:r>
+        <w:t xml:space="preserve"> </w:t>
+      </w:r>
+    </w:p>
+    <w:p>
+      <w:r>
+        <w:t xml:space="preserve">                </w:t>
+      </w:r>
+      <w:proofErr w:type="gramStart"/>
+      <w:r>
+        <w:t>valeurs</w:t>
+      </w:r>
+      <w:proofErr w:type="gramEnd"/>
+      <w:r>
+        <w:t xml:space="preserve"> = </w:t>
+      </w:r>
+      <w:proofErr w:type="spellStart"/>
+      <w:r>
+        <w:t>ligne.split</w:t>
+      </w:r>
+      <w:proofErr w:type="spellEnd"/>
+      <w:r>
+        <w:t xml:space="preserve">(",") </w:t>
+      </w:r>
+    </w:p>
+    <w:p>
+      <w:r>
+        <w:t xml:space="preserve">                 </w:t>
+      </w:r>
+    </w:p>
+    <w:p>
+      <w:r>
+        <w:t xml:space="preserve">                </w:t>
+      </w:r>
+      <w:proofErr w:type="spellStart"/>
+      <w:proofErr w:type="gramStart"/>
+      <w:r>
+        <w:t>self</w:t>
+      </w:r>
+      <w:proofErr w:type="gramEnd"/>
+      <w:r>
+        <w:t>.t.append</w:t>
+      </w:r>
+      <w:proofErr w:type="spellEnd"/>
+      <w:r>
+        <w:t>(</w:t>
+      </w:r>
+      <w:proofErr w:type="spellStart"/>
+      <w:r>
+        <w:t>float</w:t>
+      </w:r>
+      <w:proofErr w:type="spellEnd"/>
+      <w:r>
+        <w:t xml:space="preserve">(valeurs[0])) </w:t>
+      </w:r>
+    </w:p>
+    <w:p>
+      <w:r>
+        <w:t xml:space="preserve">                </w:t>
+      </w:r>
+      <w:proofErr w:type="spellStart"/>
+      <w:proofErr w:type="gramStart"/>
+      <w:r>
+        <w:t>self.samples</w:t>
+      </w:r>
+      <w:proofErr w:type="gramEnd"/>
+      <w:r>
+        <w:t>.append</w:t>
+      </w:r>
+      <w:proofErr w:type="spellEnd"/>
+      <w:r>
+        <w:t>(</w:t>
+      </w:r>
+      <w:proofErr w:type="spellStart"/>
+      <w:r>
+        <w:t>float</w:t>
+      </w:r>
+      <w:proofErr w:type="spellEnd"/>
+      <w:r>
+        <w:t xml:space="preserve">(valeurs[1])) </w:t>
+      </w:r>
+    </w:p>
+    <w:p/>
+    <w:p>
+      <w:r>
+        <w:t xml:space="preserve">    # ETAPE 2 : TRAITEMENT DES DONNEES </w:t>
+      </w:r>
+    </w:p>
+    <w:p>
+      <w:r>
+        <w:t xml:space="preserve">    </w:t>
+      </w:r>
+      <w:proofErr w:type="spellStart"/>
+      <w:proofErr w:type="gramStart"/>
+      <w:r>
+        <w:t>def</w:t>
+      </w:r>
+      <w:proofErr w:type="spellEnd"/>
+      <w:proofErr w:type="gramEnd"/>
+      <w:r>
+        <w:t xml:space="preserve"> </w:t>
+      </w:r>
+      <w:proofErr w:type="spellStart"/>
+      <w:r>
+        <w:t>Traitement_signal</w:t>
+      </w:r>
+      <w:proofErr w:type="spellEnd"/>
+      <w:r>
+        <w:t xml:space="preserve">(self): </w:t>
+      </w:r>
+    </w:p>
+    <w:p>
+      <w:r>
+        <w:t xml:space="preserve">        """Calcule la fréquence, la durée et le timestamp à partir des données""" </w:t>
+      </w:r>
+    </w:p>
+    <w:p>
+      <w:r>
+        <w:t xml:space="preserve">        </w:t>
+      </w:r>
+      <w:proofErr w:type="gramStart"/>
+      <w:r>
+        <w:t>if</w:t>
+      </w:r>
+      <w:proofErr w:type="gramEnd"/>
+      <w:r>
+        <w:t xml:space="preserve"> </w:t>
+      </w:r>
+      <w:proofErr w:type="spellStart"/>
+      <w:r>
+        <w:t>len</w:t>
+      </w:r>
+      <w:proofErr w:type="spellEnd"/>
+      <w:r>
+        <w:t xml:space="preserve">(self.t) &gt;= 2: </w:t>
+      </w:r>
+    </w:p>
+    <w:p>
+      <w:r>
+        <w:t xml:space="preserve">            </w:t>
+      </w:r>
+      <w:proofErr w:type="spellStart"/>
+      <w:proofErr w:type="gramStart"/>
+      <w:r>
+        <w:t>dt</w:t>
+      </w:r>
+      <w:proofErr w:type="spellEnd"/>
+      <w:proofErr w:type="gramEnd"/>
+      <w:r>
+        <w:t xml:space="preserve"> = self.t[1] - self.t[0]  </w:t>
+      </w:r>
+    </w:p>
+    <w:p>
+      <w:r>
+        <w:t xml:space="preserve">            </w:t>
+      </w:r>
+      <w:proofErr w:type="spellStart"/>
+      <w:proofErr w:type="gramStart"/>
+      <w:r>
+        <w:t>self</w:t>
+      </w:r>
+      <w:proofErr w:type="gramEnd"/>
+      <w:r>
+        <w:t>.sample_rate</w:t>
+      </w:r>
+      <w:proofErr w:type="spellEnd"/>
+      <w:r>
+        <w:t xml:space="preserve"> = round(1.0 / </w:t>
+      </w:r>
+      <w:proofErr w:type="spellStart"/>
+      <w:r>
+        <w:t>dt</w:t>
+      </w:r>
+      <w:proofErr w:type="spellEnd"/>
+      <w:r>
+        <w:t xml:space="preserve">)  </w:t>
+      </w:r>
+    </w:p>
+    <w:p>
+      <w:r>
+        <w:t xml:space="preserve">            </w:t>
+      </w:r>
+      <w:proofErr w:type="spellStart"/>
+      <w:proofErr w:type="gramStart"/>
+      <w:r>
+        <w:t>self.duration</w:t>
+      </w:r>
+      <w:proofErr w:type="spellEnd"/>
+      <w:proofErr w:type="gramEnd"/>
+      <w:r>
+        <w:t xml:space="preserve"> = self.t[-1] - self.t[0] </w:t>
+      </w:r>
+    </w:p>
+    <w:p>
+      <w:r>
+        <w:t xml:space="preserve">        </w:t>
+      </w:r>
+      <w:proofErr w:type="spellStart"/>
+      <w:proofErr w:type="gramStart"/>
+      <w:r>
+        <w:t>else</w:t>
+      </w:r>
+      <w:proofErr w:type="spellEnd"/>
+      <w:r>
+        <w:t>:</w:t>
+      </w:r>
+      <w:proofErr w:type="gramEnd"/>
+      <w:r>
+        <w:t xml:space="preserve"> </w:t>
+      </w:r>
+    </w:p>
+    <w:p>
+      <w:r>
+        <w:t xml:space="preserve">            </w:t>
+      </w:r>
+      <w:proofErr w:type="spellStart"/>
+      <w:proofErr w:type="gramStart"/>
+      <w:r>
+        <w:t>self</w:t>
+      </w:r>
+      <w:proofErr w:type="gramEnd"/>
+      <w:r>
+        <w:t>.sample_rate</w:t>
+      </w:r>
+      <w:proofErr w:type="spellEnd"/>
+      <w:r>
+        <w:t xml:space="preserve"> = 0 </w:t>
+      </w:r>
+    </w:p>
+    <w:p>
+      <w:r>
+        <w:t xml:space="preserve">            </w:t>
+      </w:r>
+      <w:proofErr w:type="spellStart"/>
+      <w:proofErr w:type="gramStart"/>
+      <w:r>
+        <w:t>self.duration</w:t>
+      </w:r>
+      <w:proofErr w:type="spellEnd"/>
+      <w:proofErr w:type="gramEnd"/>
+      <w:r>
+        <w:t xml:space="preserve"> = 0 </w:t>
+      </w:r>
+    </w:p>
+    <w:p/>
+    <w:p>
+      <w:r>
+        <w:t>        # Comme on a importé "</w:t>
+      </w:r>
+      <w:proofErr w:type="spellStart"/>
+      <w:r>
+        <w:t>datetime</w:t>
+      </w:r>
+      <w:proofErr w:type="spellEnd"/>
+      <w:r>
+        <w:t xml:space="preserve">" directement, on écrit juste </w:t>
+      </w:r>
+      <w:proofErr w:type="spellStart"/>
+      <w:proofErr w:type="gramStart"/>
+      <w:r>
+        <w:t>datetime.now</w:t>
+      </w:r>
+      <w:proofErr w:type="spellEnd"/>
+      <w:r>
+        <w:t>(</w:t>
+      </w:r>
+      <w:proofErr w:type="gramEnd"/>
+      <w:r>
+        <w:t xml:space="preserve">) </w:t>
+      </w:r>
+    </w:p>
+    <w:p>
+      <w:r>
+        <w:t xml:space="preserve">        </w:t>
+      </w:r>
+      <w:proofErr w:type="spellStart"/>
+      <w:proofErr w:type="gramStart"/>
+      <w:r>
+        <w:t>self.timestamp</w:t>
+      </w:r>
+      <w:proofErr w:type="spellEnd"/>
+      <w:proofErr w:type="gramEnd"/>
+      <w:r>
+        <w:t xml:space="preserve"> = </w:t>
+      </w:r>
+      <w:proofErr w:type="spellStart"/>
+      <w:r>
+        <w:t>datetime.now</w:t>
+      </w:r>
+      <w:proofErr w:type="spellEnd"/>
+      <w:r>
+        <w:t>().replace(</w:t>
+      </w:r>
+      <w:proofErr w:type="spellStart"/>
+      <w:r>
+        <w:t>microsecond</w:t>
+      </w:r>
+      <w:proofErr w:type="spellEnd"/>
+      <w:r>
+        <w:t>=0).</w:t>
+      </w:r>
+      <w:proofErr w:type="spellStart"/>
+      <w:r>
+        <w:t>isoformat</w:t>
+      </w:r>
+      <w:proofErr w:type="spellEnd"/>
+      <w:r>
+        <w:t xml:space="preserve">() </w:t>
+      </w:r>
+    </w:p>
+    <w:p>
+      <w:r>
+        <w:t xml:space="preserve">         </w:t>
+      </w:r>
+    </w:p>
+    <w:p>
+      <w:r>
+        <w:t xml:space="preserve">    </w:t>
+      </w:r>
+      <w:proofErr w:type="spellStart"/>
+      <w:proofErr w:type="gramStart"/>
+      <w:r>
+        <w:t>def</w:t>
+      </w:r>
+      <w:proofErr w:type="spellEnd"/>
+      <w:proofErr w:type="gramEnd"/>
+      <w:r>
+        <w:t xml:space="preserve"> </w:t>
+      </w:r>
+      <w:proofErr w:type="spellStart"/>
+      <w:r>
+        <w:t>ask_user_inputs</w:t>
+      </w:r>
+      <w:proofErr w:type="spellEnd"/>
+      <w:r>
+        <w:t xml:space="preserve">(self): </w:t>
+      </w:r>
+    </w:p>
+    <w:p>
+      <w:r>
+        <w:t xml:space="preserve">        """Demande UNIQUEMENT les informations manquantes à l'utilisateur.""" </w:t>
+      </w:r>
+    </w:p>
+    <w:p>
+      <w:r>
+        <w:t xml:space="preserve">        </w:t>
+      </w:r>
+      <w:proofErr w:type="spellStart"/>
+      <w:proofErr w:type="gramStart"/>
+      <w:r>
+        <w:t>self.type</w:t>
+      </w:r>
+      <w:proofErr w:type="spellEnd"/>
+      <w:proofErr w:type="gramEnd"/>
+      <w:r>
+        <w:t xml:space="preserve"> = input("Enter signal type (ex: Audio): ") </w:t>
+      </w:r>
+    </w:p>
+    <w:p>
+      <w:r>
+        <w:t xml:space="preserve">        </w:t>
+      </w:r>
+      <w:proofErr w:type="spellStart"/>
+      <w:proofErr w:type="gramStart"/>
+      <w:r>
+        <w:t>self.source</w:t>
+      </w:r>
+      <w:proofErr w:type="spellEnd"/>
+      <w:proofErr w:type="gramEnd"/>
+      <w:r>
+        <w:t xml:space="preserve"> = input("Enter signal source (ex: Micro): ") </w:t>
+      </w:r>
+    </w:p>
+    <w:p/>
+    <w:p>
+      <w:r>
+        <w:t xml:space="preserve">    </w:t>
+      </w:r>
+      <w:proofErr w:type="spellStart"/>
+      <w:proofErr w:type="gramStart"/>
+      <w:r>
+        <w:t>def</w:t>
+      </w:r>
+      <w:proofErr w:type="spellEnd"/>
+      <w:proofErr w:type="gramEnd"/>
+      <w:r>
+        <w:t xml:space="preserve"> </w:t>
+      </w:r>
+      <w:proofErr w:type="spellStart"/>
+      <w:r>
+        <w:t>export_to_csv</w:t>
+      </w:r>
+      <w:proofErr w:type="spellEnd"/>
+      <w:r>
+        <w:t xml:space="preserve">(self, </w:t>
+      </w:r>
+      <w:proofErr w:type="spellStart"/>
+      <w:r>
+        <w:t>filename</w:t>
+      </w:r>
+      <w:proofErr w:type="spellEnd"/>
+      <w:r>
+        <w:t xml:space="preserve">="Output_GroupeA.csv"): </w:t>
+      </w:r>
+    </w:p>
+    <w:p>
+      <w:r>
+        <w:lastRenderedPageBreak/>
+        <w:t xml:space="preserve">        """Sauvegarde toutes les données réelles dans un nouveau fichier CSV avec pandas.""" </w:t>
+      </w:r>
+    </w:p>
+    <w:p>
+      <w:r>
+        <w:t xml:space="preserve">        </w:t>
+      </w:r>
+      <w:proofErr w:type="gramStart"/>
+      <w:r>
+        <w:t>data</w:t>
+      </w:r>
+      <w:proofErr w:type="gramEnd"/>
+      <w:r>
+        <w:t xml:space="preserve"> = [] </w:t>
+      </w:r>
+    </w:p>
+    <w:p/>
+    <w:p>
+      <w:r>
+        <w:t xml:space="preserve">        </w:t>
+      </w:r>
+      <w:proofErr w:type="gramStart"/>
+      <w:r>
+        <w:t>for</w:t>
+      </w:r>
+      <w:proofErr w:type="gramEnd"/>
+      <w:r>
+        <w:t xml:space="preserve"> index, value in </w:t>
+      </w:r>
+      <w:proofErr w:type="spellStart"/>
+      <w:r>
+        <w:t>enumerate</w:t>
+      </w:r>
+      <w:proofErr w:type="spellEnd"/>
+      <w:r>
+        <w:t>(</w:t>
+      </w:r>
+      <w:proofErr w:type="spellStart"/>
+      <w:r>
+        <w:t>self.samples</w:t>
+      </w:r>
+      <w:proofErr w:type="spellEnd"/>
+      <w:r>
+        <w:t xml:space="preserve">): </w:t>
+      </w:r>
+    </w:p>
+    <w:p>
+      <w:r>
+        <w:t xml:space="preserve">            </w:t>
+      </w:r>
+      <w:proofErr w:type="spellStart"/>
+      <w:proofErr w:type="gramStart"/>
+      <w:r>
+        <w:t>data.append</w:t>
+      </w:r>
+      <w:proofErr w:type="spellEnd"/>
+      <w:proofErr w:type="gramEnd"/>
+      <w:r>
+        <w:t xml:space="preserve">( </w:t>
+      </w:r>
+    </w:p>
+    <w:p>
+      <w:r>
+        <w:t xml:space="preserve">                { </w:t>
+      </w:r>
+    </w:p>
+    <w:p>
+      <w:r>
+        <w:t>                    "timestamp</w:t>
+      </w:r>
+      <w:proofErr w:type="gramStart"/>
+      <w:r>
+        <w:t>":</w:t>
+      </w:r>
+      <w:proofErr w:type="gramEnd"/>
+      <w:r>
+        <w:t xml:space="preserve"> </w:t>
+      </w:r>
+      <w:proofErr w:type="spellStart"/>
+      <w:r>
+        <w:t>self.timestamp</w:t>
+      </w:r>
+      <w:proofErr w:type="spellEnd"/>
+      <w:r>
+        <w:t xml:space="preserve">, </w:t>
+      </w:r>
+    </w:p>
+    <w:p>
+      <w:r>
+        <w:t>                    "type</w:t>
+      </w:r>
+      <w:proofErr w:type="gramStart"/>
+      <w:r>
+        <w:t>":</w:t>
+      </w:r>
+      <w:proofErr w:type="gramEnd"/>
+      <w:r>
+        <w:t xml:space="preserve"> </w:t>
+      </w:r>
+      <w:proofErr w:type="spellStart"/>
+      <w:r>
+        <w:t>self.type</w:t>
+      </w:r>
+      <w:proofErr w:type="spellEnd"/>
+      <w:r>
+        <w:t xml:space="preserve">, </w:t>
+      </w:r>
+    </w:p>
+    <w:p>
+      <w:r>
+        <w:t>                    "source</w:t>
+      </w:r>
+      <w:proofErr w:type="gramStart"/>
+      <w:r>
+        <w:t>":</w:t>
+      </w:r>
+      <w:proofErr w:type="gramEnd"/>
+      <w:r>
+        <w:t xml:space="preserve"> </w:t>
+      </w:r>
+      <w:proofErr w:type="spellStart"/>
+      <w:r>
+        <w:t>self.source</w:t>
+      </w:r>
+      <w:proofErr w:type="spellEnd"/>
+      <w:r>
+        <w:t xml:space="preserve">, </w:t>
+      </w:r>
+    </w:p>
+    <w:p>
+      <w:r>
+        <w:t>                    "</w:t>
+      </w:r>
+      <w:proofErr w:type="spellStart"/>
+      <w:r>
+        <w:t>sample_rate</w:t>
+      </w:r>
+      <w:proofErr w:type="spellEnd"/>
+      <w:proofErr w:type="gramStart"/>
+      <w:r>
+        <w:t>":</w:t>
+      </w:r>
+      <w:proofErr w:type="gramEnd"/>
+      <w:r>
+        <w:t xml:space="preserve"> </w:t>
+      </w:r>
+      <w:proofErr w:type="spellStart"/>
+      <w:r>
+        <w:t>self.sample_rate</w:t>
+      </w:r>
+      <w:proofErr w:type="spellEnd"/>
+      <w:r>
+        <w:t xml:space="preserve">, </w:t>
+      </w:r>
+    </w:p>
+    <w:p>
+      <w:r>
+        <w:t>                    "duration</w:t>
+      </w:r>
+      <w:proofErr w:type="gramStart"/>
+      <w:r>
+        <w:t>":</w:t>
+      </w:r>
+      <w:proofErr w:type="gramEnd"/>
+      <w:r>
+        <w:t xml:space="preserve"> </w:t>
+      </w:r>
+      <w:proofErr w:type="spellStart"/>
+      <w:r>
+        <w:t>self.duration</w:t>
+      </w:r>
+      <w:proofErr w:type="spellEnd"/>
+      <w:r>
+        <w:t xml:space="preserve">, </w:t>
+      </w:r>
+    </w:p>
+    <w:p>
+      <w:r>
+        <w:t>                    "</w:t>
+      </w:r>
+      <w:proofErr w:type="spellStart"/>
+      <w:r>
+        <w:t>sample_index</w:t>
+      </w:r>
+      <w:proofErr w:type="spellEnd"/>
+      <w:proofErr w:type="gramStart"/>
+      <w:r>
+        <w:t>":</w:t>
+      </w:r>
+      <w:proofErr w:type="gramEnd"/>
+      <w:r>
+        <w:t xml:space="preserve"> index, </w:t>
+      </w:r>
+    </w:p>
+    <w:p>
+      <w:r>
+        <w:t>                    "time</w:t>
+      </w:r>
+      <w:proofErr w:type="gramStart"/>
+      <w:r>
+        <w:t>":</w:t>
+      </w:r>
+      <w:proofErr w:type="gramEnd"/>
+      <w:r>
+        <w:t xml:space="preserve"> self.t[index],  # Ajout du vecteur temps de ton code ! </w:t>
+      </w:r>
+    </w:p>
+    <w:p>
+      <w:r>
+        <w:t>                    "</w:t>
+      </w:r>
+      <w:proofErr w:type="spellStart"/>
+      <w:r>
+        <w:t>samples</w:t>
+      </w:r>
+      <w:proofErr w:type="spellEnd"/>
+      <w:proofErr w:type="gramStart"/>
+      <w:r>
+        <w:t>":</w:t>
+      </w:r>
+      <w:proofErr w:type="gramEnd"/>
+      <w:r>
+        <w:t xml:space="preserve"> value        # Correction du bug de ton collègue </w:t>
+      </w:r>
+    </w:p>
+    <w:p>
+      <w:r>
+        <w:t xml:space="preserve">                } </w:t>
+      </w:r>
+    </w:p>
+    <w:p>
+      <w:r>
+        <w:t xml:space="preserve">            ) </w:t>
+      </w:r>
+    </w:p>
+    <w:p/>
+    <w:p>
+      <w:r>
+        <w:t xml:space="preserve">        </w:t>
+      </w:r>
+      <w:proofErr w:type="spellStart"/>
+      <w:proofErr w:type="gramStart"/>
+      <w:r>
+        <w:t>dataframe</w:t>
+      </w:r>
+      <w:proofErr w:type="spellEnd"/>
+      <w:proofErr w:type="gramEnd"/>
+      <w:r>
+        <w:t xml:space="preserve"> = </w:t>
+      </w:r>
+      <w:proofErr w:type="spellStart"/>
+      <w:r>
+        <w:t>pd.DataFrame</w:t>
+      </w:r>
+      <w:proofErr w:type="spellEnd"/>
+      <w:r>
+        <w:t xml:space="preserve">(data) </w:t>
+      </w:r>
+    </w:p>
+    <w:p>
+      <w:r>
+        <w:t xml:space="preserve">        </w:t>
+      </w:r>
+      <w:proofErr w:type="spellStart"/>
+      <w:r>
+        <w:t>dataframe.to_</w:t>
+      </w:r>
+      <w:proofErr w:type="gramStart"/>
+      <w:r>
+        <w:t>csv</w:t>
+      </w:r>
+      <w:proofErr w:type="spellEnd"/>
+      <w:r>
+        <w:t>(</w:t>
+      </w:r>
+      <w:proofErr w:type="spellStart"/>
+      <w:proofErr w:type="gramEnd"/>
+      <w:r>
+        <w:t>filename</w:t>
+      </w:r>
+      <w:proofErr w:type="spellEnd"/>
+      <w:r>
+        <w:t xml:space="preserve">, index=False) </w:t>
+      </w:r>
+    </w:p>
+    <w:p>
+      <w:r>
+        <w:t xml:space="preserve">        </w:t>
+      </w:r>
+      <w:proofErr w:type="spellStart"/>
+      <w:proofErr w:type="gramStart"/>
+      <w:r>
+        <w:t>print</w:t>
+      </w:r>
+      <w:proofErr w:type="spellEnd"/>
+      <w:r>
+        <w:t>(</w:t>
+      </w:r>
+      <w:proofErr w:type="gramEnd"/>
+      <w:r>
+        <w:t>f"\</w:t>
+      </w:r>
+      <w:proofErr w:type="spellStart"/>
+      <w:r>
+        <w:t>nFichier</w:t>
+      </w:r>
+      <w:proofErr w:type="spellEnd"/>
+      <w:r>
+        <w:t xml:space="preserve"> sauvegardé avec succès : {</w:t>
+      </w:r>
+      <w:proofErr w:type="spellStart"/>
+      <w:r>
+        <w:t>filename</w:t>
+      </w:r>
+      <w:proofErr w:type="spellEnd"/>
+      <w:r>
+        <w:t xml:space="preserve">}") </w:t>
+      </w:r>
+    </w:p>
+    <w:p/>
+    <w:p>
+      <w:r>
+        <w:t xml:space="preserve">    </w:t>
+      </w:r>
+      <w:proofErr w:type="spellStart"/>
+      <w:proofErr w:type="gramStart"/>
+      <w:r>
+        <w:t>def</w:t>
+      </w:r>
+      <w:proofErr w:type="spellEnd"/>
+      <w:proofErr w:type="gramEnd"/>
+      <w:r>
+        <w:t xml:space="preserve"> run(self, </w:t>
+      </w:r>
+      <w:proofErr w:type="spellStart"/>
+      <w:r>
+        <w:t>filename</w:t>
+      </w:r>
+      <w:proofErr w:type="spellEnd"/>
+      <w:r>
+        <w:t xml:space="preserve">): </w:t>
+      </w:r>
+    </w:p>
+    <w:p>
+      <w:r>
+        <w:t xml:space="preserve">        """Lance toutes les étapes du programme de manière logique.""" </w:t>
+      </w:r>
+    </w:p>
+    <w:p>
+      <w:r>
+        <w:t xml:space="preserve">        </w:t>
+      </w:r>
+      <w:proofErr w:type="spellStart"/>
+      <w:proofErr w:type="gramStart"/>
+      <w:r>
+        <w:t>print</w:t>
+      </w:r>
+      <w:proofErr w:type="spellEnd"/>
+      <w:r>
+        <w:t>(</w:t>
+      </w:r>
+      <w:proofErr w:type="gramEnd"/>
+      <w:r>
+        <w:t xml:space="preserve">"=== ACQUISITION ET TRAITEMENT DU SIGNAL ===\n") </w:t>
+      </w:r>
+    </w:p>
+    <w:p/>
+    <w:p>
+      <w:r>
+        <w:t xml:space="preserve">        # 1. On lit le fichier CSV de base (ton code) </w:t>
+      </w:r>
+    </w:p>
+    <w:p>
+      <w:r>
+        <w:t xml:space="preserve">        </w:t>
+      </w:r>
+      <w:proofErr w:type="spellStart"/>
+      <w:proofErr w:type="gramStart"/>
+      <w:r>
+        <w:t>self.Acquisition</w:t>
+      </w:r>
+      <w:proofErr w:type="gramEnd"/>
+      <w:r>
+        <w:t>_signal</w:t>
+      </w:r>
+      <w:proofErr w:type="spellEnd"/>
+      <w:r>
+        <w:t>(</w:t>
+      </w:r>
+      <w:proofErr w:type="spellStart"/>
+      <w:r>
+        <w:t>filename</w:t>
+      </w:r>
+      <w:proofErr w:type="spellEnd"/>
+      <w:r>
+        <w:t xml:space="preserve">) </w:t>
+      </w:r>
+    </w:p>
+    <w:p>
+      <w:r>
+        <w:t xml:space="preserve">         </w:t>
+      </w:r>
+    </w:p>
+    <w:p>
+      <w:r>
+        <w:t xml:space="preserve">        # 2. On calcule les infos (ton code) </w:t>
+      </w:r>
+    </w:p>
+    <w:p>
+      <w:r>
+        <w:t xml:space="preserve">        </w:t>
+      </w:r>
+      <w:proofErr w:type="spellStart"/>
+      <w:proofErr w:type="gramStart"/>
+      <w:r>
+        <w:t>self.Traitement</w:t>
+      </w:r>
+      <w:proofErr w:type="gramEnd"/>
+      <w:r>
+        <w:t>_signal</w:t>
+      </w:r>
+      <w:proofErr w:type="spellEnd"/>
+      <w:r>
+        <w:t xml:space="preserve">() </w:t>
+      </w:r>
+    </w:p>
+    <w:p>
+      <w:r>
+        <w:t xml:space="preserve">         </w:t>
+      </w:r>
+    </w:p>
+    <w:p>
+      <w:r>
+        <w:lastRenderedPageBreak/>
+        <w:t xml:space="preserve">        # 3. On demande le type et la source (code du collègue modifié) </w:t>
+      </w:r>
+    </w:p>
+    <w:p>
+      <w:r>
+        <w:t xml:space="preserve">        </w:t>
+      </w:r>
+      <w:proofErr w:type="spellStart"/>
+      <w:r>
+        <w:t>self.ask_user_</w:t>
+      </w:r>
+      <w:proofErr w:type="gramStart"/>
+      <w:r>
+        <w:t>inputs</w:t>
+      </w:r>
+      <w:proofErr w:type="spellEnd"/>
+      <w:r>
+        <w:t>(</w:t>
+      </w:r>
+      <w:proofErr w:type="gramEnd"/>
+      <w:r>
+        <w:t xml:space="preserve">) </w:t>
+      </w:r>
+    </w:p>
+    <w:p>
+      <w:r>
+        <w:t xml:space="preserve">         </w:t>
+      </w:r>
+    </w:p>
+    <w:p>
+      <w:r>
+        <w:t xml:space="preserve">        # 4. On exporte le résultat complet (code du collègue corrigé) </w:t>
+      </w:r>
+    </w:p>
+    <w:p>
+      <w:r>
+        <w:t xml:space="preserve">        </w:t>
+      </w:r>
+      <w:proofErr w:type="spellStart"/>
+      <w:proofErr w:type="gramStart"/>
+      <w:r>
+        <w:t>self.export</w:t>
+      </w:r>
+      <w:proofErr w:type="gramEnd"/>
+      <w:r>
+        <w:t>_to_csv</w:t>
+      </w:r>
+      <w:proofErr w:type="spellEnd"/>
+      <w:r>
+        <w:t xml:space="preserve">() </w:t>
+      </w:r>
+    </w:p>
+    <w:p/>
+    <w:p/>
+    <w:p>
+      <w:r>
+        <w:t xml:space="preserve"># ========================================== </w:t>
+      </w:r>
+    </w:p>
+    <w:p>
+      <w:r>
+        <w:t xml:space="preserve"># Tests </w:t>
+      </w:r>
+    </w:p>
+    <w:p>
+      <w:r>
+        <w:t xml:space="preserve"># ========================================== </w:t>
+      </w:r>
+    </w:p>
+    <w:p/>
+    <w:p>
+      <w:r>
+        <w:t xml:space="preserve"># Nom et localisation du fichier à lire </w:t>
+      </w:r>
+    </w:p>
+    <w:p>
+      <w:proofErr w:type="spellStart"/>
+      <w:proofErr w:type="gramStart"/>
+      <w:r>
+        <w:t>nom</w:t>
+      </w:r>
+      <w:proofErr w:type="gramEnd"/>
+      <w:r>
+        <w:t>_fichier</w:t>
+      </w:r>
+      <w:proofErr w:type="spellEnd"/>
+      <w:r>
+        <w:t xml:space="preserve"> = "U:\\Projet_prog\\Test\\m2_2025-2026\\Fichier_entree.csv" </w:t>
+      </w:r>
+    </w:p>
+    <w:p/>
+    <w:p>
+      <w:r>
+        <w:t># On crée un objet "</w:t>
+      </w:r>
+      <w:proofErr w:type="spellStart"/>
+      <w:r>
+        <w:t>mon_signal</w:t>
+      </w:r>
+      <w:proofErr w:type="spellEnd"/>
+      <w:r>
+        <w:t xml:space="preserve">" à partir de la classe </w:t>
+      </w:r>
+    </w:p>
+    <w:p>
+      <w:proofErr w:type="spellStart"/>
+      <w:proofErr w:type="gramStart"/>
+      <w:r>
+        <w:t>mon</w:t>
+      </w:r>
+      <w:proofErr w:type="gramEnd"/>
+      <w:r>
+        <w:t>_signal</w:t>
+      </w:r>
+      <w:proofErr w:type="spellEnd"/>
+      <w:r>
+        <w:t xml:space="preserve"> = </w:t>
+      </w:r>
+      <w:proofErr w:type="spellStart"/>
+      <w:r>
+        <w:t>Mon_Signal_GrpA</w:t>
+      </w:r>
+      <w:proofErr w:type="spellEnd"/>
+      <w:r>
+        <w:t xml:space="preserve">() </w:t>
+      </w:r>
+    </w:p>
+    <w:p/>
+    <w:p>
+      <w:r>
+        <w:t xml:space="preserve"># On lance le "chef d'orchestre" qui va tout faire dans l'ordre </w:t>
+      </w:r>
+    </w:p>
+    <w:p>
+      <w:proofErr w:type="spellStart"/>
+      <w:r>
+        <w:t>mon_signal.run</w:t>
+      </w:r>
+      <w:proofErr w:type="spellEnd"/>
+      <w:r>
+        <w:t>(</w:t>
+      </w:r>
+      <w:proofErr w:type="spellStart"/>
+      <w:r>
+        <w:t>nom_fichier</w:t>
+      </w:r>
+      <w:proofErr w:type="spellEnd"/>
+      <w:r>
+        <w:t xml:space="preserve">) </w:t>
+      </w:r>
+    </w:p>
+    <w:p/>
+    <w:p>
+      <w:r>
+        <w:t xml:space="preserve"># AFFICHAGE POUR VERIFIER QUE TOUT FONCTIONNE </w:t>
+      </w:r>
+    </w:p>
+    <w:p>
+      <w:proofErr w:type="spellStart"/>
+      <w:proofErr w:type="gramStart"/>
+      <w:r>
+        <w:t>print</w:t>
+      </w:r>
+      <w:proofErr w:type="spellEnd"/>
+      <w:r>
+        <w:t>(</w:t>
+      </w:r>
+      <w:proofErr w:type="gramEnd"/>
+      <w:r>
+        <w:t xml:space="preserve">"\n--- PROPRIÉTÉS DU SIGNAL ---") </w:t>
+      </w:r>
+    </w:p>
+    <w:p>
+      <w:proofErr w:type="spellStart"/>
+      <w:proofErr w:type="gramStart"/>
+      <w:r>
+        <w:t>print</w:t>
+      </w:r>
+      <w:proofErr w:type="spellEnd"/>
+      <w:r>
+        <w:t>(</w:t>
+      </w:r>
+      <w:proofErr w:type="spellStart"/>
+      <w:proofErr w:type="gramEnd"/>
+      <w:r>
+        <w:t>f"Type</w:t>
+      </w:r>
+      <w:proofErr w:type="spellEnd"/>
+      <w:r>
+        <w:t xml:space="preserve"> : {</w:t>
+      </w:r>
+      <w:proofErr w:type="spellStart"/>
+      <w:r>
+        <w:t>mon_signal.type</w:t>
+      </w:r>
+      <w:proofErr w:type="spellEnd"/>
+      <w:r>
+        <w:t xml:space="preserve">}") </w:t>
+      </w:r>
+    </w:p>
+    <w:p>
+      <w:proofErr w:type="spellStart"/>
+      <w:proofErr w:type="gramStart"/>
+      <w:r>
+        <w:t>print</w:t>
+      </w:r>
+      <w:proofErr w:type="spellEnd"/>
+      <w:r>
+        <w:t>(</w:t>
+      </w:r>
+      <w:proofErr w:type="spellStart"/>
+      <w:proofErr w:type="gramEnd"/>
+      <w:r>
+        <w:t>f"Source</w:t>
+      </w:r>
+      <w:proofErr w:type="spellEnd"/>
+      <w:r>
+        <w:t xml:space="preserve"> : {</w:t>
+      </w:r>
+      <w:proofErr w:type="spellStart"/>
+      <w:r>
+        <w:t>mon_signal.source</w:t>
+      </w:r>
+      <w:proofErr w:type="spellEnd"/>
+      <w:r>
+        <w:t xml:space="preserve">}") </w:t>
+      </w:r>
+    </w:p>
+    <w:p>
+      <w:proofErr w:type="spellStart"/>
+      <w:proofErr w:type="gramStart"/>
+      <w:r>
+        <w:t>print</w:t>
+      </w:r>
+      <w:proofErr w:type="spellEnd"/>
+      <w:r>
+        <w:t>(</w:t>
+      </w:r>
+      <w:proofErr w:type="spellStart"/>
+      <w:proofErr w:type="gramEnd"/>
+      <w:r>
+        <w:t>f"Taux</w:t>
+      </w:r>
+      <w:proofErr w:type="spellEnd"/>
+      <w:r>
+        <w:t xml:space="preserve"> d'échantillonnage (</w:t>
+      </w:r>
+      <w:proofErr w:type="spellStart"/>
+      <w:r>
+        <w:t>sample_rate</w:t>
+      </w:r>
+      <w:proofErr w:type="spellEnd"/>
+      <w:r>
+        <w:t>) : {</w:t>
+      </w:r>
+      <w:proofErr w:type="spellStart"/>
+      <w:r>
+        <w:t>mon_signal.sample_rate</w:t>
+      </w:r>
+      <w:proofErr w:type="spellEnd"/>
+      <w:r>
+        <w:t xml:space="preserve">} Hz") </w:t>
+      </w:r>
+    </w:p>
+    <w:p>
+      <w:proofErr w:type="spellStart"/>
+      <w:proofErr w:type="gramStart"/>
+      <w:r>
+        <w:t>print</w:t>
+      </w:r>
+      <w:proofErr w:type="spellEnd"/>
+      <w:r>
+        <w:t>(</w:t>
+      </w:r>
+      <w:proofErr w:type="spellStart"/>
+      <w:proofErr w:type="gramEnd"/>
+      <w:r>
+        <w:t>f"Durée</w:t>
+      </w:r>
+      <w:proofErr w:type="spellEnd"/>
+      <w:r>
+        <w:t xml:space="preserve"> du signal (duration) : {</w:t>
+      </w:r>
+      <w:proofErr w:type="spellStart"/>
+      <w:r>
+        <w:t>mon_signal.duration</w:t>
+      </w:r>
+      <w:proofErr w:type="spellEnd"/>
+      <w:r>
+        <w:t xml:space="preserve">} s") </w:t>
+      </w:r>
+    </w:p>
+    <w:p>
+      <w:proofErr w:type="spellStart"/>
+      <w:proofErr w:type="gramStart"/>
+      <w:r>
+        <w:t>print</w:t>
+      </w:r>
+      <w:proofErr w:type="spellEnd"/>
+      <w:r>
+        <w:t>(</w:t>
+      </w:r>
+      <w:proofErr w:type="spellStart"/>
+      <w:proofErr w:type="gramEnd"/>
+      <w:r>
+        <w:t>f"Timestamp</w:t>
+      </w:r>
+      <w:proofErr w:type="spellEnd"/>
+      <w:r>
+        <w:t xml:space="preserve"> : {</w:t>
+      </w:r>
+      <w:proofErr w:type="spellStart"/>
+      <w:r>
+        <w:t>mon_signal.timestamp</w:t>
+      </w:r>
+      <w:proofErr w:type="spellEnd"/>
+      <w:r>
+        <w:t xml:space="preserve">}") </w:t>
+      </w:r>
+    </w:p>
+    <w:p>
+      <w:proofErr w:type="spellStart"/>
+      <w:proofErr w:type="gramStart"/>
+      <w:r>
+        <w:t>print</w:t>
+      </w:r>
+      <w:proofErr w:type="spellEnd"/>
+      <w:r>
+        <w:t>(</w:t>
+      </w:r>
+      <w:proofErr w:type="spellStart"/>
+      <w:proofErr w:type="gramEnd"/>
+      <w:r>
+        <w:t>f"Nombre</w:t>
+      </w:r>
+      <w:proofErr w:type="spellEnd"/>
+      <w:r>
+        <w:t xml:space="preserve"> d'échantillons : {</w:t>
+      </w:r>
+      <w:proofErr w:type="spellStart"/>
+      <w:r>
+        <w:t>len</w:t>
+      </w:r>
+      <w:proofErr w:type="spellEnd"/>
+      <w:r>
+        <w:t>(</w:t>
+      </w:r>
+      <w:proofErr w:type="spellStart"/>
+      <w:r>
+        <w:t>mon_signal.samples</w:t>
+      </w:r>
+      <w:proofErr w:type="spellEnd"/>
+      <w:r>
+        <w:t xml:space="preserve">)}") </w:t>
+      </w:r>
+    </w:p>
+    <w:p>
+      <w:proofErr w:type="spellStart"/>
+      <w:proofErr w:type="gramStart"/>
+      <w:r>
+        <w:t>print</w:t>
+      </w:r>
+      <w:proofErr w:type="spellEnd"/>
+      <w:r>
+        <w:t>(</w:t>
+      </w:r>
+      <w:proofErr w:type="spellStart"/>
+      <w:proofErr w:type="gramEnd"/>
+      <w:r>
+        <w:t>f"Aperçu</w:t>
+      </w:r>
+      <w:proofErr w:type="spellEnd"/>
+      <w:r>
+        <w:t xml:space="preserve"> des 5 premiers </w:t>
+      </w:r>
+      <w:proofErr w:type="spellStart"/>
+      <w:r>
+        <w:t>samples</w:t>
+      </w:r>
+      <w:proofErr w:type="spellEnd"/>
+      <w:r>
+        <w:t xml:space="preserve"> : {</w:t>
+      </w:r>
+      <w:proofErr w:type="spellStart"/>
+      <w:r>
+        <w:t>mon_signal.samples</w:t>
+      </w:r>
+      <w:proofErr w:type="spellEnd"/>
+      <w:r>
+        <w:t>[:5]}")</w:t>
+      </w:r>
+      <w:r>
+        <w:t> »</w:t>
+      </w:r>
+    </w:p>
+    <w:p/>
+    <w:p>
+      <w:proofErr w:type="spellStart"/>
+      <w:r>
+        <w:rPr>
+          <w:b/>
+          <w:bCs/>
+        </w:rPr>
+        <w:t>Tokens</w:t>
+      </w:r>
+      <w:proofErr w:type="spellEnd"/>
+      <w:r>
+        <w:rPr>
+          <w:b/>
+          <w:bCs/>
+        </w:rPr>
+        <w:t xml:space="preserve"> :</w:t>
+      </w:r>
+      <w:r>
+        <w:t xml:space="preserve"> </w:t>
+      </w:r>
+      <w:r>
+        <w:t>1039</w:t>
+      </w:r>
+    </w:p>
+    <w:p>
+      <w:r>
+        <w:rPr>
+          <w:b/>
+          <w:bCs/>
+        </w:rPr>
+        <w:lastRenderedPageBreak/>
+        <w:t>Réponse :</w:t>
+      </w:r>
+      <w:r>
+        <w:t xml:space="preserve"> </w:t>
+      </w:r>
+      <w:r>
+        <w:t>« </w:t>
+      </w:r>
+      <w:r>
+        <w:t xml:space="preserve"># -*- </w:t>
+      </w:r>
+      <w:proofErr w:type="spellStart"/>
+      <w:proofErr w:type="gramStart"/>
+      <w:r>
+        <w:t>coding</w:t>
+      </w:r>
+      <w:proofErr w:type="spellEnd"/>
+      <w:r>
+        <w:t>:</w:t>
+      </w:r>
+      <w:proofErr w:type="gramEnd"/>
+      <w:r>
+        <w:t xml:space="preserve"> utf-8 -*-</w:t>
+      </w:r>
+    </w:p>
+    <w:p>
+      <w:r>
+        <w:t>"""</w:t>
+      </w:r>
+    </w:p>
+    <w:p>
+      <w:r>
+        <w:t>Intégration finale du code pour le Groupe A.</w:t>
+      </w:r>
+    </w:p>
+    <w:p/>
+    <w:p>
+      <w:r>
+        <w:t>Ce script permet l'acquisition de signaux depuis un fichier CSV,</w:t>
+      </w:r>
+    </w:p>
+    <w:p>
+      <w:r>
+        <w:t>le calcul de leurs propriétés, la saisie d'informations utilisateur</w:t>
+      </w:r>
+    </w:p>
+    <w:p>
+      <w:r>
+        <w:t>et l'exportation vers un nouveau fichier CSV.</w:t>
+      </w:r>
+    </w:p>
+    <w:p>
+      <w:r>
+        <w:t>"""</w:t>
+      </w:r>
+    </w:p>
+    <w:p/>
+    <w:p>
+      <w:proofErr w:type="spellStart"/>
+      <w:r>
+        <w:t>from</w:t>
+      </w:r>
+      <w:proofErr w:type="spellEnd"/>
+      <w:r>
+        <w:t xml:space="preserve"> </w:t>
+      </w:r>
+      <w:proofErr w:type="spellStart"/>
+      <w:r>
+        <w:t>datetime</w:t>
+      </w:r>
+      <w:proofErr w:type="spellEnd"/>
+      <w:r>
+        <w:t xml:space="preserve"> import </w:t>
+      </w:r>
+      <w:proofErr w:type="spellStart"/>
+      <w:r>
+        <w:t>datetime</w:t>
+      </w:r>
+      <w:proofErr w:type="spellEnd"/>
+    </w:p>
+    <w:p/>
+    <w:p>
+      <w:r>
+        <w:t xml:space="preserve">import pandas as </w:t>
+      </w:r>
+      <w:proofErr w:type="spellStart"/>
+      <w:r>
+        <w:t>pd</w:t>
+      </w:r>
+      <w:proofErr w:type="spellEnd"/>
+    </w:p>
+    <w:p/>
+    <w:p/>
+    <w:p>
+      <w:r>
+        <w:t xml:space="preserve">class </w:t>
+      </w:r>
+      <w:proofErr w:type="spellStart"/>
+      <w:r>
+        <w:t>MonSignalGrpA</w:t>
+      </w:r>
+      <w:proofErr w:type="spellEnd"/>
+      <w:r>
+        <w:t>:</w:t>
+      </w:r>
+    </w:p>
+    <w:p>
+      <w:r>
+        <w:t xml:space="preserve">    """</w:t>
+      </w:r>
+    </w:p>
+    <w:p>
+      <w:r>
+        <w:t xml:space="preserve">    Représente un signal numérique pour le projet du Groupe A.</w:t>
+      </w:r>
+    </w:p>
+    <w:p/>
+    <w:p>
+      <w:r>
+        <w:t xml:space="preserve">    Gère l'extraction des données, le calcul des métriques temporelles,</w:t>
+      </w:r>
+    </w:p>
+    <w:p>
+      <w:r>
+        <w:t xml:space="preserve">    et l'exportation des résultats.</w:t>
+      </w:r>
+    </w:p>
+    <w:p>
+      <w:r>
+        <w:t xml:space="preserve">    """</w:t>
+      </w:r>
+    </w:p>
+    <w:p/>
+    <w:p>
+      <w:r>
+        <w:t xml:space="preserve">    </w:t>
+      </w:r>
+      <w:proofErr w:type="spellStart"/>
+      <w:r>
+        <w:t>def</w:t>
+      </w:r>
+      <w:proofErr w:type="spellEnd"/>
+      <w:r>
+        <w:t xml:space="preserve"> __init__(self):</w:t>
+      </w:r>
+    </w:p>
+    <w:p>
+      <w:r>
+        <w:t xml:space="preserve">        """Initialise les attributs du signal avec des valeurs par défaut."""</w:t>
+      </w:r>
+    </w:p>
+    <w:p>
+      <w:r>
+        <w:t xml:space="preserve">        </w:t>
+      </w:r>
+      <w:proofErr w:type="spellStart"/>
+      <w:r>
+        <w:t>self.type</w:t>
+      </w:r>
+      <w:proofErr w:type="spellEnd"/>
+      <w:r>
+        <w:t xml:space="preserve"> = ""</w:t>
+      </w:r>
+    </w:p>
+    <w:p>
+      <w:r>
+        <w:t xml:space="preserve">        </w:t>
+      </w:r>
+      <w:proofErr w:type="spellStart"/>
+      <w:r>
+        <w:t>self.source</w:t>
+      </w:r>
+      <w:proofErr w:type="spellEnd"/>
+      <w:r>
+        <w:t xml:space="preserve"> = ""</w:t>
+      </w:r>
+    </w:p>
+    <w:p>
+      <w:r>
+        <w:t xml:space="preserve">        </w:t>
+      </w:r>
+      <w:proofErr w:type="spellStart"/>
+      <w:r>
+        <w:t>self.sample_rate</w:t>
+      </w:r>
+      <w:proofErr w:type="spellEnd"/>
+      <w:r>
+        <w:t xml:space="preserve"> = 0</w:t>
+      </w:r>
+    </w:p>
+    <w:p>
+      <w:r>
+        <w:t xml:space="preserve">        </w:t>
+      </w:r>
+      <w:proofErr w:type="spellStart"/>
+      <w:r>
+        <w:t>self.duration</w:t>
+      </w:r>
+      <w:proofErr w:type="spellEnd"/>
+      <w:r>
+        <w:t xml:space="preserve"> = 0.0</w:t>
+      </w:r>
+    </w:p>
+    <w:p>
+      <w:r>
+        <w:t xml:space="preserve">        </w:t>
+      </w:r>
+      <w:proofErr w:type="spellStart"/>
+      <w:r>
+        <w:t>self.timestamp</w:t>
+      </w:r>
+      <w:proofErr w:type="spellEnd"/>
+      <w:r>
+        <w:t xml:space="preserve"> = ""</w:t>
+      </w:r>
+    </w:p>
+    <w:p>
+      <w:r>
+        <w:t xml:space="preserve">        </w:t>
+      </w:r>
+      <w:proofErr w:type="spellStart"/>
+      <w:r>
+        <w:t>self.samples</w:t>
+      </w:r>
+      <w:proofErr w:type="spellEnd"/>
+      <w:r>
+        <w:t xml:space="preserve"> = []</w:t>
+      </w:r>
+    </w:p>
+    <w:p>
+      <w:r>
+        <w:t xml:space="preserve">        self.t = []</w:t>
+      </w:r>
+    </w:p>
+    <w:p/>
+    <w:p>
+      <w:r>
+        <w:t xml:space="preserve">    </w:t>
+      </w:r>
+      <w:proofErr w:type="spellStart"/>
+      <w:r>
+        <w:t>def</w:t>
+      </w:r>
+      <w:proofErr w:type="spellEnd"/>
+      <w:r>
+        <w:t xml:space="preserve"> </w:t>
+      </w:r>
+      <w:proofErr w:type="spellStart"/>
+      <w:r>
+        <w:t>acquisition_signal</w:t>
+      </w:r>
+      <w:proofErr w:type="spellEnd"/>
+      <w:r>
+        <w:t xml:space="preserve">(self, </w:t>
+      </w:r>
+      <w:proofErr w:type="spellStart"/>
+      <w:r>
+        <w:t>filename</w:t>
+      </w:r>
+      <w:proofErr w:type="spellEnd"/>
+      <w:r>
+        <w:t>):</w:t>
+      </w:r>
+    </w:p>
+    <w:p>
+      <w:r>
+        <w:t xml:space="preserve">        """</w:t>
+      </w:r>
+    </w:p>
+    <w:p>
+      <w:r>
+        <w:t xml:space="preserve">        Lit le fichier CSV spécifié et extrait les données du signal.</w:t>
+      </w:r>
+    </w:p>
+    <w:p/>
+    <w:p>
+      <w:r>
+        <w:t xml:space="preserve">        Extrait la première colonne pour le temps et la deuxième pour</w:t>
+      </w:r>
+    </w:p>
+    <w:p>
+      <w:r>
+        <w:t xml:space="preserve">        les données, puis remplit les attributs internes `t` et `</w:t>
+      </w:r>
+      <w:proofErr w:type="spellStart"/>
+      <w:r>
+        <w:t>samples</w:t>
+      </w:r>
+      <w:proofErr w:type="spellEnd"/>
+      <w:r>
+        <w:t>`.</w:t>
+      </w:r>
+    </w:p>
+    <w:p/>
+    <w:p>
+      <w:r>
+        <w:t xml:space="preserve">        Args:</w:t>
+      </w:r>
+    </w:p>
+    <w:p>
+      <w:r>
+        <w:t xml:space="preserve">            </w:t>
+      </w:r>
+      <w:proofErr w:type="spellStart"/>
+      <w:r>
+        <w:t>filename</w:t>
+      </w:r>
+      <w:proofErr w:type="spellEnd"/>
+      <w:r>
+        <w:t xml:space="preserve"> (</w:t>
+      </w:r>
+      <w:proofErr w:type="spellStart"/>
+      <w:r>
+        <w:t>str</w:t>
+      </w:r>
+      <w:proofErr w:type="spellEnd"/>
+      <w:r>
+        <w:t>): Le chemin d'accès complet au fichier CSV.</w:t>
+      </w:r>
+    </w:p>
+    <w:p>
+      <w:r>
+        <w:t xml:space="preserve">        """</w:t>
+      </w:r>
+    </w:p>
+    <w:p>
+      <w:r>
+        <w:t xml:space="preserve">        self.t = []</w:t>
+      </w:r>
+    </w:p>
+    <w:p>
+      <w:r>
+        <w:t xml:space="preserve">        </w:t>
+      </w:r>
+      <w:proofErr w:type="spellStart"/>
+      <w:r>
+        <w:t>self.samples</w:t>
+      </w:r>
+      <w:proofErr w:type="spellEnd"/>
+      <w:r>
+        <w:t xml:space="preserve"> = []</w:t>
+      </w:r>
+    </w:p>
+    <w:p/>
+    <w:p>
+      <w:r>
+        <w:t xml:space="preserve">        </w:t>
+      </w:r>
+      <w:proofErr w:type="spellStart"/>
+      <w:r>
+        <w:t>with</w:t>
+      </w:r>
+      <w:proofErr w:type="spellEnd"/>
+      <w:r>
+        <w:t xml:space="preserve"> open(</w:t>
+      </w:r>
+      <w:proofErr w:type="spellStart"/>
+      <w:r>
+        <w:t>filename</w:t>
+      </w:r>
+      <w:proofErr w:type="spellEnd"/>
+      <w:r>
+        <w:t xml:space="preserve">, "r", </w:t>
+      </w:r>
+      <w:proofErr w:type="spellStart"/>
+      <w:r>
+        <w:t>encoding</w:t>
+      </w:r>
+      <w:proofErr w:type="spellEnd"/>
+      <w:r>
+        <w:t>="utf-8") as f:</w:t>
+      </w:r>
+    </w:p>
+    <w:p>
+      <w:r>
+        <w:t xml:space="preserve">            </w:t>
+      </w:r>
+      <w:proofErr w:type="spellStart"/>
+      <w:r>
+        <w:t>next</w:t>
+      </w:r>
+      <w:proofErr w:type="spellEnd"/>
+      <w:r>
+        <w:t>(f)  # Saute la ligne des en-têtes</w:t>
+      </w:r>
+    </w:p>
+    <w:p>
+      <w:r>
+        <w:t xml:space="preserve">            for ligne in f:</w:t>
+      </w:r>
+    </w:p>
+    <w:p>
+      <w:r>
+        <w:t xml:space="preserve">                ligne = </w:t>
+      </w:r>
+      <w:proofErr w:type="spellStart"/>
+      <w:r>
+        <w:t>ligne.strip</w:t>
+      </w:r>
+      <w:proofErr w:type="spellEnd"/>
+      <w:r>
+        <w:t>()</w:t>
+      </w:r>
+    </w:p>
+    <w:p>
+      <w:r>
+        <w:t xml:space="preserve">                if not ligne:</w:t>
+      </w:r>
+    </w:p>
+    <w:p>
+      <w:r>
+        <w:t xml:space="preserve">                    continue</w:t>
+      </w:r>
+    </w:p>
+    <w:p>
+      <w:r>
+        <w:t xml:space="preserve">                valeurs = </w:t>
+      </w:r>
+      <w:proofErr w:type="spellStart"/>
+      <w:r>
+        <w:t>ligne.split</w:t>
+      </w:r>
+      <w:proofErr w:type="spellEnd"/>
+      <w:r>
+        <w:t>(",")</w:t>
+      </w:r>
+    </w:p>
+    <w:p/>
+    <w:p>
+      <w:r>
+        <w:t xml:space="preserve">                </w:t>
+      </w:r>
+      <w:proofErr w:type="spellStart"/>
+      <w:r>
+        <w:t>self.t.append</w:t>
+      </w:r>
+      <w:proofErr w:type="spellEnd"/>
+      <w:r>
+        <w:t>(</w:t>
+      </w:r>
+      <w:proofErr w:type="spellStart"/>
+      <w:r>
+        <w:t>float</w:t>
+      </w:r>
+      <w:proofErr w:type="spellEnd"/>
+      <w:r>
+        <w:t>(valeurs[0]))</w:t>
+      </w:r>
+    </w:p>
+    <w:p>
+      <w:r>
+        <w:t xml:space="preserve">                </w:t>
+      </w:r>
+      <w:proofErr w:type="spellStart"/>
+      <w:r>
+        <w:t>self.samples.append</w:t>
+      </w:r>
+      <w:proofErr w:type="spellEnd"/>
+      <w:r>
+        <w:t>(</w:t>
+      </w:r>
+      <w:proofErr w:type="spellStart"/>
+      <w:r>
+        <w:t>float</w:t>
+      </w:r>
+      <w:proofErr w:type="spellEnd"/>
+      <w:r>
+        <w:t>(valeurs[1]))</w:t>
+      </w:r>
+    </w:p>
+    <w:p/>
+    <w:p>
+      <w:r>
+        <w:t xml:space="preserve">    </w:t>
+      </w:r>
+      <w:proofErr w:type="spellStart"/>
+      <w:r>
+        <w:t>def</w:t>
+      </w:r>
+      <w:proofErr w:type="spellEnd"/>
+      <w:r>
+        <w:t xml:space="preserve"> </w:t>
+      </w:r>
+      <w:proofErr w:type="spellStart"/>
+      <w:r>
+        <w:t>traitement_signal</w:t>
+      </w:r>
+      <w:proofErr w:type="spellEnd"/>
+      <w:r>
+        <w:t>(self):</w:t>
+      </w:r>
+    </w:p>
+    <w:p>
+      <w:r>
+        <w:t xml:space="preserve">        """</w:t>
+      </w:r>
+    </w:p>
+    <w:p>
+      <w:r>
+        <w:t xml:space="preserve">        Calcule la fréquence, la durée et formate les données.</w:t>
+      </w:r>
+    </w:p>
+    <w:p/>
+    <w:p>
+      <w:r>
+        <w:t xml:space="preserve">        Les valeurs temporelles et les échantillons sont arrondis à</w:t>
+      </w:r>
+    </w:p>
+    <w:p>
+      <w:r>
+        <w:t xml:space="preserve">        4 décimales pour un export propre. Génère également l'horodatage.</w:t>
+      </w:r>
+    </w:p>
+    <w:p>
+      <w:r>
+        <w:lastRenderedPageBreak/>
+        <w:t xml:space="preserve">        """</w:t>
+      </w:r>
+    </w:p>
+    <w:p>
+      <w:r>
+        <w:t xml:space="preserve">        if </w:t>
+      </w:r>
+      <w:proofErr w:type="spellStart"/>
+      <w:r>
+        <w:t>len</w:t>
+      </w:r>
+      <w:proofErr w:type="spellEnd"/>
+      <w:r>
+        <w:t>(self.t) &gt;= 2:</w:t>
+      </w:r>
+    </w:p>
+    <w:p>
+      <w:r>
+        <w:t xml:space="preserve">            </w:t>
+      </w:r>
+      <w:proofErr w:type="spellStart"/>
+      <w:r>
+        <w:t>dt</w:t>
+      </w:r>
+      <w:proofErr w:type="spellEnd"/>
+      <w:r>
+        <w:t xml:space="preserve"> = self.t[1] - self.t[0]</w:t>
+      </w:r>
+    </w:p>
+    <w:p>
+      <w:r>
+        <w:t xml:space="preserve">            </w:t>
+      </w:r>
+      <w:proofErr w:type="spellStart"/>
+      <w:r>
+        <w:t>self.sample_rate</w:t>
+      </w:r>
+      <w:proofErr w:type="spellEnd"/>
+      <w:r>
+        <w:t xml:space="preserve"> = round(1.0 / </w:t>
+      </w:r>
+      <w:proofErr w:type="spellStart"/>
+      <w:r>
+        <w:t>dt</w:t>
+      </w:r>
+      <w:proofErr w:type="spellEnd"/>
+      <w:r>
+        <w:t>)</w:t>
+      </w:r>
+    </w:p>
+    <w:p>
+      <w:r>
+        <w:t xml:space="preserve">            </w:t>
+      </w:r>
+      <w:proofErr w:type="spellStart"/>
+      <w:r>
+        <w:t>self.duration</w:t>
+      </w:r>
+      <w:proofErr w:type="spellEnd"/>
+      <w:r>
+        <w:t xml:space="preserve"> = round(self.t[-1] - self.t[0], 4)</w:t>
+      </w:r>
+    </w:p>
+    <w:p>
+      <w:r>
+        <w:t xml:space="preserve">        </w:t>
+      </w:r>
+      <w:proofErr w:type="spellStart"/>
+      <w:r>
+        <w:t>else</w:t>
+      </w:r>
+      <w:proofErr w:type="spellEnd"/>
+      <w:r>
+        <w:t>:</w:t>
+      </w:r>
+    </w:p>
+    <w:p>
+      <w:r>
+        <w:t xml:space="preserve">            </w:t>
+      </w:r>
+      <w:proofErr w:type="spellStart"/>
+      <w:r>
+        <w:t>self.sample_rate</w:t>
+      </w:r>
+      <w:proofErr w:type="spellEnd"/>
+      <w:r>
+        <w:t xml:space="preserve"> = 0</w:t>
+      </w:r>
+    </w:p>
+    <w:p>
+      <w:r>
+        <w:t xml:space="preserve">            </w:t>
+      </w:r>
+      <w:proofErr w:type="spellStart"/>
+      <w:r>
+        <w:t>self.duration</w:t>
+      </w:r>
+      <w:proofErr w:type="spellEnd"/>
+      <w:r>
+        <w:t xml:space="preserve"> = 0</w:t>
+      </w:r>
+    </w:p>
+    <w:p/>
+    <w:p>
+      <w:r>
+        <w:t xml:space="preserve">        # Arrondi à 4 décimales via liste en compréhension</w:t>
+      </w:r>
+    </w:p>
+    <w:p>
+      <w:r>
+        <w:t xml:space="preserve">        self.t = [round(temps, 4) for temps in self.t]</w:t>
+      </w:r>
+    </w:p>
+    <w:p>
+      <w:r>
+        <w:t xml:space="preserve">        </w:t>
+      </w:r>
+      <w:proofErr w:type="spellStart"/>
+      <w:r>
+        <w:t>self.samples</w:t>
+      </w:r>
+      <w:proofErr w:type="spellEnd"/>
+      <w:r>
+        <w:t xml:space="preserve"> = [round(valeur, 4) for valeur in </w:t>
+      </w:r>
+      <w:proofErr w:type="spellStart"/>
+      <w:r>
+        <w:t>self.samples</w:t>
+      </w:r>
+      <w:proofErr w:type="spellEnd"/>
+      <w:r>
+        <w:t>]</w:t>
+      </w:r>
+    </w:p>
+    <w:p/>
+    <w:p>
+      <w:r>
+        <w:t xml:space="preserve">        </w:t>
+      </w:r>
+      <w:proofErr w:type="spellStart"/>
+      <w:r>
+        <w:t>self.timestamp</w:t>
+      </w:r>
+      <w:proofErr w:type="spellEnd"/>
+      <w:r>
+        <w:t xml:space="preserve"> = </w:t>
+      </w:r>
+      <w:proofErr w:type="spellStart"/>
+      <w:r>
+        <w:t>datetime.now</w:t>
+      </w:r>
+      <w:proofErr w:type="spellEnd"/>
+      <w:r>
+        <w:t>().replace(</w:t>
+      </w:r>
+      <w:proofErr w:type="spellStart"/>
+      <w:r>
+        <w:t>microsecond</w:t>
+      </w:r>
+      <w:proofErr w:type="spellEnd"/>
+      <w:r>
+        <w:t>=0).</w:t>
+      </w:r>
+      <w:proofErr w:type="spellStart"/>
+      <w:r>
+        <w:t>isoformat</w:t>
+      </w:r>
+      <w:proofErr w:type="spellEnd"/>
+      <w:r>
+        <w:t>()</w:t>
+      </w:r>
+    </w:p>
+    <w:p/>
+    <w:p>
+      <w:r>
+        <w:t xml:space="preserve">    </w:t>
+      </w:r>
+      <w:proofErr w:type="spellStart"/>
+      <w:r>
+        <w:t>def</w:t>
+      </w:r>
+      <w:proofErr w:type="spellEnd"/>
+      <w:r>
+        <w:t xml:space="preserve"> </w:t>
+      </w:r>
+      <w:proofErr w:type="spellStart"/>
+      <w:r>
+        <w:t>ask_user_inputs</w:t>
+      </w:r>
+      <w:proofErr w:type="spellEnd"/>
+      <w:r>
+        <w:t>(self):</w:t>
+      </w:r>
+    </w:p>
+    <w:p>
+      <w:r>
+        <w:t xml:space="preserve">        """Demande à l'utilisateur de renseigner le type et la source."""</w:t>
+      </w:r>
+    </w:p>
+    <w:p>
+      <w:r>
+        <w:t xml:space="preserve">        </w:t>
+      </w:r>
+      <w:proofErr w:type="spellStart"/>
+      <w:r>
+        <w:t>self.type</w:t>
+      </w:r>
+      <w:proofErr w:type="spellEnd"/>
+      <w:r>
+        <w:t xml:space="preserve"> = input("Enter signal type (ex: Audio): ")</w:t>
+      </w:r>
+    </w:p>
+    <w:p>
+      <w:r>
+        <w:t xml:space="preserve">        </w:t>
+      </w:r>
+      <w:proofErr w:type="spellStart"/>
+      <w:r>
+        <w:t>self.source</w:t>
+      </w:r>
+      <w:proofErr w:type="spellEnd"/>
+      <w:r>
+        <w:t xml:space="preserve"> = input("Enter signal source (ex: Micro): ")</w:t>
+      </w:r>
+    </w:p>
+    <w:p/>
+    <w:p>
+      <w:r>
+        <w:t xml:space="preserve">    </w:t>
+      </w:r>
+      <w:proofErr w:type="spellStart"/>
+      <w:r>
+        <w:t>def</w:t>
+      </w:r>
+      <w:proofErr w:type="spellEnd"/>
+      <w:r>
+        <w:t xml:space="preserve"> </w:t>
+      </w:r>
+      <w:proofErr w:type="spellStart"/>
+      <w:r>
+        <w:t>export_to_csv</w:t>
+      </w:r>
+      <w:proofErr w:type="spellEnd"/>
+      <w:r>
+        <w:t xml:space="preserve">(self, </w:t>
+      </w:r>
+      <w:proofErr w:type="spellStart"/>
+      <w:r>
+        <w:t>filename</w:t>
+      </w:r>
+      <w:proofErr w:type="spellEnd"/>
+      <w:r>
+        <w:t>="Output_GroupeA.csv"):</w:t>
+      </w:r>
+    </w:p>
+    <w:p>
+      <w:r>
+        <w:t xml:space="preserve">        """</w:t>
+      </w:r>
+    </w:p>
+    <w:p>
+      <w:r>
+        <w:t xml:space="preserve">        Sauvegarde les données du signal dans un fichier CSV.</w:t>
+      </w:r>
+    </w:p>
+    <w:p/>
+    <w:p>
+      <w:r>
+        <w:t xml:space="preserve">        Args:</w:t>
+      </w:r>
+    </w:p>
+    <w:p>
+      <w:r>
+        <w:t xml:space="preserve">            </w:t>
+      </w:r>
+      <w:proofErr w:type="spellStart"/>
+      <w:r>
+        <w:t>filename</w:t>
+      </w:r>
+      <w:proofErr w:type="spellEnd"/>
+      <w:r>
+        <w:t xml:space="preserve"> (</w:t>
+      </w:r>
+      <w:proofErr w:type="spellStart"/>
+      <w:r>
+        <w:t>str</w:t>
+      </w:r>
+      <w:proofErr w:type="spellEnd"/>
+      <w:r>
+        <w:t>): Nom du fichier de sortie. Par défaut</w:t>
+      </w:r>
+    </w:p>
+    <w:p>
+      <w:r>
+        <w:t xml:space="preserve">                'Output_GroupeA.csv'.</w:t>
+      </w:r>
+    </w:p>
+    <w:p>
+      <w:r>
+        <w:t xml:space="preserve">        """</w:t>
+      </w:r>
+    </w:p>
+    <w:p>
+      <w:r>
+        <w:t xml:space="preserve">        data = []</w:t>
+      </w:r>
+    </w:p>
+    <w:p/>
+    <w:p>
+      <w:r>
+        <w:t xml:space="preserve">        for index, value in </w:t>
+      </w:r>
+      <w:proofErr w:type="spellStart"/>
+      <w:r>
+        <w:t>enumerate</w:t>
+      </w:r>
+      <w:proofErr w:type="spellEnd"/>
+      <w:r>
+        <w:t>(</w:t>
+      </w:r>
+      <w:proofErr w:type="spellStart"/>
+      <w:r>
+        <w:t>self.samples</w:t>
+      </w:r>
+      <w:proofErr w:type="spellEnd"/>
+      <w:r>
+        <w:t>):</w:t>
+      </w:r>
+    </w:p>
+    <w:p>
+      <w:r>
+        <w:lastRenderedPageBreak/>
+        <w:t xml:space="preserve">            </w:t>
+      </w:r>
+      <w:proofErr w:type="spellStart"/>
+      <w:r>
+        <w:t>data.append</w:t>
+      </w:r>
+      <w:proofErr w:type="spellEnd"/>
+      <w:r>
+        <w:t>(</w:t>
+      </w:r>
+    </w:p>
+    <w:p>
+      <w:r>
+        <w:t xml:space="preserve">                {</w:t>
+      </w:r>
+    </w:p>
+    <w:p>
+      <w:r>
+        <w:t xml:space="preserve">                    "timestamp": </w:t>
+      </w:r>
+      <w:proofErr w:type="spellStart"/>
+      <w:r>
+        <w:t>self.timestamp</w:t>
+      </w:r>
+      <w:proofErr w:type="spellEnd"/>
+      <w:r>
+        <w:t>,</w:t>
+      </w:r>
+    </w:p>
+    <w:p>
+      <w:r>
+        <w:t xml:space="preserve">                    "type": </w:t>
+      </w:r>
+      <w:proofErr w:type="spellStart"/>
+      <w:r>
+        <w:t>self.type</w:t>
+      </w:r>
+      <w:proofErr w:type="spellEnd"/>
+      <w:r>
+        <w:t>,</w:t>
+      </w:r>
+    </w:p>
+    <w:p>
+      <w:r>
+        <w:t xml:space="preserve">                    "source": </w:t>
+      </w:r>
+      <w:proofErr w:type="spellStart"/>
+      <w:r>
+        <w:t>self.source</w:t>
+      </w:r>
+      <w:proofErr w:type="spellEnd"/>
+      <w:r>
+        <w:t>,</w:t>
+      </w:r>
+    </w:p>
+    <w:p>
+      <w:r>
+        <w:t xml:space="preserve">                    "</w:t>
+      </w:r>
+      <w:proofErr w:type="spellStart"/>
+      <w:r>
+        <w:t>sample_rate</w:t>
+      </w:r>
+      <w:proofErr w:type="spellEnd"/>
+      <w:r>
+        <w:t xml:space="preserve">": </w:t>
+      </w:r>
+      <w:proofErr w:type="spellStart"/>
+      <w:r>
+        <w:t>self.sample_rate</w:t>
+      </w:r>
+      <w:proofErr w:type="spellEnd"/>
+      <w:r>
+        <w:t>,</w:t>
+      </w:r>
+    </w:p>
+    <w:p>
+      <w:r>
+        <w:t xml:space="preserve">                    "duration": </w:t>
+      </w:r>
+      <w:proofErr w:type="spellStart"/>
+      <w:r>
+        <w:t>self.duration</w:t>
+      </w:r>
+      <w:proofErr w:type="spellEnd"/>
+      <w:r>
+        <w:t>,</w:t>
+      </w:r>
+    </w:p>
+    <w:p>
+      <w:r>
+        <w:t xml:space="preserve">                    "</w:t>
+      </w:r>
+      <w:proofErr w:type="spellStart"/>
+      <w:r>
+        <w:t>sample_index</w:t>
+      </w:r>
+      <w:proofErr w:type="spellEnd"/>
+      <w:r>
+        <w:t>": index,</w:t>
+      </w:r>
+    </w:p>
+    <w:p>
+      <w:r>
+        <w:t xml:space="preserve">                    "time": self.t[index],</w:t>
+      </w:r>
+    </w:p>
+    <w:p>
+      <w:r>
+        <w:t xml:space="preserve">                    "</w:t>
+      </w:r>
+      <w:proofErr w:type="spellStart"/>
+      <w:r>
+        <w:t>samples</w:t>
+      </w:r>
+      <w:proofErr w:type="spellEnd"/>
+      <w:r>
+        <w:t>": value</w:t>
+      </w:r>
+    </w:p>
+    <w:p>
+      <w:r>
+        <w:t xml:space="preserve">                }</w:t>
+      </w:r>
+    </w:p>
+    <w:p>
+      <w:r>
+        <w:t xml:space="preserve">            )</w:t>
+      </w:r>
+    </w:p>
+    <w:p/>
+    <w:p>
+      <w:r>
+        <w:t xml:space="preserve">        </w:t>
+      </w:r>
+      <w:proofErr w:type="spellStart"/>
+      <w:r>
+        <w:t>dataframe</w:t>
+      </w:r>
+      <w:proofErr w:type="spellEnd"/>
+      <w:r>
+        <w:t xml:space="preserve"> = </w:t>
+      </w:r>
+      <w:proofErr w:type="spellStart"/>
+      <w:r>
+        <w:t>pd.DataFrame</w:t>
+      </w:r>
+      <w:proofErr w:type="spellEnd"/>
+      <w:r>
+        <w:t>(data)</w:t>
+      </w:r>
+    </w:p>
+    <w:p>
+      <w:r>
+        <w:t xml:space="preserve">        </w:t>
+      </w:r>
+      <w:proofErr w:type="spellStart"/>
+      <w:r>
+        <w:t>dataframe.to_csv</w:t>
+      </w:r>
+      <w:proofErr w:type="spellEnd"/>
+      <w:r>
+        <w:t>(</w:t>
+      </w:r>
+      <w:proofErr w:type="spellStart"/>
+      <w:r>
+        <w:t>filename</w:t>
+      </w:r>
+      <w:proofErr w:type="spellEnd"/>
+      <w:r>
+        <w:t>, index=False)</w:t>
+      </w:r>
+    </w:p>
+    <w:p>
+      <w:r>
+        <w:t xml:space="preserve">        </w:t>
+      </w:r>
+      <w:proofErr w:type="spellStart"/>
+      <w:r>
+        <w:t>print</w:t>
+      </w:r>
+      <w:proofErr w:type="spellEnd"/>
+      <w:r>
+        <w:t>(f"\</w:t>
+      </w:r>
+      <w:proofErr w:type="spellStart"/>
+      <w:r>
+        <w:t>nFichier</w:t>
+      </w:r>
+      <w:proofErr w:type="spellEnd"/>
+      <w:r>
+        <w:t xml:space="preserve"> sauvegardé avec succès : {</w:t>
+      </w:r>
+      <w:proofErr w:type="spellStart"/>
+      <w:r>
+        <w:t>filename</w:t>
+      </w:r>
+      <w:proofErr w:type="spellEnd"/>
+      <w:r>
+        <w:t>}")</w:t>
+      </w:r>
+    </w:p>
+    <w:p/>
+    <w:p>
+      <w:r>
+        <w:t xml:space="preserve">    </w:t>
+      </w:r>
+      <w:proofErr w:type="spellStart"/>
+      <w:r>
+        <w:t>def</w:t>
+      </w:r>
+      <w:proofErr w:type="spellEnd"/>
+      <w:r>
+        <w:t xml:space="preserve"> run(self, </w:t>
+      </w:r>
+      <w:proofErr w:type="spellStart"/>
+      <w:r>
+        <w:t>filename</w:t>
+      </w:r>
+      <w:proofErr w:type="spellEnd"/>
+      <w:r>
+        <w:t>):</w:t>
+      </w:r>
+    </w:p>
+    <w:p>
+      <w:r>
+        <w:t xml:space="preserve">        """</w:t>
+      </w:r>
+    </w:p>
+    <w:p>
+      <w:r>
+        <w:t xml:space="preserve">        Exécute la séquence complète d'acquisition et de traitement.</w:t>
+      </w:r>
+    </w:p>
+    <w:p/>
+    <w:p>
+      <w:r>
+        <w:t xml:space="preserve">        Args:</w:t>
+      </w:r>
+    </w:p>
+    <w:p>
+      <w:r>
+        <w:t xml:space="preserve">            </w:t>
+      </w:r>
+      <w:proofErr w:type="spellStart"/>
+      <w:r>
+        <w:t>filename</w:t>
+      </w:r>
+      <w:proofErr w:type="spellEnd"/>
+      <w:r>
+        <w:t xml:space="preserve"> (</w:t>
+      </w:r>
+      <w:proofErr w:type="spellStart"/>
+      <w:r>
+        <w:t>str</w:t>
+      </w:r>
+      <w:proofErr w:type="spellEnd"/>
+      <w:r>
+        <w:t>): Le chemin d'accès au fichier CSV à analyser.</w:t>
+      </w:r>
+    </w:p>
+    <w:p>
+      <w:r>
+        <w:t xml:space="preserve">        """</w:t>
+      </w:r>
+    </w:p>
+    <w:p>
+      <w:r>
+        <w:t xml:space="preserve">        </w:t>
+      </w:r>
+      <w:proofErr w:type="spellStart"/>
+      <w:r>
+        <w:t>print</w:t>
+      </w:r>
+      <w:proofErr w:type="spellEnd"/>
+      <w:r>
+        <w:t>("=== ACQUISITION ET TRAITEMENT DU SIGNAL ===\n")</w:t>
+      </w:r>
+    </w:p>
+    <w:p/>
+    <w:p>
+      <w:r>
+        <w:t xml:space="preserve">        </w:t>
+      </w:r>
+      <w:proofErr w:type="spellStart"/>
+      <w:r>
+        <w:t>self.acquisition_signal</w:t>
+      </w:r>
+      <w:proofErr w:type="spellEnd"/>
+      <w:r>
+        <w:t>(</w:t>
+      </w:r>
+      <w:proofErr w:type="spellStart"/>
+      <w:r>
+        <w:t>filename</w:t>
+      </w:r>
+      <w:proofErr w:type="spellEnd"/>
+      <w:r>
+        <w:t>)</w:t>
+      </w:r>
+    </w:p>
+    <w:p>
+      <w:r>
+        <w:t xml:space="preserve">        </w:t>
+      </w:r>
+      <w:proofErr w:type="spellStart"/>
+      <w:r>
+        <w:t>self.traitement_signal</w:t>
+      </w:r>
+      <w:proofErr w:type="spellEnd"/>
+      <w:r>
+        <w:t>()</w:t>
+      </w:r>
+    </w:p>
+    <w:p>
+      <w:r>
+        <w:t xml:space="preserve">        </w:t>
+      </w:r>
+      <w:proofErr w:type="spellStart"/>
+      <w:r>
+        <w:t>self.ask_user_inputs</w:t>
+      </w:r>
+      <w:proofErr w:type="spellEnd"/>
+      <w:r>
+        <w:t>()</w:t>
+      </w:r>
+    </w:p>
+    <w:p>
+      <w:r>
+        <w:t xml:space="preserve">        </w:t>
+      </w:r>
+      <w:proofErr w:type="spellStart"/>
+      <w:r>
+        <w:t>self.export_to_csv</w:t>
+      </w:r>
+      <w:proofErr w:type="spellEnd"/>
+      <w:r>
+        <w:t>()</w:t>
+      </w:r>
+    </w:p>
+    <w:p/>
+    <w:p/>
+    <w:p>
+      <w:r>
+        <w:t># ==========================================</w:t>
+      </w:r>
+    </w:p>
+    <w:p>
+      <w:r>
+        <w:t># Tests et Exécution</w:t>
+      </w:r>
+    </w:p>
+    <w:p>
+      <w:r>
+        <w:t># ==========================================</w:t>
+      </w:r>
+    </w:p>
+    <w:p>
+      <w:r>
+        <w:t>if __</w:t>
+      </w:r>
+      <w:proofErr w:type="spellStart"/>
+      <w:r>
+        <w:t>name</w:t>
+      </w:r>
+      <w:proofErr w:type="spellEnd"/>
+      <w:r>
+        <w:t>__ == "__main__":</w:t>
+      </w:r>
+    </w:p>
+    <w:p>
+      <w:r>
+        <w:t xml:space="preserve">    # Nom et localisation du fichier à lire</w:t>
+      </w:r>
+    </w:p>
+    <w:p>
+      <w:r>
+        <w:t xml:space="preserve">    </w:t>
+      </w:r>
+      <w:proofErr w:type="spellStart"/>
+      <w:r>
+        <w:t>nom_fichier</w:t>
+      </w:r>
+      <w:proofErr w:type="spellEnd"/>
+      <w:r>
+        <w:t xml:space="preserve"> = "U:\\Projet_prog\\Test\\m2_2025-2026\\Fichier_entree.csv"</w:t>
+      </w:r>
+    </w:p>
+    <w:p/>
+    <w:p>
+      <w:r>
+        <w:t xml:space="preserve">    # On crée une instance de la classe</w:t>
+      </w:r>
+    </w:p>
+    <w:p>
+      <w:r>
+        <w:t xml:space="preserve">    </w:t>
+      </w:r>
+      <w:proofErr w:type="spellStart"/>
+      <w:r>
+        <w:t>mon_signal</w:t>
+      </w:r>
+      <w:proofErr w:type="spellEnd"/>
+      <w:r>
+        <w:t xml:space="preserve"> = </w:t>
+      </w:r>
+      <w:proofErr w:type="spellStart"/>
+      <w:r>
+        <w:t>MonSignalGrpA</w:t>
+      </w:r>
+      <w:proofErr w:type="spellEnd"/>
+      <w:r>
+        <w:t>()</w:t>
+      </w:r>
+    </w:p>
+    <w:p/>
+    <w:p>
+      <w:r>
+        <w:t xml:space="preserve">    # On lance le programme</w:t>
+      </w:r>
+    </w:p>
+    <w:p>
+      <w:r>
+        <w:t xml:space="preserve">    </w:t>
+      </w:r>
+      <w:proofErr w:type="spellStart"/>
+      <w:r>
+        <w:t>mon_signal.run</w:t>
+      </w:r>
+      <w:proofErr w:type="spellEnd"/>
+      <w:r>
+        <w:t>(</w:t>
+      </w:r>
+      <w:proofErr w:type="spellStart"/>
+      <w:r>
+        <w:t>nom_fichier</w:t>
+      </w:r>
+      <w:proofErr w:type="spellEnd"/>
+      <w:r>
+        <w:t>)</w:t>
+      </w:r>
+    </w:p>
+    <w:p/>
+    <w:p>
+      <w:r>
+        <w:t xml:space="preserve">    # Affichage de vérification</w:t>
+      </w:r>
+    </w:p>
+    <w:p>
+      <w:r>
+        <w:t xml:space="preserve">    </w:t>
+      </w:r>
+      <w:proofErr w:type="spellStart"/>
+      <w:r>
+        <w:t>print</w:t>
+      </w:r>
+      <w:proofErr w:type="spellEnd"/>
+      <w:r>
+        <w:t>("\n--- PROPRIÉTÉS DU SIGNAL ---")</w:t>
+      </w:r>
+    </w:p>
+    <w:p>
+      <w:r>
+        <w:t xml:space="preserve">    </w:t>
+      </w:r>
+      <w:proofErr w:type="spellStart"/>
+      <w:r>
+        <w:t>print</w:t>
+      </w:r>
+      <w:proofErr w:type="spellEnd"/>
+      <w:r>
+        <w:t>(</w:t>
+      </w:r>
+      <w:proofErr w:type="spellStart"/>
+      <w:r>
+        <w:t>f"Type</w:t>
+      </w:r>
+      <w:proofErr w:type="spellEnd"/>
+      <w:r>
+        <w:t xml:space="preserve"> : {</w:t>
+      </w:r>
+      <w:proofErr w:type="spellStart"/>
+      <w:r>
+        <w:t>mon_signal.type</w:t>
+      </w:r>
+      <w:proofErr w:type="spellEnd"/>
+      <w:r>
+        <w:t>}")</w:t>
+      </w:r>
+    </w:p>
+    <w:p>
+      <w:r>
+        <w:t xml:space="preserve">    </w:t>
+      </w:r>
+      <w:proofErr w:type="spellStart"/>
+      <w:r>
+        <w:t>print</w:t>
+      </w:r>
+      <w:proofErr w:type="spellEnd"/>
+      <w:r>
+        <w:t>(</w:t>
+      </w:r>
+      <w:proofErr w:type="spellStart"/>
+      <w:r>
+        <w:t>f"Source</w:t>
+      </w:r>
+      <w:proofErr w:type="spellEnd"/>
+      <w:r>
+        <w:t xml:space="preserve"> : {</w:t>
+      </w:r>
+      <w:proofErr w:type="spellStart"/>
+      <w:r>
+        <w:t>mon_signal.source</w:t>
+      </w:r>
+      <w:proofErr w:type="spellEnd"/>
+      <w:r>
+        <w:t>}")</w:t>
+      </w:r>
+    </w:p>
+    <w:p>
+      <w:r>
+        <w:t xml:space="preserve">    </w:t>
+      </w:r>
+      <w:proofErr w:type="spellStart"/>
+      <w:r>
+        <w:t>print</w:t>
+      </w:r>
+      <w:proofErr w:type="spellEnd"/>
+      <w:r>
+        <w:t>(</w:t>
+      </w:r>
+      <w:proofErr w:type="spellStart"/>
+      <w:r>
+        <w:t>f"Taux</w:t>
+      </w:r>
+      <w:proofErr w:type="spellEnd"/>
+      <w:r>
+        <w:t xml:space="preserve"> d'échantillonnage : {</w:t>
+      </w:r>
+      <w:proofErr w:type="spellStart"/>
+      <w:r>
+        <w:t>mon_signal.sample_rate</w:t>
+      </w:r>
+      <w:proofErr w:type="spellEnd"/>
+      <w:r>
+        <w:t>} Hz")</w:t>
+      </w:r>
+    </w:p>
+    <w:p>
+      <w:r>
+        <w:t xml:space="preserve">    </w:t>
+      </w:r>
+      <w:proofErr w:type="spellStart"/>
+      <w:r>
+        <w:t>print</w:t>
+      </w:r>
+      <w:proofErr w:type="spellEnd"/>
+      <w:r>
+        <w:t>(</w:t>
+      </w:r>
+      <w:proofErr w:type="spellStart"/>
+      <w:r>
+        <w:t>f"Durée</w:t>
+      </w:r>
+      <w:proofErr w:type="spellEnd"/>
+      <w:r>
+        <w:t xml:space="preserve"> du signal : {</w:t>
+      </w:r>
+      <w:proofErr w:type="spellStart"/>
+      <w:r>
+        <w:t>mon_signal.duration</w:t>
+      </w:r>
+      <w:proofErr w:type="spellEnd"/>
+      <w:r>
+        <w:t>} s")</w:t>
+      </w:r>
+    </w:p>
+    <w:p>
+      <w:r>
+        <w:t xml:space="preserve">    </w:t>
+      </w:r>
+      <w:proofErr w:type="spellStart"/>
+      <w:r>
+        <w:t>print</w:t>
+      </w:r>
+      <w:proofErr w:type="spellEnd"/>
+      <w:r>
+        <w:t>(</w:t>
+      </w:r>
+      <w:proofErr w:type="spellStart"/>
+      <w:r>
+        <w:t>f"Timestamp</w:t>
+      </w:r>
+      <w:proofErr w:type="spellEnd"/>
+      <w:r>
+        <w:t xml:space="preserve"> : {</w:t>
+      </w:r>
+      <w:proofErr w:type="spellStart"/>
+      <w:r>
+        <w:t>mon_signal.timestamp</w:t>
+      </w:r>
+      <w:proofErr w:type="spellEnd"/>
+      <w:r>
+        <w:t>}")</w:t>
+      </w:r>
+    </w:p>
+    <w:p>
+      <w:r>
+        <w:t xml:space="preserve">    </w:t>
+      </w:r>
+      <w:proofErr w:type="spellStart"/>
+      <w:r>
+        <w:t>print</w:t>
+      </w:r>
+      <w:proofErr w:type="spellEnd"/>
+      <w:r>
+        <w:t>(</w:t>
+      </w:r>
+      <w:proofErr w:type="spellStart"/>
+      <w:r>
+        <w:t>f"Nombre</w:t>
+      </w:r>
+      <w:proofErr w:type="spellEnd"/>
+      <w:r>
+        <w:t xml:space="preserve"> d'échantillons : {</w:t>
+      </w:r>
+      <w:proofErr w:type="spellStart"/>
+      <w:r>
+        <w:t>len</w:t>
+      </w:r>
+      <w:proofErr w:type="spellEnd"/>
+      <w:r>
+        <w:t>(</w:t>
+      </w:r>
+      <w:proofErr w:type="spellStart"/>
+      <w:r>
+        <w:t>mon_signal.samples</w:t>
+      </w:r>
+      <w:proofErr w:type="spellEnd"/>
+      <w:r>
+        <w:t>)}")</w:t>
+      </w:r>
+    </w:p>
+    <w:p>
+      <w:r>
+        <w:t xml:space="preserve">    </w:t>
+      </w:r>
+      <w:proofErr w:type="spellStart"/>
+      <w:r>
+        <w:t>print</w:t>
+      </w:r>
+      <w:proofErr w:type="spellEnd"/>
+      <w:r>
+        <w:t>(</w:t>
+      </w:r>
+      <w:proofErr w:type="spellStart"/>
+      <w:r>
+        <w:t>f"Aperçu</w:t>
+      </w:r>
+      <w:proofErr w:type="spellEnd"/>
+      <w:r>
+        <w:t xml:space="preserve"> des 5 premiers temps : {mon_signal.t[:5]}")</w:t>
+      </w:r>
+    </w:p>
+    <w:p>
+      <w:r>
+        <w:t xml:space="preserve">    </w:t>
+      </w:r>
+      <w:proofErr w:type="spellStart"/>
+      <w:r>
+        <w:t>print</w:t>
+      </w:r>
+      <w:proofErr w:type="spellEnd"/>
+      <w:r>
+        <w:t>(</w:t>
+      </w:r>
+      <w:proofErr w:type="spellStart"/>
+      <w:r>
+        <w:t>f"Aperçu</w:t>
+      </w:r>
+      <w:proofErr w:type="spellEnd"/>
+      <w:r>
+        <w:t xml:space="preserve"> des 5 premiers </w:t>
+      </w:r>
+      <w:proofErr w:type="spellStart"/>
+      <w:r>
+        <w:t>samples</w:t>
+      </w:r>
+      <w:proofErr w:type="spellEnd"/>
+      <w:r>
+        <w:t xml:space="preserve"> : {</w:t>
+      </w:r>
+      <w:proofErr w:type="spellStart"/>
+      <w:r>
+        <w:t>mon_signal.samples</w:t>
+      </w:r>
+      <w:proofErr w:type="spellEnd"/>
+      <w:r>
+        <w:t>[:5]}") »</w:t>
+      </w:r>
+    </w:p>
+    <w:p/>
+    <w:p>
+      <w:r>
+        <w:br w:type="page"/>
+      </w:r>
+    </w:p>
+    <w:p>
+      <w:r>
+        <w:rPr>
+          <w:highlight w:val="green"/>
+        </w:rPr>
+        <w:lastRenderedPageBreak/>
+        <w:t>[2026-0</w:t>
+      </w:r>
+      <w:r>
+        <w:rPr>
+          <w:highlight w:val="green"/>
+        </w:rPr>
+        <w:t>6</w:t>
+      </w:r>
+      <w:r>
+        <w:rPr>
+          <w:highlight w:val="green"/>
+        </w:rPr>
+        <w:t>-1</w:t>
+      </w:r>
+      <w:r>
+        <w:rPr>
+          <w:highlight w:val="green"/>
+        </w:rPr>
+        <w:t>6</w:t>
+      </w:r>
+      <w:r>
+        <w:rPr>
+          <w:highlight w:val="green"/>
+        </w:rPr>
+        <w:t xml:space="preserve"> </w:t>
+      </w:r>
+      <w:proofErr w:type="gramStart"/>
+      <w:r>
+        <w:rPr>
+          <w:highlight w:val="green"/>
+        </w:rPr>
+        <w:t>1</w:t>
+      </w:r>
+      <w:r>
+        <w:rPr>
+          <w:highlight w:val="green"/>
+        </w:rPr>
+        <w:t>4</w:t>
+      </w:r>
+      <w:r>
+        <w:rPr>
+          <w:highlight w:val="green"/>
+        </w:rPr>
+        <w:t>:</w:t>
+      </w:r>
+      <w:proofErr w:type="gramEnd"/>
+      <w:r>
+        <w:rPr>
+          <w:highlight w:val="green"/>
+        </w:rPr>
+        <w:t>19</w:t>
+      </w:r>
+      <w:r>
+        <w:rPr>
+          <w:highlight w:val="green"/>
+        </w:rPr>
+        <w:t>]</w:t>
+      </w:r>
+    </w:p>
+    <w:p>
+      <w:r>
+        <w:rPr>
+          <w:b/>
+          <w:bCs/>
+        </w:rPr>
+        <w:t>Prompt</w:t>
+      </w:r>
+      <w:r>
+        <w:rPr>
+          <w:b/>
+          <w:bCs/>
+        </w:rPr>
+        <w:t xml:space="preserve"> </w:t>
+      </w:r>
+      <w:r>
+        <w:rPr>
+          <w:b/>
+          <w:bCs/>
+        </w:rPr>
+        <w:t>:</w:t>
+      </w:r>
+      <w:r>
+        <w:t xml:space="preserve"> "</w:t>
+      </w:r>
+    </w:p>
+    <w:p>
+      <w:r>
+        <w:t>»</w:t>
+      </w:r>
+    </w:p>
+    <w:p/>
+    <w:p>
+      <w:proofErr w:type="spellStart"/>
+      <w:r>
+        <w:rPr>
+          <w:b/>
+          <w:bCs/>
+        </w:rPr>
+        <w:t>Tokens</w:t>
+      </w:r>
+      <w:proofErr w:type="spellEnd"/>
+      <w:r>
+        <w:rPr>
+          <w:b/>
+          <w:bCs/>
+        </w:rPr>
+        <w:t xml:space="preserve"> :</w:t>
+      </w:r>
+      <w:r>
+        <w:t xml:space="preserve"> </w:t>
+      </w:r>
+    </w:p>
+    <w:p>
+      <w:r>
+        <w:rPr>
+          <w:b/>
+          <w:bCs/>
+        </w:rPr>
+        <w:t>Réponse :</w:t>
+      </w:r>
+      <w:r>
+        <w:t xml:space="preserve"> </w:t>
+      </w:r>
+      <w:proofErr w:type="gramStart"/>
+      <w:r>
+        <w:t>«  »</w:t>
+      </w:r>
+      <w:proofErr w:type="gramEnd"/>
+    </w:p>
+    <w:p/>
+    <w:p/>
     <w:sectPr>
       <w:pgSz w:w="11906" w:h="16838"/>
       <w:pgMar w:top="1417" w:right="1417" w:bottom="1417" w:left="1417" w:header="708" w:footer="708" w:gutter="0"/>
